--- a/documentation/SOP/DOCX_v11/SOP_Next_Obs_Daily_Batch.docx
+++ b/documentation/SOP/DOCX_v11/SOP_Next_Obs_Daily_Batch.docx
@@ -17,7 +17,7 @@
         <mc:AlternateContent>
           <mc:Choice Requires="wps">
             <w:drawing>
-              <wp:anchor distT="0" distB="0" distL="114300" distR="114300" simplePos="0" relativeHeight="251662337" behindDoc="0" locked="0" layoutInCell="1" allowOverlap="1" wp14:anchorId="6BB4FEDC" wp14:editId="19A23895">
+              <wp:anchor distT="0" distB="0" distL="114300" distR="114300" simplePos="0" relativeHeight="251662337" behindDoc="0" locked="0" layoutInCell="1" allowOverlap="1" wp14:anchorId="0CE84385" wp14:editId="45730FB8">
                 <wp:simplePos x="0" y="0"/>
                 <wp:positionH relativeFrom="column">
                   <wp:posOffset>-914400</wp:posOffset>
@@ -53,6 +53,7 @@
                             <w:pPr>
                               <w:jc w:val="center"/>
                             </w:pPr>
+                            <w:proofErr w:type="gramStart"/>
                             <w:r>
                               <w:rPr>
                                 <w:rFonts w:ascii="Poppins ExtraBold" w:hAnsi="Poppins ExtraBold" w:cs="Poppins ExtraBold"/>
@@ -60,6 +61,7 @@
                               </w:rPr>
                               <w:t>TLP:AMBER</w:t>
                             </w:r>
+                            <w:proofErr w:type="gramEnd"/>
                           </w:p>
                         </w:txbxContent>
                       </wps:txbx>
@@ -117,7 +119,7 @@
           <w:sz w:val="56"/>
         </w:rPr>
         <w:drawing>
-          <wp:anchor distT="0" distB="0" distL="114300" distR="114300" simplePos="0" relativeHeight="251658241" behindDoc="0" locked="0" layoutInCell="1" allowOverlap="1" wp14:anchorId="7F616CF0" wp14:editId="579D37F6">
+          <wp:anchor distT="0" distB="0" distL="114300" distR="114300" simplePos="0" relativeHeight="251658241" behindDoc="0" locked="0" layoutInCell="1" allowOverlap="1" wp14:anchorId="6A2EEDD8" wp14:editId="256755CE">
             <wp:simplePos x="0" y="0"/>
             <wp:positionH relativeFrom="margin">
               <wp:posOffset>0</wp:posOffset>
@@ -192,7 +194,7 @@
         <mc:AlternateContent>
           <mc:Choice Requires="wps">
             <w:drawing>
-              <wp:anchor distT="0" distB="0" distL="114300" distR="114300" simplePos="0" relativeHeight="251658240" behindDoc="1" locked="1" layoutInCell="1" allowOverlap="1" wp14:anchorId="4578AD1C" wp14:editId="4195F5B8">
+              <wp:anchor distT="0" distB="0" distL="114300" distR="114300" simplePos="0" relativeHeight="251658240" behindDoc="1" locked="1" layoutInCell="1" allowOverlap="1" wp14:anchorId="08538D9D" wp14:editId="086C8858">
                 <wp:simplePos x="0" y="0"/>
                 <wp:positionH relativeFrom="page">
                   <wp:posOffset>0</wp:posOffset>
@@ -308,7 +310,7 @@
           <w:szCs w:val="56"/>
         </w:rPr>
         <w:drawing>
-          <wp:anchor distT="0" distB="0" distL="114300" distR="114300" simplePos="0" relativeHeight="251660289" behindDoc="0" locked="0" layoutInCell="1" allowOverlap="1" wp14:anchorId="310078EC" wp14:editId="7A2BD0D8">
+          <wp:anchor distT="0" distB="0" distL="114300" distR="114300" simplePos="0" relativeHeight="251660289" behindDoc="0" locked="0" layoutInCell="1" allowOverlap="1" wp14:anchorId="46B7564F" wp14:editId="0276F356">
             <wp:simplePos x="0" y="0"/>
             <wp:positionH relativeFrom="column">
               <wp:posOffset>104774</wp:posOffset>
@@ -401,7 +403,7 @@
         <mc:AlternateContent>
           <mc:Choice Requires="wps">
             <w:drawing>
-              <wp:anchor distT="0" distB="0" distL="114300" distR="114300" simplePos="0" relativeHeight="251661313" behindDoc="0" locked="0" layoutInCell="1" allowOverlap="1" wp14:anchorId="7DF7E9DF" wp14:editId="2AD41682">
+              <wp:anchor distT="0" distB="0" distL="114300" distR="114300" simplePos="0" relativeHeight="251661313" behindDoc="0" locked="0" layoutInCell="1" allowOverlap="1" wp14:anchorId="2861ED88" wp14:editId="4FE2323B">
                 <wp:simplePos x="0" y="0"/>
                 <wp:positionH relativeFrom="column">
                   <wp:posOffset>0</wp:posOffset>
@@ -560,8 +562,6 @@
       </w:pPr>
       <w:r>
         <w:t>Version 1.0</w:t>
-      </w:r>
-      <w:r>
         <w:br/>
         <w:t>April 2026</w:t>
       </w:r>
@@ -603,7 +603,491 @@
             <w:t>ts</w:t>
           </w:r>
         </w:p>
-        <w:p/>
+        <w:p>
+          <w:pPr>
+            <w:pStyle w:val="TOC2"/>
+            <w:rPr>
+              <w:rFonts w:asciiTheme="minorHAnsi" w:eastAsiaTheme="minorEastAsia" w:hAnsiTheme="minorHAnsi" w:cstheme="minorBidi"/>
+              <w:b w:val="0"/>
+              <w:i w:val="0"/>
+              <w:iCs w:val="0"/>
+              <w:noProof/>
+              <w:color w:val="auto"/>
+              <w:kern w:val="2"/>
+              <w:sz w:val="24"/>
+              <w:szCs w:val="24"/>
+              <w14:ligatures w14:val="standardContextual"/>
+            </w:rPr>
+          </w:pPr>
+          <w:r>
+            <w:rPr>
+              <w:rFonts w:ascii="Nirmala UI" w:hAnsi="Nirmala UI" w:cs="Nirmala UI"/>
+              <w:i w:val="0"/>
+              <w:iCs w:val="0"/>
+            </w:rPr>
+            <w:fldChar w:fldCharType="begin"/>
+          </w:r>
+          <w:r>
+            <w:rPr>
+              <w:rFonts w:ascii="Nirmala UI" w:hAnsi="Nirmala UI" w:cs="Nirmala UI"/>
+              <w:i w:val="0"/>
+              <w:iCs w:val="0"/>
+            </w:rPr>
+            <w:instrText xml:space="preserve"> TOC \o "1-3" \h \z \u </w:instrText>
+          </w:r>
+          <w:r>
+            <w:rPr>
+              <w:rFonts w:ascii="Nirmala UI" w:hAnsi="Nirmala UI" w:cs="Nirmala UI"/>
+              <w:i w:val="0"/>
+              <w:iCs w:val="0"/>
+            </w:rPr>
+            <w:fldChar w:fldCharType="separate"/>
+          </w:r>
+          <w:hyperlink w:anchor="_Toc225922823" w:history="1">
+            <w:r>
+              <w:rPr>
+                <w:rStyle w:val="Hyperlink"/>
+                <w:rFonts w:ascii="Nirmala UI" w:hAnsi="Nirmala UI" w:cs="Nirmala UI"/>
+                <w:noProof/>
+              </w:rPr>
+              <w:t>Purpose</w:t>
+            </w:r>
+            <w:r>
+              <w:rPr>
+                <w:noProof/>
+                <w:webHidden/>
+              </w:rPr>
+              <w:tab/>
+            </w:r>
+            <w:r>
+              <w:rPr>
+                <w:noProof/>
+                <w:webHidden/>
+              </w:rPr>
+              <w:fldChar w:fldCharType="begin"/>
+            </w:r>
+            <w:r>
+              <w:rPr>
+                <w:noProof/>
+                <w:webHidden/>
+              </w:rPr>
+              <w:instrText xml:space="preserve"> PAGEREF _Toc225922823 \h </w:instrText>
+            </w:r>
+            <w:r>
+              <w:rPr>
+                <w:noProof/>
+                <w:webHidden/>
+              </w:rPr>
+            </w:r>
+            <w:r>
+              <w:rPr>
+                <w:noProof/>
+                <w:webHidden/>
+              </w:rPr>
+              <w:fldChar w:fldCharType="separate"/>
+            </w:r>
+            <w:r>
+              <w:rPr>
+                <w:noProof/>
+                <w:webHidden/>
+              </w:rPr>
+              <w:t>3</w:t>
+            </w:r>
+            <w:r>
+              <w:rPr>
+                <w:noProof/>
+                <w:webHidden/>
+              </w:rPr>
+              <w:fldChar w:fldCharType="end"/>
+            </w:r>
+          </w:hyperlink>
+        </w:p>
+        <w:p>
+          <w:pPr>
+            <w:pStyle w:val="TOC2"/>
+            <w:rPr>
+              <w:rFonts w:asciiTheme="minorHAnsi" w:eastAsiaTheme="minorEastAsia" w:hAnsiTheme="minorHAnsi" w:cstheme="minorBidi"/>
+              <w:b w:val="0"/>
+              <w:i w:val="0"/>
+              <w:iCs w:val="0"/>
+              <w:noProof/>
+              <w:color w:val="auto"/>
+              <w:kern w:val="2"/>
+              <w:sz w:val="24"/>
+              <w:szCs w:val="24"/>
+              <w14:ligatures w14:val="standardContextual"/>
+            </w:rPr>
+          </w:pPr>
+          <w:hyperlink w:anchor="_Toc225922824" w:history="1">
+            <w:r>
+              <w:rPr>
+                <w:rStyle w:val="Hyperlink"/>
+                <w:rFonts w:ascii="Nirmala UI" w:hAnsi="Nirmala UI" w:cs="Nirmala UI"/>
+                <w:noProof/>
+              </w:rPr>
+              <w:t>Phase 1: Production and Initial Review</w:t>
+            </w:r>
+            <w:r>
+              <w:rPr>
+                <w:noProof/>
+                <w:webHidden/>
+              </w:rPr>
+              <w:tab/>
+            </w:r>
+            <w:r>
+              <w:rPr>
+                <w:noProof/>
+                <w:webHidden/>
+              </w:rPr>
+              <w:fldChar w:fldCharType="begin"/>
+            </w:r>
+            <w:r>
+              <w:rPr>
+                <w:noProof/>
+                <w:webHidden/>
+              </w:rPr>
+              <w:instrText xml:space="preserve"> PAGEREF _Toc225922824 \h </w:instrText>
+            </w:r>
+            <w:r>
+              <w:rPr>
+                <w:noProof/>
+                <w:webHidden/>
+              </w:rPr>
+            </w:r>
+            <w:r>
+              <w:rPr>
+                <w:noProof/>
+                <w:webHidden/>
+              </w:rPr>
+              <w:fldChar w:fldCharType="separate"/>
+            </w:r>
+            <w:r>
+              <w:rPr>
+                <w:noProof/>
+                <w:webHidden/>
+              </w:rPr>
+              <w:t>3</w:t>
+            </w:r>
+            <w:r>
+              <w:rPr>
+                <w:noProof/>
+                <w:webHidden/>
+              </w:rPr>
+              <w:fldChar w:fldCharType="end"/>
+            </w:r>
+          </w:hyperlink>
+        </w:p>
+        <w:p>
+          <w:pPr>
+            <w:pStyle w:val="TOC2"/>
+            <w:rPr>
+              <w:rFonts w:asciiTheme="minorHAnsi" w:eastAsiaTheme="minorEastAsia" w:hAnsiTheme="minorHAnsi" w:cstheme="minorBidi"/>
+              <w:b w:val="0"/>
+              <w:i w:val="0"/>
+              <w:iCs w:val="0"/>
+              <w:noProof/>
+              <w:color w:val="auto"/>
+              <w:kern w:val="2"/>
+              <w:sz w:val="24"/>
+              <w:szCs w:val="24"/>
+              <w14:ligatures w14:val="standardContextual"/>
+            </w:rPr>
+          </w:pPr>
+          <w:hyperlink w:anchor="_Toc225922825" w:history="1">
+            <w:r>
+              <w:rPr>
+                <w:rStyle w:val="Hyperlink"/>
+                <w:rFonts w:ascii="Nirmala UI" w:hAnsi="Nirmala UI" w:cs="Nirmala UI"/>
+                <w:noProof/>
+              </w:rPr>
+              <w:t>Phase 2: Finalization and Conversion</w:t>
+            </w:r>
+            <w:r>
+              <w:rPr>
+                <w:noProof/>
+                <w:webHidden/>
+              </w:rPr>
+              <w:tab/>
+            </w:r>
+            <w:r>
+              <w:rPr>
+                <w:noProof/>
+                <w:webHidden/>
+              </w:rPr>
+              <w:fldChar w:fldCharType="begin"/>
+            </w:r>
+            <w:r>
+              <w:rPr>
+                <w:noProof/>
+                <w:webHidden/>
+              </w:rPr>
+              <w:instrText xml:space="preserve"> PAGEREF _Toc225922825 \h </w:instrText>
+            </w:r>
+            <w:r>
+              <w:rPr>
+                <w:noProof/>
+                <w:webHidden/>
+              </w:rPr>
+            </w:r>
+            <w:r>
+              <w:rPr>
+                <w:noProof/>
+                <w:webHidden/>
+              </w:rPr>
+              <w:fldChar w:fldCharType="separate"/>
+            </w:r>
+            <w:r>
+              <w:rPr>
+                <w:noProof/>
+                <w:webHidden/>
+              </w:rPr>
+              <w:t>3</w:t>
+            </w:r>
+            <w:r>
+              <w:rPr>
+                <w:noProof/>
+                <w:webHidden/>
+              </w:rPr>
+              <w:fldChar w:fldCharType="end"/>
+            </w:r>
+          </w:hyperlink>
+        </w:p>
+        <w:p>
+          <w:pPr>
+            <w:pStyle w:val="TOC2"/>
+            <w:rPr>
+              <w:rFonts w:asciiTheme="minorHAnsi" w:eastAsiaTheme="minorEastAsia" w:hAnsiTheme="minorHAnsi" w:cstheme="minorBidi"/>
+              <w:b w:val="0"/>
+              <w:i w:val="0"/>
+              <w:iCs w:val="0"/>
+              <w:noProof/>
+              <w:color w:val="auto"/>
+              <w:kern w:val="2"/>
+              <w:sz w:val="24"/>
+              <w:szCs w:val="24"/>
+              <w14:ligatures w14:val="standardContextual"/>
+            </w:rPr>
+          </w:pPr>
+          <w:hyperlink w:anchor="_Toc225922826" w:history="1">
+            <w:r>
+              <w:rPr>
+                <w:rStyle w:val="Hyperlink"/>
+                <w:rFonts w:ascii="Nirmala UI" w:hAnsi="Nirmala UI" w:cs="Nirmala UI"/>
+                <w:noProof/>
+              </w:rPr>
+              <w:t>Phase 3: Peer Review and Email Distribution</w:t>
+            </w:r>
+            <w:r>
+              <w:rPr>
+                <w:noProof/>
+                <w:webHidden/>
+              </w:rPr>
+              <w:tab/>
+            </w:r>
+            <w:r>
+              <w:rPr>
+                <w:noProof/>
+                <w:webHidden/>
+              </w:rPr>
+              <w:fldChar w:fldCharType="begin"/>
+            </w:r>
+            <w:r>
+              <w:rPr>
+                <w:noProof/>
+                <w:webHidden/>
+              </w:rPr>
+              <w:instrText xml:space="preserve"> PAGEREF _Toc225922826 \h </w:instrText>
+            </w:r>
+            <w:r>
+              <w:rPr>
+                <w:noProof/>
+                <w:webHidden/>
+              </w:rPr>
+            </w:r>
+            <w:r>
+              <w:rPr>
+                <w:noProof/>
+                <w:webHidden/>
+              </w:rPr>
+              <w:fldChar w:fldCharType="separate"/>
+            </w:r>
+            <w:r>
+              <w:rPr>
+                <w:noProof/>
+                <w:webHidden/>
+              </w:rPr>
+              <w:t>3</w:t>
+            </w:r>
+            <w:r>
+              <w:rPr>
+                <w:noProof/>
+                <w:webHidden/>
+              </w:rPr>
+              <w:fldChar w:fldCharType="end"/>
+            </w:r>
+          </w:hyperlink>
+        </w:p>
+        <w:p>
+          <w:pPr>
+            <w:pStyle w:val="TOC2"/>
+            <w:rPr>
+              <w:rFonts w:asciiTheme="minorHAnsi" w:eastAsiaTheme="minorEastAsia" w:hAnsiTheme="minorHAnsi" w:cstheme="minorBidi"/>
+              <w:b w:val="0"/>
+              <w:i w:val="0"/>
+              <w:iCs w:val="0"/>
+              <w:noProof/>
+              <w:color w:val="auto"/>
+              <w:kern w:val="2"/>
+              <w:sz w:val="24"/>
+              <w:szCs w:val="24"/>
+              <w14:ligatures w14:val="standardContextual"/>
+            </w:rPr>
+          </w:pPr>
+          <w:hyperlink w:anchor="_Toc225922827" w:history="1">
+            <w:r>
+              <w:rPr>
+                <w:rStyle w:val="Hyperlink"/>
+                <w:rFonts w:ascii="Nirmala UI" w:hAnsi="Nirmala UI" w:cs="Nirmala UI"/>
+                <w:noProof/>
+              </w:rPr>
+              <w:t>Maintenance: Master Recipient List</w:t>
+            </w:r>
+            <w:r>
+              <w:rPr>
+                <w:noProof/>
+                <w:webHidden/>
+              </w:rPr>
+              <w:tab/>
+            </w:r>
+            <w:r>
+              <w:rPr>
+                <w:noProof/>
+                <w:webHidden/>
+              </w:rPr>
+              <w:fldChar w:fldCharType="begin"/>
+            </w:r>
+            <w:r>
+              <w:rPr>
+                <w:noProof/>
+                <w:webHidden/>
+              </w:rPr>
+              <w:instrText xml:space="preserve"> PAGEREF _Toc225922827 \h </w:instrText>
+            </w:r>
+            <w:r>
+              <w:rPr>
+                <w:noProof/>
+                <w:webHidden/>
+              </w:rPr>
+            </w:r>
+            <w:r>
+              <w:rPr>
+                <w:noProof/>
+                <w:webHidden/>
+              </w:rPr>
+              <w:fldChar w:fldCharType="separate"/>
+            </w:r>
+            <w:r>
+              <w:rPr>
+                <w:noProof/>
+                <w:webHidden/>
+              </w:rPr>
+              <w:t>5</w:t>
+            </w:r>
+            <w:r>
+              <w:rPr>
+                <w:noProof/>
+                <w:webHidden/>
+              </w:rPr>
+              <w:fldChar w:fldCharType="end"/>
+            </w:r>
+          </w:hyperlink>
+        </w:p>
+        <w:p>
+          <w:pPr>
+            <w:pStyle w:val="TOC2"/>
+            <w:rPr>
+              <w:rFonts w:asciiTheme="minorHAnsi" w:eastAsiaTheme="minorEastAsia" w:hAnsiTheme="minorHAnsi" w:cstheme="minorBidi"/>
+              <w:b w:val="0"/>
+              <w:i w:val="0"/>
+              <w:iCs w:val="0"/>
+              <w:noProof/>
+              <w:color w:val="auto"/>
+              <w:kern w:val="2"/>
+              <w:sz w:val="24"/>
+              <w:szCs w:val="24"/>
+              <w14:ligatures w14:val="standardContextual"/>
+            </w:rPr>
+          </w:pPr>
+          <w:hyperlink w:anchor="_Toc225922828" w:history="1">
+            <w:r>
+              <w:rPr>
+                <w:rStyle w:val="Hyperlink"/>
+                <w:rFonts w:ascii="Nirmala UI" w:hAnsi="Nirmala UI" w:cs="Nirmala UI"/>
+                <w:noProof/>
+              </w:rPr>
+              <w:t>Overview of Steps, Requirements, and Responsible Party</w:t>
+            </w:r>
+            <w:r>
+              <w:rPr>
+                <w:noProof/>
+                <w:webHidden/>
+              </w:rPr>
+              <w:tab/>
+            </w:r>
+            <w:r>
+              <w:rPr>
+                <w:noProof/>
+                <w:webHidden/>
+              </w:rPr>
+              <w:fldChar w:fldCharType="begin"/>
+            </w:r>
+            <w:r>
+              <w:rPr>
+                <w:noProof/>
+                <w:webHidden/>
+              </w:rPr>
+              <w:instrText xml:space="preserve"> PAGEREF _Toc225922828 \h </w:instrText>
+            </w:r>
+            <w:r>
+              <w:rPr>
+                <w:noProof/>
+                <w:webHidden/>
+              </w:rPr>
+            </w:r>
+            <w:r>
+              <w:rPr>
+                <w:noProof/>
+                <w:webHidden/>
+              </w:rPr>
+              <w:fldChar w:fldCharType="separate"/>
+            </w:r>
+            <w:r>
+              <w:rPr>
+                <w:noProof/>
+                <w:webHidden/>
+              </w:rPr>
+              <w:t>5</w:t>
+            </w:r>
+            <w:r>
+              <w:rPr>
+                <w:noProof/>
+                <w:webHidden/>
+              </w:rPr>
+              <w:fldChar w:fldCharType="end"/>
+            </w:r>
+          </w:hyperlink>
+        </w:p>
+        <w:p>
+          <w:r>
+            <w:rPr>
+              <w:rFonts w:ascii="Nirmala UI" w:hAnsi="Nirmala UI" w:cs="Nirmala UI"/>
+              <w:b/>
+              <w:bCs/>
+              <w:noProof/>
+            </w:rPr>
+            <w:fldChar w:fldCharType="end"/>
+          </w:r>
+        </w:p>
       </w:sdtContent>
     </w:sdt>
     <w:p>
@@ -615,1289 +1099,23 @@
       <w:pPr>
         <w:pStyle w:val="Heading1"/>
       </w:pPr>
-      <w:bookmarkStart w:id="0" w:name="_Toc228189942"/>
-      <w:r>
-        <w:lastRenderedPageBreak/>
+      <w:r>
         <w:t>Table of Contents</w:t>
       </w:r>
-      <w:bookmarkEnd w:id="0"/>
-    </w:p>
-    <w:p>
-      <w:pPr>
-        <w:pStyle w:val="TOC1"/>
-        <w:rPr>
-          <w:rFonts w:asciiTheme="minorHAnsi" w:eastAsiaTheme="minorEastAsia" w:hAnsiTheme="minorHAnsi" w:cstheme="minorBidi"/>
-          <w:b w:val="0"/>
-          <w:noProof/>
-          <w:color w:val="auto"/>
-          <w:kern w:val="2"/>
-          <w:sz w:val="24"/>
-          <w:szCs w:val="24"/>
-          <w14:ligatures w14:val="standardContextual"/>
-        </w:rPr>
-      </w:pPr>
+    </w:p>
+    <w:p>
       <w:r>
         <w:fldChar w:fldCharType="begin"/>
       </w:r>
       <w:r>
-        <w:instrText>TOC \o "1-3" \h \z \u</w:instrText>
+        <w:instrText xml:space="preserve">TOC \o "1-3" \h \z \u</w:instrText>
       </w:r>
       <w:r>
         <w:fldChar w:fldCharType="separate"/>
       </w:r>
-      <w:hyperlink w:anchor="_Toc228189942" w:history="1">
-        <w:r>
-          <w:rPr>
-            <w:rStyle w:val="Hyperlink"/>
-            <w:noProof/>
-          </w:rPr>
-          <w:t>Table of Contents</w:t>
-        </w:r>
-        <w:r>
-          <w:rPr>
-            <w:noProof/>
-            <w:webHidden/>
-          </w:rPr>
-          <w:tab/>
-        </w:r>
-        <w:r>
-          <w:rPr>
-            <w:noProof/>
-            <w:webHidden/>
-          </w:rPr>
-          <w:fldChar w:fldCharType="begin"/>
-        </w:r>
-        <w:r>
-          <w:rPr>
-            <w:noProof/>
-            <w:webHidden/>
-          </w:rPr>
-          <w:instrText xml:space="preserve"> PAGEREF _Toc228189942 \h </w:instrText>
-        </w:r>
-        <w:r>
-          <w:rPr>
-            <w:noProof/>
-            <w:webHidden/>
-          </w:rPr>
-        </w:r>
-        <w:r>
-          <w:rPr>
-            <w:noProof/>
-            <w:webHidden/>
-          </w:rPr>
-          <w:fldChar w:fldCharType="separate"/>
-        </w:r>
-        <w:r>
-          <w:rPr>
-            <w:noProof/>
-            <w:webHidden/>
-          </w:rPr>
-          <w:t>2</w:t>
-        </w:r>
-        <w:r>
-          <w:rPr>
-            <w:noProof/>
-            <w:webHidden/>
-          </w:rPr>
-          <w:fldChar w:fldCharType="end"/>
-        </w:r>
-      </w:hyperlink>
-    </w:p>
-    <w:p>
-      <w:pPr>
-        <w:pStyle w:val="TOC2"/>
-        <w:rPr>
-          <w:rFonts w:asciiTheme="minorHAnsi" w:eastAsiaTheme="minorEastAsia" w:hAnsiTheme="minorHAnsi" w:cstheme="minorBidi"/>
-          <w:b w:val="0"/>
-          <w:i w:val="0"/>
-          <w:iCs w:val="0"/>
-          <w:noProof/>
-          <w:color w:val="auto"/>
-          <w:kern w:val="2"/>
-          <w:sz w:val="24"/>
-          <w:szCs w:val="24"/>
-          <w14:ligatures w14:val="standardContextual"/>
-        </w:rPr>
-      </w:pPr>
-      <w:hyperlink w:anchor="_Toc228189943" w:history="1">
-        <w:r>
-          <w:rPr>
-            <w:rStyle w:val="Hyperlink"/>
-            <w:noProof/>
-          </w:rPr>
-          <w:t>1. Purpose</w:t>
-        </w:r>
-        <w:r>
-          <w:rPr>
-            <w:noProof/>
-            <w:webHidden/>
-          </w:rPr>
-          <w:tab/>
-        </w:r>
-        <w:r>
-          <w:rPr>
-            <w:noProof/>
-            <w:webHidden/>
-          </w:rPr>
-          <w:fldChar w:fldCharType="begin"/>
-        </w:r>
-        <w:r>
-          <w:rPr>
-            <w:noProof/>
-            <w:webHidden/>
-          </w:rPr>
-          <w:instrText xml:space="preserve"> PAGEREF _Toc228189943 \h </w:instrText>
-        </w:r>
-        <w:r>
-          <w:rPr>
-            <w:noProof/>
-            <w:webHidden/>
-          </w:rPr>
-        </w:r>
-        <w:r>
-          <w:rPr>
-            <w:noProof/>
-            <w:webHidden/>
-          </w:rPr>
-          <w:fldChar w:fldCharType="separate"/>
-        </w:r>
-        <w:r>
-          <w:rPr>
-            <w:noProof/>
-            <w:webHidden/>
-          </w:rPr>
-          <w:t>3</w:t>
-        </w:r>
-        <w:r>
-          <w:rPr>
-            <w:noProof/>
-            <w:webHidden/>
-          </w:rPr>
-          <w:fldChar w:fldCharType="end"/>
-        </w:r>
-      </w:hyperlink>
-    </w:p>
-    <w:p>
-      <w:pPr>
-        <w:pStyle w:val="TOC2"/>
-        <w:rPr>
-          <w:rFonts w:asciiTheme="minorHAnsi" w:eastAsiaTheme="minorEastAsia" w:hAnsiTheme="minorHAnsi" w:cstheme="minorBidi"/>
-          <w:b w:val="0"/>
-          <w:i w:val="0"/>
-          <w:iCs w:val="0"/>
-          <w:noProof/>
-          <w:color w:val="auto"/>
-          <w:kern w:val="2"/>
-          <w:sz w:val="24"/>
-          <w:szCs w:val="24"/>
-          <w14:ligatures w14:val="standardContextual"/>
-        </w:rPr>
-      </w:pPr>
-      <w:hyperlink w:anchor="_Toc228189944" w:history="1">
-        <w:r>
-          <w:rPr>
-            <w:rStyle w:val="Hyperlink"/>
-            <w:noProof/>
-          </w:rPr>
-          <w:t>2. Scope</w:t>
-        </w:r>
-        <w:r>
-          <w:rPr>
-            <w:noProof/>
-            <w:webHidden/>
-          </w:rPr>
-          <w:tab/>
-        </w:r>
-        <w:r>
-          <w:rPr>
-            <w:noProof/>
-            <w:webHidden/>
-          </w:rPr>
-          <w:fldChar w:fldCharType="begin"/>
-        </w:r>
-        <w:r>
-          <w:rPr>
-            <w:noProof/>
-            <w:webHidden/>
-          </w:rPr>
-          <w:instrText xml:space="preserve"> PAGEREF _Toc228189944 \h </w:instrText>
-        </w:r>
-        <w:r>
-          <w:rPr>
-            <w:noProof/>
-            <w:webHidden/>
-          </w:rPr>
-        </w:r>
-        <w:r>
-          <w:rPr>
-            <w:noProof/>
-            <w:webHidden/>
-          </w:rPr>
-          <w:fldChar w:fldCharType="separate"/>
-        </w:r>
-        <w:r>
-          <w:rPr>
-            <w:noProof/>
-            <w:webHidden/>
-          </w:rPr>
-          <w:t>3</w:t>
-        </w:r>
-        <w:r>
-          <w:rPr>
-            <w:noProof/>
-            <w:webHidden/>
-          </w:rPr>
-          <w:fldChar w:fldCharType="end"/>
-        </w:r>
-      </w:hyperlink>
-    </w:p>
-    <w:p>
-      <w:pPr>
-        <w:pStyle w:val="TOC2"/>
-        <w:rPr>
-          <w:rFonts w:asciiTheme="minorHAnsi" w:eastAsiaTheme="minorEastAsia" w:hAnsiTheme="minorHAnsi" w:cstheme="minorBidi"/>
-          <w:b w:val="0"/>
-          <w:i w:val="0"/>
-          <w:iCs w:val="0"/>
-          <w:noProof/>
-          <w:color w:val="auto"/>
-          <w:kern w:val="2"/>
-          <w:sz w:val="24"/>
-          <w:szCs w:val="24"/>
-          <w14:ligatures w14:val="standardContextual"/>
-        </w:rPr>
-      </w:pPr>
-      <w:hyperlink w:anchor="_Toc228189945" w:history="1">
-        <w:r>
-          <w:rPr>
-            <w:rStyle w:val="Hyperlink"/>
-            <w:noProof/>
-          </w:rPr>
-          <w:t>3. Prerequisites</w:t>
-        </w:r>
-        <w:r>
-          <w:rPr>
-            <w:noProof/>
-            <w:webHidden/>
-          </w:rPr>
-          <w:tab/>
-        </w:r>
-        <w:r>
-          <w:rPr>
-            <w:noProof/>
-            <w:webHidden/>
-          </w:rPr>
-          <w:fldChar w:fldCharType="begin"/>
-        </w:r>
-        <w:r>
-          <w:rPr>
-            <w:noProof/>
-            <w:webHidden/>
-          </w:rPr>
-          <w:instrText xml:space="preserve"> PAGEREF _Toc228189945 \h </w:instrText>
-        </w:r>
-        <w:r>
-          <w:rPr>
-            <w:noProof/>
-            <w:webHidden/>
-          </w:rPr>
-        </w:r>
-        <w:r>
-          <w:rPr>
-            <w:noProof/>
-            <w:webHidden/>
-          </w:rPr>
-          <w:fldChar w:fldCharType="separate"/>
-        </w:r>
-        <w:r>
-          <w:rPr>
-            <w:noProof/>
-            <w:webHidden/>
-          </w:rPr>
-          <w:t>3</w:t>
-        </w:r>
-        <w:r>
-          <w:rPr>
-            <w:noProof/>
-            <w:webHidden/>
-          </w:rPr>
-          <w:fldChar w:fldCharType="end"/>
-        </w:r>
-      </w:hyperlink>
-    </w:p>
-    <w:p>
-      <w:pPr>
-        <w:pStyle w:val="TOC3"/>
-        <w:rPr>
-          <w:rFonts w:eastAsiaTheme="minorEastAsia"/>
-          <w:noProof/>
-          <w:kern w:val="2"/>
-          <w:sz w:val="24"/>
-          <w:szCs w:val="24"/>
-          <w14:ligatures w14:val="standardContextual"/>
-        </w:rPr>
-      </w:pPr>
-      <w:hyperlink w:anchor="_Toc228189946" w:history="1">
-        <w:r>
-          <w:rPr>
-            <w:rStyle w:val="Hyperlink"/>
-            <w:noProof/>
-          </w:rPr>
-          <w:t>3.1 Runtime and Access</w:t>
-        </w:r>
-        <w:r>
-          <w:rPr>
-            <w:noProof/>
-            <w:webHidden/>
-          </w:rPr>
-          <w:tab/>
-        </w:r>
-        <w:r>
-          <w:rPr>
-            <w:noProof/>
-            <w:webHidden/>
-          </w:rPr>
-          <w:fldChar w:fldCharType="begin"/>
-        </w:r>
-        <w:r>
-          <w:rPr>
-            <w:noProof/>
-            <w:webHidden/>
-          </w:rPr>
-          <w:instrText xml:space="preserve"> PAGEREF _Toc228189946 \h </w:instrText>
-        </w:r>
-        <w:r>
-          <w:rPr>
-            <w:noProof/>
-            <w:webHidden/>
-          </w:rPr>
-        </w:r>
-        <w:r>
-          <w:rPr>
-            <w:noProof/>
-            <w:webHidden/>
-          </w:rPr>
-          <w:fldChar w:fldCharType="separate"/>
-        </w:r>
-        <w:r>
-          <w:rPr>
-            <w:noProof/>
-            <w:webHidden/>
-          </w:rPr>
-          <w:t>3</w:t>
-        </w:r>
-        <w:r>
-          <w:rPr>
-            <w:noProof/>
-            <w:webHidden/>
-          </w:rPr>
-          <w:fldChar w:fldCharType="end"/>
-        </w:r>
-      </w:hyperlink>
-    </w:p>
-    <w:p>
-      <w:pPr>
-        <w:pStyle w:val="TOC3"/>
-        <w:rPr>
-          <w:rFonts w:eastAsiaTheme="minorEastAsia"/>
-          <w:noProof/>
-          <w:kern w:val="2"/>
-          <w:sz w:val="24"/>
-          <w:szCs w:val="24"/>
-          <w14:ligatures w14:val="standardContextual"/>
-        </w:rPr>
-      </w:pPr>
-      <w:hyperlink w:anchor="_Toc228189947" w:history="1">
-        <w:r>
-          <w:rPr>
-            <w:rStyle w:val="Hyperlink"/>
-            <w:noProof/>
-          </w:rPr>
-          <w:t>3.2 Input Data Availability</w:t>
-        </w:r>
-        <w:r>
-          <w:rPr>
-            <w:noProof/>
-            <w:webHidden/>
-          </w:rPr>
-          <w:tab/>
-        </w:r>
-        <w:r>
-          <w:rPr>
-            <w:noProof/>
-            <w:webHidden/>
-          </w:rPr>
-          <w:fldChar w:fldCharType="begin"/>
-        </w:r>
-        <w:r>
-          <w:rPr>
-            <w:noProof/>
-            <w:webHidden/>
-          </w:rPr>
-          <w:instrText xml:space="preserve"> PAGEREF _Toc228189947 \h </w:instrText>
-        </w:r>
-        <w:r>
-          <w:rPr>
-            <w:noProof/>
-            <w:webHidden/>
-          </w:rPr>
-        </w:r>
-        <w:r>
-          <w:rPr>
-            <w:noProof/>
-            <w:webHidden/>
-          </w:rPr>
-          <w:fldChar w:fldCharType="separate"/>
-        </w:r>
-        <w:r>
-          <w:rPr>
-            <w:noProof/>
-            <w:webHidden/>
-          </w:rPr>
-          <w:t>4</w:t>
-        </w:r>
-        <w:r>
-          <w:rPr>
-            <w:noProof/>
-            <w:webHidden/>
-          </w:rPr>
-          <w:fldChar w:fldCharType="end"/>
-        </w:r>
-      </w:hyperlink>
-    </w:p>
-    <w:p>
-      <w:pPr>
-        <w:pStyle w:val="TOC2"/>
-        <w:rPr>
-          <w:rFonts w:asciiTheme="minorHAnsi" w:eastAsiaTheme="minorEastAsia" w:hAnsiTheme="minorHAnsi" w:cstheme="minorBidi"/>
-          <w:b w:val="0"/>
-          <w:i w:val="0"/>
-          <w:iCs w:val="0"/>
-          <w:noProof/>
-          <w:color w:val="auto"/>
-          <w:kern w:val="2"/>
-          <w:sz w:val="24"/>
-          <w:szCs w:val="24"/>
-          <w14:ligatures w14:val="standardContextual"/>
-        </w:rPr>
-      </w:pPr>
-      <w:hyperlink w:anchor="_Toc228189948" w:history="1">
-        <w:r>
-          <w:rPr>
-            <w:rStyle w:val="Hyperlink"/>
-            <w:noProof/>
-          </w:rPr>
-          <w:t>4. Process Components</w:t>
-        </w:r>
-        <w:r>
-          <w:rPr>
-            <w:noProof/>
-            <w:webHidden/>
-          </w:rPr>
-          <w:tab/>
-        </w:r>
-        <w:r>
-          <w:rPr>
-            <w:noProof/>
-            <w:webHidden/>
-          </w:rPr>
-          <w:fldChar w:fldCharType="begin"/>
-        </w:r>
-        <w:r>
-          <w:rPr>
-            <w:noProof/>
-            <w:webHidden/>
-          </w:rPr>
-          <w:instrText xml:space="preserve"> PAGEREF _Toc228189948 \h </w:instrText>
-        </w:r>
-        <w:r>
-          <w:rPr>
-            <w:noProof/>
-            <w:webHidden/>
-          </w:rPr>
-        </w:r>
-        <w:r>
-          <w:rPr>
-            <w:noProof/>
-            <w:webHidden/>
-          </w:rPr>
-          <w:fldChar w:fldCharType="separate"/>
-        </w:r>
-        <w:r>
-          <w:rPr>
-            <w:noProof/>
-            <w:webHidden/>
-          </w:rPr>
-          <w:t>4</w:t>
-        </w:r>
-        <w:r>
-          <w:rPr>
-            <w:noProof/>
-            <w:webHidden/>
-          </w:rPr>
-          <w:fldChar w:fldCharType="end"/>
-        </w:r>
-      </w:hyperlink>
-    </w:p>
-    <w:p>
-      <w:pPr>
-        <w:pStyle w:val="TOC2"/>
-        <w:rPr>
-          <w:rFonts w:asciiTheme="minorHAnsi" w:eastAsiaTheme="minorEastAsia" w:hAnsiTheme="minorHAnsi" w:cstheme="minorBidi"/>
-          <w:b w:val="0"/>
-          <w:i w:val="0"/>
-          <w:iCs w:val="0"/>
-          <w:noProof/>
-          <w:color w:val="auto"/>
-          <w:kern w:val="2"/>
-          <w:sz w:val="24"/>
-          <w:szCs w:val="24"/>
-          <w14:ligatures w14:val="standardContextual"/>
-        </w:rPr>
-      </w:pPr>
-      <w:hyperlink w:anchor="_Toc228189949" w:history="1">
-        <w:r>
-          <w:rPr>
-            <w:rStyle w:val="Hyperlink"/>
-            <w:noProof/>
-          </w:rPr>
-          <w:t>5. Execution Flow</w:t>
-        </w:r>
-        <w:r>
-          <w:rPr>
-            <w:noProof/>
-            <w:webHidden/>
-          </w:rPr>
-          <w:tab/>
-        </w:r>
-        <w:r>
-          <w:rPr>
-            <w:noProof/>
-            <w:webHidden/>
-          </w:rPr>
-          <w:fldChar w:fldCharType="begin"/>
-        </w:r>
-        <w:r>
-          <w:rPr>
-            <w:noProof/>
-            <w:webHidden/>
-          </w:rPr>
-          <w:instrText xml:space="preserve"> PAGEREF _Toc228189949 \h </w:instrText>
-        </w:r>
-        <w:r>
-          <w:rPr>
-            <w:noProof/>
-            <w:webHidden/>
-          </w:rPr>
-        </w:r>
-        <w:r>
-          <w:rPr>
-            <w:noProof/>
-            <w:webHidden/>
-          </w:rPr>
-          <w:fldChar w:fldCharType="separate"/>
-        </w:r>
-        <w:r>
-          <w:rPr>
-            <w:noProof/>
-            <w:webHidden/>
-          </w:rPr>
-          <w:t>5</w:t>
-        </w:r>
-        <w:r>
-          <w:rPr>
-            <w:noProof/>
-            <w:webHidden/>
-          </w:rPr>
-          <w:fldChar w:fldCharType="end"/>
-        </w:r>
-      </w:hyperlink>
-    </w:p>
-    <w:p>
-      <w:pPr>
-        <w:pStyle w:val="TOC2"/>
-        <w:rPr>
-          <w:rFonts w:asciiTheme="minorHAnsi" w:eastAsiaTheme="minorEastAsia" w:hAnsiTheme="minorHAnsi" w:cstheme="minorBidi"/>
-          <w:b w:val="0"/>
-          <w:i w:val="0"/>
-          <w:iCs w:val="0"/>
-          <w:noProof/>
-          <w:color w:val="auto"/>
-          <w:kern w:val="2"/>
-          <w:sz w:val="24"/>
-          <w:szCs w:val="24"/>
-          <w14:ligatures w14:val="standardContextual"/>
-        </w:rPr>
-      </w:pPr>
-      <w:hyperlink w:anchor="_Toc228189950" w:history="1">
-        <w:r>
-          <w:rPr>
-            <w:rStyle w:val="Hyperlink"/>
-            <w:noProof/>
-          </w:rPr>
-          <w:t>6. Python Script Logic (</w:t>
-        </w:r>
-        <w:r>
-          <w:rPr>
-            <w:rStyle w:val="Hyperlink"/>
-            <w:rFonts w:ascii="Consolas" w:hAnsi="Consolas"/>
-            <w:noProof/>
-          </w:rPr>
-          <w:t>src/main.py</w:t>
-        </w:r>
-        <w:r>
-          <w:rPr>
-            <w:rStyle w:val="Hyperlink"/>
-            <w:noProof/>
-          </w:rPr>
-          <w:t>)</w:t>
-        </w:r>
-        <w:r>
-          <w:rPr>
-            <w:noProof/>
-            <w:webHidden/>
-          </w:rPr>
-          <w:tab/>
-        </w:r>
-        <w:r>
-          <w:rPr>
-            <w:noProof/>
-            <w:webHidden/>
-          </w:rPr>
-          <w:fldChar w:fldCharType="begin"/>
-        </w:r>
-        <w:r>
-          <w:rPr>
-            <w:noProof/>
-            <w:webHidden/>
-          </w:rPr>
-          <w:instrText xml:space="preserve"> PAGEREF _Toc228189950 \h </w:instrText>
-        </w:r>
-        <w:r>
-          <w:rPr>
-            <w:noProof/>
-            <w:webHidden/>
-          </w:rPr>
-        </w:r>
-        <w:r>
-          <w:rPr>
-            <w:noProof/>
-            <w:webHidden/>
-          </w:rPr>
-          <w:fldChar w:fldCharType="separate"/>
-        </w:r>
-        <w:r>
-          <w:rPr>
-            <w:noProof/>
-            <w:webHidden/>
-          </w:rPr>
-          <w:t>6</w:t>
-        </w:r>
-        <w:r>
-          <w:rPr>
-            <w:noProof/>
-            <w:webHidden/>
-          </w:rPr>
-          <w:fldChar w:fldCharType="end"/>
-        </w:r>
-      </w:hyperlink>
-    </w:p>
-    <w:p>
-      <w:pPr>
-        <w:pStyle w:val="TOC3"/>
-        <w:rPr>
-          <w:rFonts w:eastAsiaTheme="minorEastAsia"/>
-          <w:noProof/>
-          <w:kern w:val="2"/>
-          <w:sz w:val="24"/>
-          <w:szCs w:val="24"/>
-          <w14:ligatures w14:val="standardContextual"/>
-        </w:rPr>
-      </w:pPr>
-      <w:hyperlink w:anchor="_Toc228189951" w:history="1">
-        <w:r>
-          <w:rPr>
-            <w:rStyle w:val="Hyperlink"/>
-            <w:noProof/>
-          </w:rPr>
-          <w:t>6.1 Key constants</w:t>
-        </w:r>
-        <w:r>
-          <w:rPr>
-            <w:noProof/>
-            <w:webHidden/>
-          </w:rPr>
-          <w:tab/>
-        </w:r>
-        <w:r>
-          <w:rPr>
-            <w:noProof/>
-            <w:webHidden/>
-          </w:rPr>
-          <w:fldChar w:fldCharType="begin"/>
-        </w:r>
-        <w:r>
-          <w:rPr>
-            <w:noProof/>
-            <w:webHidden/>
-          </w:rPr>
-          <w:instrText xml:space="preserve"> PAGEREF _Toc228189951 \h </w:instrText>
-        </w:r>
-        <w:r>
-          <w:rPr>
-            <w:noProof/>
-            <w:webHidden/>
-          </w:rPr>
-        </w:r>
-        <w:r>
-          <w:rPr>
-            <w:noProof/>
-            <w:webHidden/>
-          </w:rPr>
-          <w:fldChar w:fldCharType="separate"/>
-        </w:r>
-        <w:r>
-          <w:rPr>
-            <w:noProof/>
-            <w:webHidden/>
-          </w:rPr>
-          <w:t>6</w:t>
-        </w:r>
-        <w:r>
-          <w:rPr>
-            <w:noProof/>
-            <w:webHidden/>
-          </w:rPr>
-          <w:fldChar w:fldCharType="end"/>
-        </w:r>
-      </w:hyperlink>
-    </w:p>
-    <w:p>
-      <w:pPr>
-        <w:pStyle w:val="TOC3"/>
-        <w:rPr>
-          <w:rFonts w:eastAsiaTheme="minorEastAsia"/>
-          <w:noProof/>
-          <w:kern w:val="2"/>
-          <w:sz w:val="24"/>
-          <w:szCs w:val="24"/>
-          <w14:ligatures w14:val="standardContextual"/>
-        </w:rPr>
-      </w:pPr>
-      <w:hyperlink w:anchor="_Toc228189952" w:history="1">
-        <w:r>
-          <w:rPr>
-            <w:rStyle w:val="Hyperlink"/>
-            <w:noProof/>
-          </w:rPr>
-          <w:t>6.2 Data processing behavior</w:t>
-        </w:r>
-        <w:r>
-          <w:rPr>
-            <w:noProof/>
-            <w:webHidden/>
-          </w:rPr>
-          <w:tab/>
-        </w:r>
-        <w:r>
-          <w:rPr>
-            <w:noProof/>
-            <w:webHidden/>
-          </w:rPr>
-          <w:fldChar w:fldCharType="begin"/>
-        </w:r>
-        <w:r>
-          <w:rPr>
-            <w:noProof/>
-            <w:webHidden/>
-          </w:rPr>
-          <w:instrText xml:space="preserve"> PAGEREF _Toc228189952 \h </w:instrText>
-        </w:r>
-        <w:r>
-          <w:rPr>
-            <w:noProof/>
-            <w:webHidden/>
-          </w:rPr>
-        </w:r>
-        <w:r>
-          <w:rPr>
-            <w:noProof/>
-            <w:webHidden/>
-          </w:rPr>
-          <w:fldChar w:fldCharType="separate"/>
-        </w:r>
-        <w:r>
-          <w:rPr>
-            <w:noProof/>
-            <w:webHidden/>
-          </w:rPr>
-          <w:t>6</w:t>
-        </w:r>
-        <w:r>
-          <w:rPr>
-            <w:noProof/>
-            <w:webHidden/>
-          </w:rPr>
-          <w:fldChar w:fldCharType="end"/>
-        </w:r>
-      </w:hyperlink>
-    </w:p>
-    <w:p>
-      <w:pPr>
-        <w:pStyle w:val="TOC3"/>
-        <w:rPr>
-          <w:rFonts w:eastAsiaTheme="minorEastAsia"/>
-          <w:noProof/>
-          <w:kern w:val="2"/>
-          <w:sz w:val="24"/>
-          <w:szCs w:val="24"/>
-          <w14:ligatures w14:val="standardContextual"/>
-        </w:rPr>
-      </w:pPr>
-      <w:hyperlink w:anchor="_Toc228189953" w:history="1">
-        <w:r>
-          <w:rPr>
-            <w:rStyle w:val="Hyperlink"/>
-            <w:noProof/>
-          </w:rPr>
-          <w:t>6.3 Idempotency guard</w:t>
-        </w:r>
-        <w:r>
-          <w:rPr>
-            <w:noProof/>
-            <w:webHidden/>
-          </w:rPr>
-          <w:tab/>
-        </w:r>
-        <w:r>
-          <w:rPr>
-            <w:noProof/>
-            <w:webHidden/>
-          </w:rPr>
-          <w:fldChar w:fldCharType="begin"/>
-        </w:r>
-        <w:r>
-          <w:rPr>
-            <w:noProof/>
-            <w:webHidden/>
-          </w:rPr>
-          <w:instrText xml:space="preserve"> PAGEREF _Toc228189953 \h </w:instrText>
-        </w:r>
-        <w:r>
-          <w:rPr>
-            <w:noProof/>
-            <w:webHidden/>
-          </w:rPr>
-        </w:r>
-        <w:r>
-          <w:rPr>
-            <w:noProof/>
-            <w:webHidden/>
-          </w:rPr>
-          <w:fldChar w:fldCharType="separate"/>
-        </w:r>
-        <w:r>
-          <w:rPr>
-            <w:noProof/>
-            <w:webHidden/>
-          </w:rPr>
-          <w:t>7</w:t>
-        </w:r>
-        <w:r>
-          <w:rPr>
-            <w:noProof/>
-            <w:webHidden/>
-          </w:rPr>
-          <w:fldChar w:fldCharType="end"/>
-        </w:r>
-      </w:hyperlink>
-    </w:p>
-    <w:p>
-      <w:pPr>
-        <w:pStyle w:val="TOC2"/>
-        <w:rPr>
-          <w:rFonts w:asciiTheme="minorHAnsi" w:eastAsiaTheme="minorEastAsia" w:hAnsiTheme="minorHAnsi" w:cstheme="minorBidi"/>
-          <w:b w:val="0"/>
-          <w:i w:val="0"/>
-          <w:iCs w:val="0"/>
-          <w:noProof/>
-          <w:color w:val="auto"/>
-          <w:kern w:val="2"/>
-          <w:sz w:val="24"/>
-          <w:szCs w:val="24"/>
-          <w14:ligatures w14:val="standardContextual"/>
-        </w:rPr>
-      </w:pPr>
-      <w:hyperlink w:anchor="_Toc228189954" w:history="1">
-        <w:r>
-          <w:rPr>
-            <w:rStyle w:val="Hyperlink"/>
-            <w:noProof/>
-          </w:rPr>
-          <w:t>7. Batch Launcher Behavior (</w:t>
-        </w:r>
-        <w:r>
-          <w:rPr>
-            <w:rStyle w:val="Hyperlink"/>
-            <w:rFonts w:ascii="Consolas" w:hAnsi="Consolas"/>
-            <w:noProof/>
-          </w:rPr>
-          <w:t>next_observed_daily_reports.bat</w:t>
-        </w:r>
-        <w:r>
-          <w:rPr>
-            <w:rStyle w:val="Hyperlink"/>
-            <w:noProof/>
-          </w:rPr>
-          <w:t>)</w:t>
-        </w:r>
-        <w:r>
-          <w:rPr>
-            <w:noProof/>
-            <w:webHidden/>
-          </w:rPr>
-          <w:tab/>
-        </w:r>
-        <w:r>
-          <w:rPr>
-            <w:noProof/>
-            <w:webHidden/>
-          </w:rPr>
-          <w:fldChar w:fldCharType="begin"/>
-        </w:r>
-        <w:r>
-          <w:rPr>
-            <w:noProof/>
-            <w:webHidden/>
-          </w:rPr>
-          <w:instrText xml:space="preserve"> PAGEREF _Toc228189954 \h </w:instrText>
-        </w:r>
-        <w:r>
-          <w:rPr>
-            <w:noProof/>
-            <w:webHidden/>
-          </w:rPr>
-        </w:r>
-        <w:r>
-          <w:rPr>
-            <w:noProof/>
-            <w:webHidden/>
-          </w:rPr>
-          <w:fldChar w:fldCharType="separate"/>
-        </w:r>
-        <w:r>
-          <w:rPr>
-            <w:noProof/>
-            <w:webHidden/>
-          </w:rPr>
-          <w:t>7</w:t>
-        </w:r>
-        <w:r>
-          <w:rPr>
-            <w:noProof/>
-            <w:webHidden/>
-          </w:rPr>
-          <w:fldChar w:fldCharType="end"/>
-        </w:r>
-      </w:hyperlink>
-    </w:p>
-    <w:p>
-      <w:pPr>
-        <w:pStyle w:val="TOC2"/>
-        <w:rPr>
-          <w:rFonts w:asciiTheme="minorHAnsi" w:eastAsiaTheme="minorEastAsia" w:hAnsiTheme="minorHAnsi" w:cstheme="minorBidi"/>
-          <w:b w:val="0"/>
-          <w:i w:val="0"/>
-          <w:iCs w:val="0"/>
-          <w:noProof/>
-          <w:color w:val="auto"/>
-          <w:kern w:val="2"/>
-          <w:sz w:val="24"/>
-          <w:szCs w:val="24"/>
-          <w14:ligatures w14:val="standardContextual"/>
-        </w:rPr>
-      </w:pPr>
-      <w:hyperlink w:anchor="_Toc228189955" w:history="1">
-        <w:r>
-          <w:rPr>
-            <w:rStyle w:val="Hyperlink"/>
-            <w:noProof/>
-          </w:rPr>
-          <w:t>8. Run Success Criteria</w:t>
-        </w:r>
-        <w:r>
-          <w:rPr>
-            <w:noProof/>
-            <w:webHidden/>
-          </w:rPr>
-          <w:tab/>
-        </w:r>
-        <w:r>
-          <w:rPr>
-            <w:noProof/>
-            <w:webHidden/>
-          </w:rPr>
-          <w:fldChar w:fldCharType="begin"/>
-        </w:r>
-        <w:r>
-          <w:rPr>
-            <w:noProof/>
-            <w:webHidden/>
-          </w:rPr>
-          <w:instrText xml:space="preserve"> PAGEREF _Toc228189955 \h </w:instrText>
-        </w:r>
-        <w:r>
-          <w:rPr>
-            <w:noProof/>
-            <w:webHidden/>
-          </w:rPr>
-        </w:r>
-        <w:r>
-          <w:rPr>
-            <w:noProof/>
-            <w:webHidden/>
-          </w:rPr>
-          <w:fldChar w:fldCharType="separate"/>
-        </w:r>
-        <w:r>
-          <w:rPr>
-            <w:noProof/>
-            <w:webHidden/>
-          </w:rPr>
-          <w:t>7</w:t>
-        </w:r>
-        <w:r>
-          <w:rPr>
-            <w:noProof/>
-            <w:webHidden/>
-          </w:rPr>
-          <w:fldChar w:fldCharType="end"/>
-        </w:r>
-      </w:hyperlink>
-    </w:p>
-    <w:p>
-      <w:pPr>
-        <w:pStyle w:val="TOC2"/>
-        <w:rPr>
-          <w:rFonts w:asciiTheme="minorHAnsi" w:eastAsiaTheme="minorEastAsia" w:hAnsiTheme="minorHAnsi" w:cstheme="minorBidi"/>
-          <w:b w:val="0"/>
-          <w:i w:val="0"/>
-          <w:iCs w:val="0"/>
-          <w:noProof/>
-          <w:color w:val="auto"/>
-          <w:kern w:val="2"/>
-          <w:sz w:val="24"/>
-          <w:szCs w:val="24"/>
-          <w14:ligatures w14:val="standardContextual"/>
-        </w:rPr>
-      </w:pPr>
-      <w:hyperlink w:anchor="_Toc228189956" w:history="1">
-        <w:r>
-          <w:rPr>
-            <w:rStyle w:val="Hyperlink"/>
-            <w:noProof/>
-          </w:rPr>
-          <w:t>9. Troubleshooting</w:t>
-        </w:r>
-        <w:r>
-          <w:rPr>
-            <w:noProof/>
-            <w:webHidden/>
-          </w:rPr>
-          <w:tab/>
-        </w:r>
-        <w:r>
-          <w:rPr>
-            <w:noProof/>
-            <w:webHidden/>
-          </w:rPr>
-          <w:fldChar w:fldCharType="begin"/>
-        </w:r>
-        <w:r>
-          <w:rPr>
-            <w:noProof/>
-            <w:webHidden/>
-          </w:rPr>
-          <w:instrText xml:space="preserve"> PAGEREF _Toc228189956 \h </w:instrText>
-        </w:r>
-        <w:r>
-          <w:rPr>
-            <w:noProof/>
-            <w:webHidden/>
-          </w:rPr>
-        </w:r>
-        <w:r>
-          <w:rPr>
-            <w:noProof/>
-            <w:webHidden/>
-          </w:rPr>
-          <w:fldChar w:fldCharType="separate"/>
-        </w:r>
-        <w:r>
-          <w:rPr>
-            <w:noProof/>
-            <w:webHidden/>
-          </w:rPr>
-          <w:t>8</w:t>
-        </w:r>
-        <w:r>
-          <w:rPr>
-            <w:noProof/>
-            <w:webHidden/>
-          </w:rPr>
-          <w:fldChar w:fldCharType="end"/>
-        </w:r>
-      </w:hyperlink>
-    </w:p>
-    <w:p>
-      <w:pPr>
-        <w:pStyle w:val="TOC2"/>
-        <w:rPr>
-          <w:rFonts w:asciiTheme="minorHAnsi" w:eastAsiaTheme="minorEastAsia" w:hAnsiTheme="minorHAnsi" w:cstheme="minorBidi"/>
-          <w:b w:val="0"/>
-          <w:i w:val="0"/>
-          <w:iCs w:val="0"/>
-          <w:noProof/>
-          <w:color w:val="auto"/>
-          <w:kern w:val="2"/>
-          <w:sz w:val="24"/>
-          <w:szCs w:val="24"/>
-          <w14:ligatures w14:val="standardContextual"/>
-        </w:rPr>
-      </w:pPr>
-      <w:hyperlink w:anchor="_Toc228189957" w:history="1">
-        <w:r>
-          <w:rPr>
-            <w:rStyle w:val="Hyperlink"/>
-            <w:noProof/>
-          </w:rPr>
-          <w:t>10. Operator Decision Points</w:t>
-        </w:r>
-        <w:r>
-          <w:rPr>
-            <w:noProof/>
-            <w:webHidden/>
-          </w:rPr>
-          <w:tab/>
-        </w:r>
-        <w:r>
-          <w:rPr>
-            <w:noProof/>
-            <w:webHidden/>
-          </w:rPr>
-          <w:fldChar w:fldCharType="begin"/>
-        </w:r>
-        <w:r>
-          <w:rPr>
-            <w:noProof/>
-            <w:webHidden/>
-          </w:rPr>
-          <w:instrText xml:space="preserve"> PAGEREF _Toc228189957 \h </w:instrText>
-        </w:r>
-        <w:r>
-          <w:rPr>
-            <w:noProof/>
-            <w:webHidden/>
-          </w:rPr>
-        </w:r>
-        <w:r>
-          <w:rPr>
-            <w:noProof/>
-            <w:webHidden/>
-          </w:rPr>
-          <w:fldChar w:fldCharType="separate"/>
-        </w:r>
-        <w:r>
-          <w:rPr>
-            <w:noProof/>
-            <w:webHidden/>
-          </w:rPr>
-          <w:t>8</w:t>
-        </w:r>
-        <w:r>
-          <w:rPr>
-            <w:noProof/>
-            <w:webHidden/>
-          </w:rPr>
-          <w:fldChar w:fldCharType="end"/>
-        </w:r>
-      </w:hyperlink>
-    </w:p>
-    <w:p>
-      <w:pPr>
-        <w:pStyle w:val="TOC2"/>
-        <w:rPr>
-          <w:rFonts w:asciiTheme="minorHAnsi" w:eastAsiaTheme="minorEastAsia" w:hAnsiTheme="minorHAnsi" w:cstheme="minorBidi"/>
-          <w:b w:val="0"/>
-          <w:i w:val="0"/>
-          <w:iCs w:val="0"/>
-          <w:noProof/>
-          <w:color w:val="auto"/>
-          <w:kern w:val="2"/>
-          <w:sz w:val="24"/>
-          <w:szCs w:val="24"/>
-          <w14:ligatures w14:val="standardContextual"/>
-        </w:rPr>
-      </w:pPr>
-      <w:hyperlink w:anchor="_Toc228189958" w:history="1">
-        <w:r>
-          <w:rPr>
-            <w:rStyle w:val="Hyperlink"/>
-            <w:noProof/>
-          </w:rPr>
-          <w:t>11. Related Documents</w:t>
-        </w:r>
-        <w:r>
-          <w:rPr>
-            <w:noProof/>
-            <w:webHidden/>
-          </w:rPr>
-          <w:tab/>
-        </w:r>
-        <w:r>
-          <w:rPr>
-            <w:noProof/>
-            <w:webHidden/>
-          </w:rPr>
-          <w:fldChar w:fldCharType="begin"/>
-        </w:r>
-        <w:r>
-          <w:rPr>
-            <w:noProof/>
-            <w:webHidden/>
-          </w:rPr>
-          <w:instrText xml:space="preserve"> PAGEREF _Toc228189958 \h </w:instrText>
-        </w:r>
-        <w:r>
-          <w:rPr>
-            <w:noProof/>
-            <w:webHidden/>
-          </w:rPr>
-        </w:r>
-        <w:r>
-          <w:rPr>
-            <w:noProof/>
-            <w:webHidden/>
-          </w:rPr>
-          <w:fldChar w:fldCharType="separate"/>
-        </w:r>
-        <w:r>
-          <w:rPr>
-            <w:noProof/>
-            <w:webHidden/>
-          </w:rPr>
-          <w:t>9</w:t>
-        </w:r>
-        <w:r>
-          <w:rPr>
-            <w:noProof/>
-            <w:webHidden/>
-          </w:rPr>
-          <w:fldChar w:fldCharType="end"/>
-        </w:r>
-      </w:hyperlink>
-    </w:p>
-    <w:p>
+      <w:r>
+        <w:t>Right-click and update field.</w:t>
+      </w:r>
       <w:r>
         <w:fldChar w:fldCharType="end"/>
       </w:r>
@@ -1912,11 +1130,9 @@
       <w:pPr>
         <w:pStyle w:val="Heading2"/>
       </w:pPr>
-      <w:bookmarkStart w:id="1" w:name="_Toc228189943"/>
       <w:r>
         <w:t>1. Purpose</w:t>
       </w:r>
-      <w:bookmarkEnd w:id="1"/>
     </w:p>
     <w:p/>
     <w:p>
@@ -1944,11 +1160,9 @@
       <w:pPr>
         <w:pStyle w:val="Heading2"/>
       </w:pPr>
-      <w:bookmarkStart w:id="2" w:name="_Toc228189944"/>
       <w:r>
         <w:t>2. Scope</w:t>
       </w:r>
-      <w:bookmarkEnd w:id="2"/>
     </w:p>
     <w:p/>
     <w:p>
@@ -1977,22 +1191,18 @@
       <w:pPr>
         <w:pStyle w:val="Heading2"/>
       </w:pPr>
-      <w:bookmarkStart w:id="3" w:name="_Toc228189945"/>
       <w:r>
         <w:t>3. Prerequisites</w:t>
       </w:r>
-      <w:bookmarkEnd w:id="3"/>
     </w:p>
     <w:p/>
     <w:p>
       <w:pPr>
         <w:pStyle w:val="Heading3"/>
       </w:pPr>
-      <w:bookmarkStart w:id="4" w:name="_Toc228189946"/>
       <w:r>
         <w:t>3.1 Runtime and Access</w:t>
       </w:r>
-      <w:bookmarkEnd w:id="4"/>
     </w:p>
     <w:p>
       <w:pPr>
@@ -2002,12 +1212,12 @@
     <w:tbl>
       <w:tblPr>
         <w:tblStyle w:val="TableGrid"/>
-        <w:tblW w:w="0" w:type="auto"/>
-        <w:tblLook w:val="04A0" w:firstRow="1" w:lastRow="0" w:firstColumn="1" w:lastColumn="0" w:noHBand="0" w:noVBand="1"/>
+        <w:tblW w:type="auto" w:w="0"/>
+        <w:tblLook w:firstColumn="1" w:firstRow="1" w:lastColumn="0" w:lastRow="0" w:noHBand="0" w:noVBand="1" w:val="04A0"/>
       </w:tblPr>
       <w:tblGrid>
-        <w:gridCol w:w="4677"/>
-        <w:gridCol w:w="4673"/>
+        <w:gridCol w:w="4680"/>
+        <w:gridCol w:w="4680"/>
       </w:tblGrid>
       <w:tr>
         <w:trPr>
@@ -2016,7 +1226,7 @@
         </w:trPr>
         <w:tc>
           <w:tcPr>
-            <w:tcW w:w="4680" w:type="dxa"/>
+            <w:tcW w:type="dxa" w:w="4680"/>
           </w:tcPr>
           <w:p>
             <w:r>
@@ -2026,7 +1236,7 @@
         </w:tc>
         <w:tc>
           <w:tcPr>
-            <w:tcW w:w="4680" w:type="dxa"/>
+            <w:tcW w:type="dxa" w:w="4680"/>
           </w:tcPr>
           <w:p>
             <w:r>
@@ -2041,7 +1251,7 @@
         </w:trPr>
         <w:tc>
           <w:tcPr>
-            <w:tcW w:w="4680" w:type="dxa"/>
+            <w:tcW w:type="dxa" w:w="4680"/>
           </w:tcPr>
           <w:p>
             <w:r>
@@ -2051,7 +1261,7 @@
         </w:tc>
         <w:tc>
           <w:tcPr>
-            <w:tcW w:w="4680" w:type="dxa"/>
+            <w:tcW w:type="dxa" w:w="4680"/>
           </w:tcPr>
           <w:p>
             <w:r>
@@ -2066,7 +1276,7 @@
         </w:trPr>
         <w:tc>
           <w:tcPr>
-            <w:tcW w:w="4680" w:type="dxa"/>
+            <w:tcW w:type="dxa" w:w="4680"/>
           </w:tcPr>
           <w:p>
             <w:r>
@@ -2076,7 +1286,7 @@
         </w:tc>
         <w:tc>
           <w:tcPr>
-            <w:tcW w:w="4680" w:type="dxa"/>
+            <w:tcW w:type="dxa" w:w="4680"/>
           </w:tcPr>
           <w:p>
             <w:r>
@@ -2091,20 +1301,17 @@
         </w:trPr>
         <w:tc>
           <w:tcPr>
-            <w:tcW w:w="4680" w:type="dxa"/>
+            <w:tcW w:type="dxa" w:w="4680"/>
           </w:tcPr>
           <w:p>
             <w:r>
-              <w:t xml:space="preserve">Access to </w:t>
-            </w:r>
-            <w:r>
-              <w:t>`Z:\HTOC\Data_Analytics\`</w:t>
+              <w:t>Access to `Z:\HTOC\Data_Analytics\`</w:t>
             </w:r>
           </w:p>
         </w:tc>
         <w:tc>
           <w:tcPr>
-            <w:tcW w:w="4680" w:type="dxa"/>
+            <w:tcW w:type="dxa" w:w="4680"/>
           </w:tcPr>
           <w:p>
             <w:r>
@@ -2119,18 +1326,17 @@
         </w:trPr>
         <w:tc>
           <w:tcPr>
-            <w:tcW w:w="4680" w:type="dxa"/>
+            <w:tcW w:type="dxa" w:w="4680"/>
           </w:tcPr>
           <w:p>
             <w:r>
-              <w:lastRenderedPageBreak/>
               <w:t>Task Scheduler access on F.R.E.D</w:t>
             </w:r>
           </w:p>
         </w:tc>
         <w:tc>
           <w:tcPr>
-            <w:tcW w:w="4680" w:type="dxa"/>
+            <w:tcW w:type="dxa" w:w="4680"/>
           </w:tcPr>
           <w:p>
             <w:r>
@@ -2163,19 +1369,14 @@
       <w:pPr>
         <w:pStyle w:val="Heading3"/>
       </w:pPr>
-      <w:bookmarkStart w:id="5" w:name="_Toc228189947"/>
       <w:r>
         <w:t>3.2 Input Data Availability</w:t>
       </w:r>
-      <w:bookmarkEnd w:id="5"/>
     </w:p>
     <w:p/>
     <w:p>
       <w:r>
-        <w:t xml:space="preserve">The </w:t>
-      </w:r>
-      <w:r>
-        <w:t>process expects partner files to already exist for the execution date under:</w:t>
+        <w:t>The process expects partner files to already exist for the execution date under:</w:t>
       </w:r>
     </w:p>
     <w:p/>
@@ -2215,11 +1416,9 @@
       <w:pPr>
         <w:pStyle w:val="Heading2"/>
       </w:pPr>
-      <w:bookmarkStart w:id="6" w:name="_Toc228189948"/>
       <w:r>
         <w:t>4. Process Components</w:t>
       </w:r>
-      <w:bookmarkEnd w:id="6"/>
     </w:p>
     <w:p>
       <w:pPr>
@@ -2229,13 +1428,13 @@
     <w:tbl>
       <w:tblPr>
         <w:tblStyle w:val="TableGrid"/>
-        <w:tblW w:w="0" w:type="auto"/>
-        <w:tblLook w:val="04A0" w:firstRow="1" w:lastRow="0" w:firstColumn="1" w:lastColumn="0" w:noHBand="0" w:noVBand="1"/>
+        <w:tblW w:type="auto" w:w="0"/>
+        <w:tblLook w:firstColumn="1" w:firstRow="1" w:lastColumn="0" w:lastRow="0" w:noHBand="0" w:noVBand="1" w:val="04A0"/>
       </w:tblPr>
       <w:tblGrid>
-        <w:gridCol w:w="1719"/>
-        <w:gridCol w:w="5729"/>
-        <w:gridCol w:w="1902"/>
+        <w:gridCol w:w="3120"/>
+        <w:gridCol w:w="3120"/>
+        <w:gridCol w:w="3120"/>
       </w:tblGrid>
       <w:tr>
         <w:trPr>
@@ -2244,7 +1443,7 @@
         </w:trPr>
         <w:tc>
           <w:tcPr>
-            <w:tcW w:w="3120" w:type="dxa"/>
+            <w:tcW w:type="dxa" w:w="3120"/>
           </w:tcPr>
           <w:p>
             <w:r>
@@ -2254,7 +1453,7 @@
         </w:tc>
         <w:tc>
           <w:tcPr>
-            <w:tcW w:w="3120" w:type="dxa"/>
+            <w:tcW w:type="dxa" w:w="3120"/>
           </w:tcPr>
           <w:p>
             <w:r>
@@ -2264,7 +1463,7 @@
         </w:tc>
         <w:tc>
           <w:tcPr>
-            <w:tcW w:w="3120" w:type="dxa"/>
+            <w:tcW w:type="dxa" w:w="3120"/>
           </w:tcPr>
           <w:p>
             <w:r>
@@ -2279,7 +1478,7 @@
         </w:trPr>
         <w:tc>
           <w:tcPr>
-            <w:tcW w:w="3120" w:type="dxa"/>
+            <w:tcW w:type="dxa" w:w="3120"/>
           </w:tcPr>
           <w:p>
             <w:r>
@@ -2289,7 +1488,7 @@
         </w:tc>
         <w:tc>
           <w:tcPr>
-            <w:tcW w:w="3120" w:type="dxa"/>
+            <w:tcW w:type="dxa" w:w="3120"/>
           </w:tcPr>
           <w:p>
             <w:r>
@@ -2299,7 +1498,7 @@
         </w:tc>
         <w:tc>
           <w:tcPr>
-            <w:tcW w:w="3120" w:type="dxa"/>
+            <w:tcW w:type="dxa" w:w="3120"/>
           </w:tcPr>
           <w:p>
             <w:r>
@@ -2314,18 +1513,17 @@
         </w:trPr>
         <w:tc>
           <w:tcPr>
-            <w:tcW w:w="3120" w:type="dxa"/>
+            <w:tcW w:type="dxa" w:w="3120"/>
           </w:tcPr>
           <w:p>
             <w:r>
-              <w:lastRenderedPageBreak/>
               <w:t>Main script</w:t>
             </w:r>
           </w:p>
         </w:tc>
         <w:tc>
           <w:tcPr>
-            <w:tcW w:w="3120" w:type="dxa"/>
+            <w:tcW w:type="dxa" w:w="3120"/>
           </w:tcPr>
           <w:p>
             <w:r>
@@ -2335,7 +1533,7 @@
         </w:tc>
         <w:tc>
           <w:tcPr>
-            <w:tcW w:w="3120" w:type="dxa"/>
+            <w:tcW w:type="dxa" w:w="3120"/>
           </w:tcPr>
           <w:p>
             <w:r>
@@ -2350,7 +1548,7 @@
         </w:trPr>
         <w:tc>
           <w:tcPr>
-            <w:tcW w:w="3120" w:type="dxa"/>
+            <w:tcW w:type="dxa" w:w="3120"/>
           </w:tcPr>
           <w:p>
             <w:r>
@@ -2360,7 +1558,7 @@
         </w:tc>
         <w:tc>
           <w:tcPr>
-            <w:tcW w:w="3120" w:type="dxa"/>
+            <w:tcW w:type="dxa" w:w="3120"/>
           </w:tcPr>
           <w:p>
             <w:r>
@@ -2370,7 +1568,7 @@
         </w:tc>
         <w:tc>
           <w:tcPr>
-            <w:tcW w:w="3120" w:type="dxa"/>
+            <w:tcW w:type="dxa" w:w="3120"/>
           </w:tcPr>
           <w:p>
             <w:r>
@@ -2385,7 +1583,7 @@
         </w:trPr>
         <w:tc>
           <w:tcPr>
-            <w:tcW w:w="3120" w:type="dxa"/>
+            <w:tcW w:type="dxa" w:w="3120"/>
           </w:tcPr>
           <w:p>
             <w:r>
@@ -2395,7 +1593,7 @@
         </w:tc>
         <w:tc>
           <w:tcPr>
-            <w:tcW w:w="3120" w:type="dxa"/>
+            <w:tcW w:type="dxa" w:w="3120"/>
           </w:tcPr>
           <w:p>
             <w:r>
@@ -2405,7 +1603,7 @@
         </w:tc>
         <w:tc>
           <w:tcPr>
-            <w:tcW w:w="3120" w:type="dxa"/>
+            <w:tcW w:type="dxa" w:w="3120"/>
           </w:tcPr>
           <w:p>
             <w:r>
@@ -2426,11 +1624,9 @@
       <w:pPr>
         <w:pStyle w:val="Heading2"/>
       </w:pPr>
-      <w:bookmarkStart w:id="7" w:name="_Toc228189949"/>
       <w:r>
         <w:t>5. Execution Flow</w:t>
       </w:r>
-      <w:bookmarkEnd w:id="7"/>
     </w:p>
     <w:p>
       <w:pPr>
@@ -2440,13 +1636,13 @@
     <w:tbl>
       <w:tblPr>
         <w:tblStyle w:val="TableGrid"/>
-        <w:tblW w:w="0" w:type="auto"/>
-        <w:tblLook w:val="04A0" w:firstRow="1" w:lastRow="0" w:firstColumn="1" w:lastColumn="0" w:noHBand="0" w:noVBand="1"/>
+        <w:tblW w:type="auto" w:w="0"/>
+        <w:tblLook w:firstColumn="1" w:firstRow="1" w:lastColumn="0" w:lastRow="0" w:noHBand="0" w:noVBand="1" w:val="04A0"/>
       </w:tblPr>
       <w:tblGrid>
-        <w:gridCol w:w="2446"/>
-        <w:gridCol w:w="4200"/>
-        <w:gridCol w:w="2704"/>
+        <w:gridCol w:w="3120"/>
+        <w:gridCol w:w="3120"/>
+        <w:gridCol w:w="3120"/>
       </w:tblGrid>
       <w:tr>
         <w:trPr>
@@ -2455,7 +1651,7 @@
         </w:trPr>
         <w:tc>
           <w:tcPr>
-            <w:tcW w:w="3120" w:type="dxa"/>
+            <w:tcW w:type="dxa" w:w="3120"/>
           </w:tcPr>
           <w:p>
             <w:r>
@@ -2465,7 +1661,7 @@
         </w:tc>
         <w:tc>
           <w:tcPr>
-            <w:tcW w:w="3120" w:type="dxa"/>
+            <w:tcW w:type="dxa" w:w="3120"/>
           </w:tcPr>
           <w:p>
             <w:r>
@@ -2475,7 +1671,7 @@
         </w:tc>
         <w:tc>
           <w:tcPr>
-            <w:tcW w:w="3120" w:type="dxa"/>
+            <w:tcW w:type="dxa" w:w="3120"/>
           </w:tcPr>
           <w:p>
             <w:r>
@@ -2490,7 +1686,7 @@
         </w:trPr>
         <w:tc>
           <w:tcPr>
-            <w:tcW w:w="3120" w:type="dxa"/>
+            <w:tcW w:type="dxa" w:w="3120"/>
           </w:tcPr>
           <w:p>
             <w:r>
@@ -2500,7 +1696,7 @@
         </w:tc>
         <w:tc>
           <w:tcPr>
-            <w:tcW w:w="3120" w:type="dxa"/>
+            <w:tcW w:type="dxa" w:w="3120"/>
           </w:tcPr>
           <w:p>
             <w:r>
@@ -2510,7 +1706,7 @@
         </w:tc>
         <w:tc>
           <w:tcPr>
-            <w:tcW w:w="3120" w:type="dxa"/>
+            <w:tcW w:type="dxa" w:w="3120"/>
           </w:tcPr>
           <w:p>
             <w:r>
@@ -2525,7 +1721,7 @@
         </w:trPr>
         <w:tc>
           <w:tcPr>
-            <w:tcW w:w="3120" w:type="dxa"/>
+            <w:tcW w:type="dxa" w:w="3120"/>
           </w:tcPr>
           <w:p>
             <w:r>
@@ -2535,7 +1731,7 @@
         </w:tc>
         <w:tc>
           <w:tcPr>
-            <w:tcW w:w="3120" w:type="dxa"/>
+            <w:tcW w:type="dxa" w:w="3120"/>
           </w:tcPr>
           <w:p>
             <w:r>
@@ -2545,14 +1741,11 @@
         </w:tc>
         <w:tc>
           <w:tcPr>
-            <w:tcW w:w="3120" w:type="dxa"/>
+            <w:tcW w:type="dxa" w:w="3120"/>
           </w:tcPr>
           <w:p>
             <w:r>
-              <w:t xml:space="preserve">Continues if </w:t>
-            </w:r>
-            <w:r>
-              <w:t>present; exits with error if missing</w:t>
+              <w:t>Continues if present; exits with error if missing</w:t>
             </w:r>
           </w:p>
         </w:tc>
@@ -2563,7 +1756,7 @@
         </w:trPr>
         <w:tc>
           <w:tcPr>
-            <w:tcW w:w="3120" w:type="dxa"/>
+            <w:tcW w:type="dxa" w:w="3120"/>
           </w:tcPr>
           <w:p>
             <w:r>
@@ -2573,7 +1766,7 @@
         </w:tc>
         <w:tc>
           <w:tcPr>
-            <w:tcW w:w="3120" w:type="dxa"/>
+            <w:tcW w:type="dxa" w:w="3120"/>
           </w:tcPr>
           <w:p>
             <w:r>
@@ -2583,7 +1776,7 @@
         </w:tc>
         <w:tc>
           <w:tcPr>
-            <w:tcW w:w="3120" w:type="dxa"/>
+            <w:tcW w:type="dxa" w:w="3120"/>
           </w:tcPr>
           <w:p>
             <w:r>
@@ -2598,7 +1791,7 @@
         </w:trPr>
         <w:tc>
           <w:tcPr>
-            <w:tcW w:w="3120" w:type="dxa"/>
+            <w:tcW w:type="dxa" w:w="3120"/>
           </w:tcPr>
           <w:p>
             <w:r>
@@ -2608,7 +1801,7 @@
         </w:tc>
         <w:tc>
           <w:tcPr>
-            <w:tcW w:w="3120" w:type="dxa"/>
+            <w:tcW w:type="dxa" w:w="3120"/>
           </w:tcPr>
           <w:p>
             <w:r>
@@ -2618,7 +1811,7 @@
         </w:tc>
         <w:tc>
           <w:tcPr>
-            <w:tcW w:w="3120" w:type="dxa"/>
+            <w:tcW w:type="dxa" w:w="3120"/>
           </w:tcPr>
           <w:p>
             <w:r>
@@ -2633,31 +1826,27 @@
         </w:trPr>
         <w:tc>
           <w:tcPr>
-            <w:tcW w:w="3120" w:type="dxa"/>
+            <w:tcW w:type="dxa" w:w="3120"/>
           </w:tcPr>
           <w:p>
             <w:r>
-              <w:lastRenderedPageBreak/>
               <w:t>5</w:t>
             </w:r>
           </w:p>
         </w:tc>
         <w:tc>
           <w:tcPr>
-            <w:tcW w:w="3120" w:type="dxa"/>
+            <w:tcW w:type="dxa" w:w="3120"/>
           </w:tcPr>
           <w:p>
             <w:r>
-              <w:t xml:space="preserve">Script writes </w:t>
-            </w:r>
-            <w:r>
-              <w:t>`full_daily_report_{YYYYMMDD}.csv` if not already present</w:t>
+              <w:t>Script writes `full_daily_report_{YYYYMMDD}.csv` if not already present</w:t>
             </w:r>
           </w:p>
         </w:tc>
         <w:tc>
           <w:tcPr>
-            <w:tcW w:w="3120" w:type="dxa"/>
+            <w:tcW w:type="dxa" w:w="3120"/>
           </w:tcPr>
           <w:p>
             <w:r>
@@ -2672,7 +1861,7 @@
         </w:trPr>
         <w:tc>
           <w:tcPr>
-            <w:tcW w:w="3120" w:type="dxa"/>
+            <w:tcW w:type="dxa" w:w="3120"/>
           </w:tcPr>
           <w:p>
             <w:r>
@@ -2682,7 +1871,7 @@
         </w:tc>
         <w:tc>
           <w:tcPr>
-            <w:tcW w:w="3120" w:type="dxa"/>
+            <w:tcW w:type="dxa" w:w="3120"/>
           </w:tcPr>
           <w:p>
             <w:r>
@@ -2692,7 +1881,7 @@
         </w:tc>
         <w:tc>
           <w:tcPr>
-            <w:tcW w:w="3120" w:type="dxa"/>
+            <w:tcW w:type="dxa" w:w="3120"/>
           </w:tcPr>
           <w:p>
             <w:r>
@@ -2713,13 +1902,13 @@
       <w:pPr>
         <w:pStyle w:val="Heading2"/>
       </w:pPr>
-      <w:bookmarkStart w:id="8" w:name="_Toc228189950"/>
       <w:r>
         <w:t>6. Python Script Logic (</w:t>
       </w:r>
       <w:r>
         <w:rPr>
           <w:rFonts w:ascii="Consolas" w:hAnsi="Consolas"/>
+          <w:b/>
           <w:color w:val="003366"/>
           <w:sz w:val="18"/>
           <w:u w:val="single"/>
@@ -2729,18 +1918,15 @@
       <w:r>
         <w:t>)</w:t>
       </w:r>
-      <w:bookmarkEnd w:id="8"/>
     </w:p>
     <w:p/>
     <w:p>
       <w:pPr>
         <w:pStyle w:val="Heading3"/>
       </w:pPr>
-      <w:bookmarkStart w:id="9" w:name="_Toc228189951"/>
       <w:r>
         <w:t>6.1 Key constants</w:t>
       </w:r>
-      <w:bookmarkEnd w:id="9"/>
     </w:p>
     <w:p>
       <w:pPr>
@@ -2750,12 +1936,12 @@
     <w:tbl>
       <w:tblPr>
         <w:tblStyle w:val="TableGrid"/>
-        <w:tblW w:w="0" w:type="auto"/>
-        <w:tblLook w:val="04A0" w:firstRow="1" w:lastRow="0" w:firstColumn="1" w:lastColumn="0" w:noHBand="0" w:noVBand="1"/>
+        <w:tblW w:type="auto" w:w="0"/>
+        <w:tblLook w:firstColumn="1" w:firstRow="1" w:lastColumn="0" w:lastRow="0" w:noHBand="0" w:noVBand="1" w:val="04A0"/>
       </w:tblPr>
       <w:tblGrid>
-        <w:gridCol w:w="3668"/>
-        <w:gridCol w:w="5682"/>
+        <w:gridCol w:w="4680"/>
+        <w:gridCol w:w="4680"/>
       </w:tblGrid>
       <w:tr>
         <w:trPr>
@@ -2764,7 +1950,7 @@
         </w:trPr>
         <w:tc>
           <w:tcPr>
-            <w:tcW w:w="4680" w:type="dxa"/>
+            <w:tcW w:type="dxa" w:w="4680"/>
           </w:tcPr>
           <w:p>
             <w:r>
@@ -2774,7 +1960,7 @@
         </w:tc>
         <w:tc>
           <w:tcPr>
-            <w:tcW w:w="4680" w:type="dxa"/>
+            <w:tcW w:type="dxa" w:w="4680"/>
           </w:tcPr>
           <w:p>
             <w:r>
@@ -2789,7 +1975,7 @@
         </w:trPr>
         <w:tc>
           <w:tcPr>
-            <w:tcW w:w="4680" w:type="dxa"/>
+            <w:tcW w:type="dxa" w:w="4680"/>
           </w:tcPr>
           <w:p>
             <w:r>
@@ -2799,7 +1985,7 @@
         </w:tc>
         <w:tc>
           <w:tcPr>
-            <w:tcW w:w="4680" w:type="dxa"/>
+            <w:tcW w:type="dxa" w:w="4680"/>
           </w:tcPr>
           <w:p>
             <w:r>
@@ -2814,7 +2000,7 @@
         </w:trPr>
         <w:tc>
           <w:tcPr>
-            <w:tcW w:w="4680" w:type="dxa"/>
+            <w:tcW w:type="dxa" w:w="4680"/>
           </w:tcPr>
           <w:p>
             <w:r>
@@ -2824,7 +2010,7 @@
         </w:tc>
         <w:tc>
           <w:tcPr>
-            <w:tcW w:w="4680" w:type="dxa"/>
+            <w:tcW w:type="dxa" w:w="4680"/>
           </w:tcPr>
           <w:p>
             <w:r>
@@ -2839,7 +2025,7 @@
         </w:trPr>
         <w:tc>
           <w:tcPr>
-            <w:tcW w:w="4680" w:type="dxa"/>
+            <w:tcW w:type="dxa" w:w="4680"/>
           </w:tcPr>
           <w:p>
             <w:r>
@@ -2849,14 +2035,11 @@
         </w:tc>
         <w:tc>
           <w:tcPr>
-            <w:tcW w:w="4680" w:type="dxa"/>
+            <w:tcW w:type="dxa" w:w="4680"/>
           </w:tcPr>
           <w:p>
             <w:r>
-              <w:t xml:space="preserve">`automation scripts`, `Logs`, `LogsBackup`, `Full Daily </w:t>
-            </w:r>
-            <w:r>
-              <w:t>Reports`</w:t>
+              <w:t>`automation scripts`, `Logs`, `LogsBackup`, `Full Daily Reports`</w:t>
             </w:r>
           </w:p>
         </w:tc>
@@ -2867,14 +2050,13 @@
       <w:pPr>
         <w:pStyle w:val="Heading3"/>
       </w:pPr>
-      <w:bookmarkStart w:id="10" w:name="_Toc228189952"/>
       <w:r>
         <w:t>6.2 Data processing behavior</w:t>
       </w:r>
-      <w:bookmarkEnd w:id="10"/>
     </w:p>
     <w:p/>
     <w:p>
+      <w:pPr/>
       <w:r>
         <w:t xml:space="preserve">Scans all subfolders under </w:t>
       </w:r>
@@ -2890,6 +2072,7 @@
       </w:r>
     </w:p>
     <w:p>
+      <w:pPr/>
       <w:r>
         <w:t xml:space="preserve">Filters files to </w:t>
       </w:r>
@@ -2914,16 +2097,19 @@
       </w:r>
     </w:p>
     <w:p>
+      <w:pPr/>
       <w:r>
         <w:t>Skips excluded folders to prevent recursion into output/log paths.</w:t>
       </w:r>
     </w:p>
     <w:p>
+      <w:pPr/>
       <w:r>
         <w:t>Adds columns:</w:t>
       </w:r>
     </w:p>
     <w:p>
+      <w:pPr/>
       <w:r>
         <w:rPr>
           <w:rFonts w:ascii="Consolas" w:hAnsi="Consolas"/>
@@ -2936,6 +2122,7 @@
       </w:r>
     </w:p>
     <w:p>
+      <w:pPr/>
       <w:r>
         <w:rPr>
           <w:rFonts w:ascii="Consolas" w:hAnsi="Consolas"/>
@@ -2948,12 +2135,13 @@
       </w:r>
     </w:p>
     <w:p>
-      <w:r>
-        <w:lastRenderedPageBreak/>
+      <w:pPr/>
+      <w:r>
         <w:t>Concatenates all matching files into one dataframe.</w:t>
       </w:r>
     </w:p>
     <w:p>
+      <w:pPr/>
       <w:r>
         <w:t>Writes output only if file does not already exist for today.</w:t>
       </w:r>
@@ -2963,11 +2151,9 @@
       <w:pPr>
         <w:pStyle w:val="Heading3"/>
       </w:pPr>
-      <w:bookmarkStart w:id="11" w:name="_Toc228189953"/>
       <w:r>
         <w:t>6.3 Idempotency guard</w:t>
       </w:r>
-      <w:bookmarkEnd w:id="11"/>
     </w:p>
     <w:p/>
     <w:p>
@@ -3006,7 +2192,6 @@
       <w:pPr>
         <w:pStyle w:val="Heading2"/>
       </w:pPr>
-      <w:bookmarkStart w:id="12" w:name="_Toc228189954"/>
       <w:r>
         <w:t>7. Batch Launcher Behavior (</w:t>
       </w:r>
@@ -3020,10 +2205,10 @@
       <w:r>
         <w:t>)</w:t>
       </w:r>
-      <w:bookmarkEnd w:id="12"/>
     </w:p>
     <w:p/>
     <w:p>
+      <w:pPr/>
       <w:r>
         <w:t>Forces execution in script directory (</w:t>
       </w:r>
@@ -3042,6 +2227,7 @@
       </w:r>
     </w:p>
     <w:p>
+      <w:pPr/>
       <w:r>
         <w:t>Enforces Python 3.13 usage (</w:t>
       </w:r>
@@ -3057,6 +2243,7 @@
       </w:r>
     </w:p>
     <w:p>
+      <w:pPr/>
       <w:r>
         <w:t>Sets user-scoped package paths (</w:t>
       </w:r>
@@ -3082,16 +2269,19 @@
       </w:r>
     </w:p>
     <w:p>
+      <w:pPr/>
       <w:r>
         <w:t>Installs dependencies with retries and trusted hosts.</w:t>
       </w:r>
     </w:p>
     <w:p>
+      <w:pPr/>
       <w:r>
         <w:t>Runs Python script and captures output.</w:t>
       </w:r>
     </w:p>
     <w:p>
+      <w:pPr/>
       <w:r>
         <w:t xml:space="preserve">Appends structured run output to </w:t>
       </w:r>
@@ -3117,11 +2307,9 @@
       <w:pPr>
         <w:pStyle w:val="Heading2"/>
       </w:pPr>
-      <w:bookmarkStart w:id="13" w:name="_Toc228189955"/>
       <w:r>
         <w:t>8. Run Success Criteria</w:t>
       </w:r>
-      <w:bookmarkEnd w:id="13"/>
     </w:p>
     <w:p/>
     <w:p>
@@ -3131,6 +2319,7 @@
     </w:p>
     <w:p/>
     <w:p>
+      <w:pPr/>
       <w:r>
         <w:t>Task Scheduler result code is success (</w:t>
       </w:r>
@@ -3146,6 +2335,7 @@
       </w:r>
     </w:p>
     <w:p>
+      <w:pPr/>
       <w:r>
         <w:rPr>
           <w:rFonts w:ascii="Consolas" w:hAnsi="Consolas"/>
@@ -3158,31 +2348,26 @@
       </w:r>
     </w:p>
     <w:p>
-      <w:r>
-        <w:lastRenderedPageBreak/>
+      <w:pPr/>
+      <w:r>
         <w:t>Entry output is either:</w:t>
       </w:r>
     </w:p>
     <w:p>
+      <w:pPr/>
       <w:r>
         <w:rPr>
           <w:rFonts w:ascii="Consolas" w:hAnsi="Consolas"/>
           <w:sz w:val="18"/>
         </w:rPr>
-        <w:t xml:space="preserve">Saved to </w:t>
-      </w:r>
-      <w:r>
-        <w:rPr>
-          <w:rFonts w:ascii="Consolas" w:hAnsi="Consolas"/>
-          <w:sz w:val="18"/>
-        </w:rPr>
-        <w:t>...full_daily_report_{YYYYMMDD}.csv</w:t>
+        <w:t>Saved to ...full_daily_report_{YYYYMMDD}.csv</w:t>
       </w:r>
       <w:r>
         <w:t>, or</w:t>
       </w:r>
     </w:p>
     <w:p>
+      <w:pPr/>
       <w:r>
         <w:rPr>
           <w:rFonts w:ascii="Consolas" w:hAnsi="Consolas"/>
@@ -3195,6 +2380,7 @@
       </w:r>
     </w:p>
     <w:p>
+      <w:pPr/>
       <w:r>
         <w:t>Output file exists and is readable at:</w:t>
       </w:r>
@@ -3211,17 +2397,7 @@
           <w:sz w:val="18"/>
           <w:u w:val="single"/>
         </w:rPr>
-        <w:t xml:space="preserve">Z:\HTOC\Data_Analytics\Data\OpDiv_Predictions\Full Daily </w:t>
-      </w:r>
-      <w:r>
-        <w:rPr>
-          <w:rFonts w:ascii="Consolas" w:hAnsi="Consolas"/>
-          <w:b/>
-          <w:color w:val="003366"/>
-          <w:sz w:val="18"/>
-          <w:u w:val="single"/>
-        </w:rPr>
-        <w:t>Reports\full_daily_report_{YYYYMMDD}.csv</w:t>
+        <w:t>Z:\HTOC\Data_Analytics\Data\OpDiv_Predictions\Full Daily Reports\full_daily_report_{YYYYMMDD}.csv</w:t>
       </w:r>
       <w:r>
         <w:t>.</w:t>
@@ -3238,11 +2414,9 @@
       <w:pPr>
         <w:pStyle w:val="Heading2"/>
       </w:pPr>
-      <w:bookmarkStart w:id="14" w:name="_Toc228189956"/>
       <w:r>
         <w:t>9. Troubleshooting</w:t>
       </w:r>
-      <w:bookmarkEnd w:id="14"/>
     </w:p>
     <w:p>
       <w:pPr>
@@ -3252,13 +2426,13 @@
     <w:tbl>
       <w:tblPr>
         <w:tblStyle w:val="TableGrid"/>
-        <w:tblW w:w="0" w:type="auto"/>
-        <w:tblLook w:val="04A0" w:firstRow="1" w:lastRow="0" w:firstColumn="1" w:lastColumn="0" w:noHBand="0" w:noVBand="1"/>
+        <w:tblW w:type="auto" w:w="0"/>
+        <w:tblLook w:firstColumn="1" w:firstRow="1" w:lastColumn="0" w:lastRow="0" w:noHBand="0" w:noVBand="1" w:val="04A0"/>
       </w:tblPr>
       <w:tblGrid>
-        <w:gridCol w:w="3115"/>
-        <w:gridCol w:w="3118"/>
-        <w:gridCol w:w="3117"/>
+        <w:gridCol w:w="3120"/>
+        <w:gridCol w:w="3120"/>
+        <w:gridCol w:w="3120"/>
       </w:tblGrid>
       <w:tr>
         <w:trPr>
@@ -3267,7 +2441,7 @@
         </w:trPr>
         <w:tc>
           <w:tcPr>
-            <w:tcW w:w="3120" w:type="dxa"/>
+            <w:tcW w:type="dxa" w:w="3120"/>
           </w:tcPr>
           <w:p>
             <w:r>
@@ -3277,7 +2451,7 @@
         </w:tc>
         <w:tc>
           <w:tcPr>
-            <w:tcW w:w="3120" w:type="dxa"/>
+            <w:tcW w:type="dxa" w:w="3120"/>
           </w:tcPr>
           <w:p>
             <w:r>
@@ -3287,7 +2461,7 @@
         </w:tc>
         <w:tc>
           <w:tcPr>
-            <w:tcW w:w="3120" w:type="dxa"/>
+            <w:tcW w:type="dxa" w:w="3120"/>
           </w:tcPr>
           <w:p>
             <w:r>
@@ -3302,7 +2476,7 @@
         </w:trPr>
         <w:tc>
           <w:tcPr>
-            <w:tcW w:w="3120" w:type="dxa"/>
+            <w:tcW w:type="dxa" w:w="3120"/>
           </w:tcPr>
           <w:p>
             <w:r>
@@ -3312,7 +2486,7 @@
         </w:tc>
         <w:tc>
           <w:tcPr>
-            <w:tcW w:w="3120" w:type="dxa"/>
+            <w:tcW w:type="dxa" w:w="3120"/>
           </w:tcPr>
           <w:p>
             <w:r>
@@ -3322,7 +2496,7 @@
         </w:tc>
         <w:tc>
           <w:tcPr>
-            <w:tcW w:w="3120" w:type="dxa"/>
+            <w:tcW w:type="dxa" w:w="3120"/>
           </w:tcPr>
           <w:p>
             <w:r>
@@ -3337,7 +2511,7 @@
         </w:trPr>
         <w:tc>
           <w:tcPr>
-            <w:tcW w:w="3120" w:type="dxa"/>
+            <w:tcW w:type="dxa" w:w="3120"/>
           </w:tcPr>
           <w:p>
             <w:r>
@@ -3347,7 +2521,7 @@
         </w:tc>
         <w:tc>
           <w:tcPr>
-            <w:tcW w:w="3120" w:type="dxa"/>
+            <w:tcW w:type="dxa" w:w="3120"/>
           </w:tcPr>
           <w:p>
             <w:r>
@@ -3357,7 +2531,7 @@
         </w:tc>
         <w:tc>
           <w:tcPr>
-            <w:tcW w:w="3120" w:type="dxa"/>
+            <w:tcW w:type="dxa" w:w="3120"/>
           </w:tcPr>
           <w:p>
             <w:r>
@@ -3372,7 +2546,7 @@
         </w:trPr>
         <w:tc>
           <w:tcPr>
-            <w:tcW w:w="3120" w:type="dxa"/>
+            <w:tcW w:type="dxa" w:w="3120"/>
           </w:tcPr>
           <w:p>
             <w:r>
@@ -3382,7 +2556,7 @@
         </w:tc>
         <w:tc>
           <w:tcPr>
-            <w:tcW w:w="3120" w:type="dxa"/>
+            <w:tcW w:type="dxa" w:w="3120"/>
           </w:tcPr>
           <w:p>
             <w:r>
@@ -3392,14 +2566,11 @@
         </w:tc>
         <w:tc>
           <w:tcPr>
-            <w:tcW w:w="3120" w:type="dxa"/>
+            <w:tcW w:type="dxa" w:w="3120"/>
           </w:tcPr>
           <w:p>
             <w:r>
-              <w:t xml:space="preserve">Inspect and fix malformed CSV in the </w:t>
-            </w:r>
-            <w:r>
-              <w:t>partner folder</w:t>
+              <w:t>Inspect and fix malformed CSV in the partner folder</w:t>
             </w:r>
           </w:p>
         </w:tc>
@@ -3410,7 +2581,7 @@
         </w:trPr>
         <w:tc>
           <w:tcPr>
-            <w:tcW w:w="3120" w:type="dxa"/>
+            <w:tcW w:type="dxa" w:w="3120"/>
           </w:tcPr>
           <w:p>
             <w:r>
@@ -3420,7 +2591,7 @@
         </w:tc>
         <w:tc>
           <w:tcPr>
-            <w:tcW w:w="3120" w:type="dxa"/>
+            <w:tcW w:type="dxa" w:w="3120"/>
           </w:tcPr>
           <w:p>
             <w:r>
@@ -3430,7 +2601,7 @@
         </w:tc>
         <w:tc>
           <w:tcPr>
-            <w:tcW w:w="3120" w:type="dxa"/>
+            <w:tcW w:type="dxa" w:w="3120"/>
           </w:tcPr>
           <w:p>
             <w:r>
@@ -3445,7 +2616,7 @@
         </w:trPr>
         <w:tc>
           <w:tcPr>
-            <w:tcW w:w="3120" w:type="dxa"/>
+            <w:tcW w:type="dxa" w:w="3120"/>
           </w:tcPr>
           <w:p>
             <w:r>
@@ -3455,7 +2626,7 @@
         </w:tc>
         <w:tc>
           <w:tcPr>
-            <w:tcW w:w="3120" w:type="dxa"/>
+            <w:tcW w:type="dxa" w:w="3120"/>
           </w:tcPr>
           <w:p>
             <w:r>
@@ -3465,7 +2636,7 @@
         </w:tc>
         <w:tc>
           <w:tcPr>
-            <w:tcW w:w="3120" w:type="dxa"/>
+            <w:tcW w:type="dxa" w:w="3120"/>
           </w:tcPr>
           <w:p>
             <w:r>
@@ -3486,25 +2657,25 @@
       <w:pPr>
         <w:pStyle w:val="Heading2"/>
       </w:pPr>
-      <w:bookmarkStart w:id="15" w:name="_Toc228189957"/>
       <w:r>
         <w:t>10. Operator Decision Points</w:t>
       </w:r>
-      <w:bookmarkEnd w:id="15"/>
     </w:p>
     <w:p/>
     <w:p>
-      <w:r>
-        <w:lastRenderedPageBreak/>
+      <w:pPr/>
+      <w:r>
         <w:t>If no data exists by 8:15 AM, verify upstream forecast process before rerunning this batch.</w:t>
       </w:r>
     </w:p>
     <w:p>
+      <w:pPr/>
       <w:r>
         <w:t>If run fails due to environment/runtime, fix Python or package issues first, then rerun task manually.</w:t>
       </w:r>
     </w:p>
     <w:p>
+      <w:pPr/>
       <w:r>
         <w:t>If output exists but appears incomplete, validate partner source folders and rerun only after correcting source data.</w:t>
       </w:r>
@@ -3520,14 +2691,13 @@
       <w:pPr>
         <w:pStyle w:val="Heading2"/>
       </w:pPr>
-      <w:bookmarkStart w:id="16" w:name="_Toc228189958"/>
       <w:r>
         <w:t>11. Related Documents</w:t>
       </w:r>
-      <w:bookmarkEnd w:id="16"/>
     </w:p>
     <w:p/>
     <w:p>
+      <w:pPr/>
       <w:r>
         <w:rPr>
           <w:rFonts w:ascii="Consolas" w:hAnsi="Consolas"/>
@@ -3540,6 +2710,7 @@
       </w:r>
     </w:p>
     <w:p>
+      <w:pPr/>
       <w:r>
         <w:rPr>
           <w:rFonts w:ascii="Consolas" w:hAnsi="Consolas"/>
@@ -3552,6 +2723,7 @@
       </w:r>
     </w:p>
     <w:p>
+      <w:pPr/>
       <w:r>
         <w:t>GitHub repository: [jaytlinaskew-OIS/HTOC](https:/</w:t>
       </w:r>
@@ -3718,7 +2890,7 @@
               <w:noProof/>
             </w:rPr>
             <w:drawing>
-              <wp:inline distT="0" distB="0" distL="0" distR="0" wp14:anchorId="1CA25184" wp14:editId="1A1DF000">
+              <wp:inline distT="0" distB="0" distL="0" distR="0" wp14:anchorId="72DEBE38" wp14:editId="66345231">
                 <wp:extent cx="957532" cy="444240"/>
                 <wp:effectExtent l="0" t="0" r="0" b="0"/>
                 <wp:docPr id="1601952155" name="Picture 1601952155"/>
@@ -3839,6 +3011,7 @@
         <w:szCs w:val="18"/>
       </w:rPr>
     </w:pPr>
+    <w:proofErr w:type="gramStart"/>
     <w:r>
       <w:rPr>
         <w:rFonts w:ascii="Poppins ExtraBold" w:hAnsi="Poppins ExtraBold" w:cs="Poppins ExtraBold"/>
@@ -3846,6 +3019,7 @@
       </w:rPr>
       <w:t>TLP:AMBER</w:t>
     </w:r>
+    <w:proofErr w:type="gramEnd"/>
   </w:p>
 </w:ftr>
 </file>
@@ -4016,12 +3190,8 @@
         <w:p>
           <w:r>
             <w:t>TLP:AMBER</w:t>
-          </w:r>
-          <w:r>
             <w:br/>
             <w:t>Next_Obs_Daily Batch Process — Daily Full Report Build</w:t>
-          </w:r>
-          <w:r>
             <w:br/>
             <w:t>April 2026</w:t>
           </w:r>
@@ -4047,7 +3217,7 @@
               <w:noProof/>
             </w:rPr>
             <w:drawing>
-              <wp:inline distT="0" distB="0" distL="0" distR="0" wp14:anchorId="767C6A17" wp14:editId="1DFED936">
+              <wp:inline distT="0" distB="0" distL="0" distR="0" wp14:anchorId="7971F684" wp14:editId="240B1539">
                 <wp:extent cx="1524000" cy="482851"/>
                 <wp:effectExtent l="0" t="0" r="0" b="0"/>
                 <wp:docPr id="402729602" name="Picture 1"/>
@@ -4104,7 +3274,7 @@
       <mc:AlternateContent>
         <mc:Choice Requires="wps">
           <w:drawing>
-            <wp:anchor distT="0" distB="0" distL="114300" distR="114300" simplePos="0" relativeHeight="251658240" behindDoc="0" locked="0" layoutInCell="1" allowOverlap="1" wp14:anchorId="54DFB2F9" wp14:editId="24E1E9CD">
+            <wp:anchor distT="0" distB="0" distL="114300" distR="114300" simplePos="0" relativeHeight="251658240" behindDoc="0" locked="0" layoutInCell="1" allowOverlap="1" wp14:anchorId="5839FB81" wp14:editId="43726EDC">
               <wp:simplePos x="0" y="0"/>
               <wp:positionH relativeFrom="column">
                 <wp:posOffset>-946150</wp:posOffset>
@@ -4182,7 +3352,7 @@
         <w:szCs w:val="22"/>
       </w:rPr>
       <w:drawing>
-        <wp:anchor distT="0" distB="0" distL="114300" distR="114300" simplePos="0" relativeHeight="251661312" behindDoc="0" locked="0" layoutInCell="1" allowOverlap="1" wp14:anchorId="09D3342B" wp14:editId="06850F2B">
+        <wp:anchor distT="0" distB="0" distL="114300" distR="114300" simplePos="0" relativeHeight="251661312" behindDoc="0" locked="0" layoutInCell="1" allowOverlap="1" wp14:anchorId="1813D673" wp14:editId="4C16BC2A">
           <wp:simplePos x="0" y="0"/>
           <wp:positionH relativeFrom="column">
             <wp:posOffset>9591675</wp:posOffset>
@@ -4264,7 +3434,7 @@
       <mc:AlternateContent>
         <mc:Choice Requires="wps">
           <w:drawing>
-            <wp:anchor distT="0" distB="0" distL="114300" distR="114300" simplePos="0" relativeHeight="251662336" behindDoc="0" locked="0" layoutInCell="1" allowOverlap="1" wp14:anchorId="39A3AB47" wp14:editId="56EEA7A5">
+            <wp:anchor distT="0" distB="0" distL="114300" distR="114300" simplePos="0" relativeHeight="251662336" behindDoc="0" locked="0" layoutInCell="1" allowOverlap="1" wp14:anchorId="1F3D6E8D" wp14:editId="12C6E227">
               <wp:simplePos x="0" y="0"/>
               <wp:positionH relativeFrom="column">
                 <wp:posOffset>8305800</wp:posOffset>
@@ -4313,6 +3483,7 @@
                               <w:kern w:val="24"/>
                             </w:rPr>
                           </w:pPr>
+                          <w:proofErr w:type="gramStart"/>
                           <w:r>
                             <w:rPr>
                               <w:rFonts w:ascii="Nirmala Text" w:eastAsia="Nirmala Text" w:hAnsi="Nirmala Text" w:cs="Nirmala Text"/>
@@ -4321,7 +3492,18 @@
                               <w:color w:val="F6DD23"/>
                               <w:kern w:val="24"/>
                             </w:rPr>
-                            <w:t>TLP:AMBER+STRICT</w:t>
+                            <w:t>TLP:AMBER</w:t>
+                          </w:r>
+                          <w:proofErr w:type="gramEnd"/>
+                          <w:r>
+                            <w:rPr>
+                              <w:rFonts w:ascii="Nirmala Text" w:eastAsia="Nirmala Text" w:hAnsi="Nirmala Text" w:cs="Nirmala Text"/>
+                              <w:b/>
+                              <w:bCs/>
+                              <w:color w:val="F6DD23"/>
+                              <w:kern w:val="24"/>
+                            </w:rPr>
+                            <w:t>+STRICT</w:t>
                           </w:r>
                         </w:p>
                       </w:txbxContent>
@@ -8913,6 +8095,15 @@
 </file>
 
 <file path=customXml/item1.xml><?xml version="1.0" encoding="utf-8"?>
+<?mso-contentType ?>
+<FormTemplates xmlns="http://schemas.microsoft.com/sharepoint/v3/contenttype/forms">
+  <Display>DocumentLibraryForm</Display>
+  <Edit>DocumentLibraryForm</Edit>
+  <New>DocumentLibraryForm</New>
+</FormTemplates>
+</file>
+
+<file path=customXml/item2.xml><?xml version="1.0" encoding="utf-8"?>
 <ct:contentTypeSchema xmlns:ct="http://schemas.microsoft.com/office/2006/metadata/contentType" xmlns:ma="http://schemas.microsoft.com/office/2006/metadata/properties/metaAttributes" ct:_="" ma:_="" ma:contentTypeName="Document" ma:contentTypeID="0x010100AFCF4B2913B96A488E0F743192725261" ma:contentTypeVersion="10" ma:contentTypeDescription="Create a new document." ma:contentTypeScope="" ma:versionID="2a3907d622944450d873795b62bd3fd1">
   <xsd:schema xmlns:xsd="http://www.w3.org/2001/XMLSchema" xmlns:xs="http://www.w3.org/2001/XMLSchema" xmlns:p="http://schemas.microsoft.com/office/2006/metadata/properties" xmlns:ns2="afb72fb5-58d3-46e0-8b83-6204a9ccb897" xmlns:ns3="7eeb797a-e46d-47e3-9f8b-1124477eb690" targetNamespace="http://schemas.microsoft.com/office/2006/metadata/properties" ma:root="true" ma:fieldsID="95604d8cadeb01aab63de2737106632d" ns2:_="" ns3:_="">
     <xsd:import namespace="afb72fb5-58d3-46e0-8b83-6204a9ccb897"/>
@@ -9101,16 +8292,11 @@
 </ct:contentTypeSchema>
 </file>
 
-<file path=customXml/item2.xml><?xml version="1.0" encoding="utf-8"?>
-<?mso-contentType ?>
-<FormTemplates xmlns="http://schemas.microsoft.com/sharepoint/v3/contenttype/forms">
-  <Display>DocumentLibraryForm</Display>
-  <Edit>DocumentLibraryForm</Edit>
-  <New>DocumentLibraryForm</New>
-</FormTemplates>
+<file path=customXml/item3.xml><?xml version="1.0" encoding="utf-8"?>
+<b:Sources xmlns:b="http://schemas.openxmlformats.org/officeDocument/2006/bibliography" xmlns="http://schemas.openxmlformats.org/officeDocument/2006/bibliography" SelectedStyle="/APASixthEditionOfficeOnline.xsl" StyleName="APA" Version="6"/>
 </file>
 
-<file path=customXml/item3.xml><?xml version="1.0" encoding="utf-8"?>
+<file path=customXml/item4.xml><?xml version="1.0" encoding="utf-8"?>
 <p:properties xmlns:p="http://schemas.microsoft.com/office/2006/metadata/properties" xmlns:xsi="http://www.w3.org/2001/XMLSchema-instance" xmlns:pc="http://schemas.microsoft.com/office/infopath/2007/PartnerControls">
   <documentManagement>
     <lcf76f155ced4ddcb4097134ff3c332f xmlns="afb72fb5-58d3-46e0-8b83-6204a9ccb897">
@@ -9121,11 +8307,15 @@
 </p:properties>
 </file>
 
-<file path=customXml/item4.xml><?xml version="1.0" encoding="utf-8"?>
-<b:Sources xmlns:b="http://schemas.openxmlformats.org/officeDocument/2006/bibliography" xmlns="http://schemas.openxmlformats.org/officeDocument/2006/bibliography" SelectedStyle="/APASixthEditionOfficeOnline.xsl" StyleName="APA" Version="6"/>
+<file path=customXml/itemProps1.xml><?xml version="1.0" encoding="utf-8"?>
+<ds:datastoreItem xmlns:ds="http://schemas.openxmlformats.org/officeDocument/2006/customXml" ds:itemID="{4C9DE648-81B7-4867-9DBA-8D42A681444E}">
+  <ds:schemaRefs>
+    <ds:schemaRef ds:uri="http://schemas.microsoft.com/sharepoint/v3/contenttype/forms"/>
+  </ds:schemaRefs>
+</ds:datastoreItem>
 </file>
 
-<file path=customXml/itemProps1.xml><?xml version="1.0" encoding="utf-8"?>
+<file path=customXml/itemProps2.xml><?xml version="1.0" encoding="utf-8"?>
 <ds:datastoreItem xmlns:ds="http://schemas.openxmlformats.org/officeDocument/2006/customXml" ds:itemID="{3BB6F7E9-CC77-46A3-8137-2A102AA86487}">
   <ds:schemaRefs>
     <ds:schemaRef ds:uri="http://schemas.microsoft.com/office/2006/metadata/contentType"/>
@@ -9144,15 +8334,15 @@
 </ds:datastoreItem>
 </file>
 
-<file path=customXml/itemProps2.xml><?xml version="1.0" encoding="utf-8"?>
-<ds:datastoreItem xmlns:ds="http://schemas.openxmlformats.org/officeDocument/2006/customXml" ds:itemID="{4C9DE648-81B7-4867-9DBA-8D42A681444E}">
+<file path=customXml/itemProps3.xml><?xml version="1.0" encoding="utf-8"?>
+<ds:datastoreItem xmlns:ds="http://schemas.openxmlformats.org/officeDocument/2006/customXml" ds:itemID="{019324B5-EF86-1D45-B65C-69FFDDC5F259}">
   <ds:schemaRefs>
-    <ds:schemaRef ds:uri="http://schemas.microsoft.com/sharepoint/v3/contenttype/forms"/>
+    <ds:schemaRef ds:uri="http://schemas.openxmlformats.org/officeDocument/2006/bibliography"/>
   </ds:schemaRefs>
 </ds:datastoreItem>
 </file>
 
-<file path=customXml/itemProps3.xml><?xml version="1.0" encoding="utf-8"?>
+<file path=customXml/itemProps4.xml><?xml version="1.0" encoding="utf-8"?>
 <ds:datastoreItem xmlns:ds="http://schemas.openxmlformats.org/officeDocument/2006/customXml" ds:itemID="{9B00A5AB-C3F4-4CD2-AAC1-F40B6DF48AEE}">
   <ds:schemaRefs>
     <ds:schemaRef ds:uri="http://schemas.microsoft.com/office/2006/metadata/properties"/>
@@ -9163,14 +8353,6 @@
 </ds:datastoreItem>
 </file>
 
-<file path=customXml/itemProps4.xml><?xml version="1.0" encoding="utf-8"?>
-<ds:datastoreItem xmlns:ds="http://schemas.openxmlformats.org/officeDocument/2006/customXml" ds:itemID="{019324B5-EF86-1D45-B65C-69FFDDC5F259}">
-  <ds:schemaRefs>
-    <ds:schemaRef ds:uri="http://schemas.openxmlformats.org/officeDocument/2006/bibliography"/>
-  </ds:schemaRefs>
-</ds:datastoreItem>
-</file>
-
 <file path=docMetadata/LabelInfo.xml><?xml version="1.0" encoding="utf-8"?>
 <clbl:labelList xmlns:clbl="http://schemas.microsoft.com/office/2020/mipLabelMetadata">
   <clbl:label id="{d58addea-5053-4a80-8499-ba4d944910df}" enabled="0" method="" siteId="{d58addea-5053-4a80-8499-ba4d944910df}" removed="1"/>

--- a/documentation/SOP/DOCX_v11/SOP_Next_Obs_Daily_Batch.docx
+++ b/documentation/SOP/DOCX_v11/SOP_Next_Obs_Daily_Batch.docx
@@ -17,7 +17,7 @@
         <mc:AlternateContent>
           <mc:Choice Requires="wps">
             <w:drawing>
-              <wp:anchor distT="0" distB="0" distL="114300" distR="114300" simplePos="0" relativeHeight="251662337" behindDoc="0" locked="0" layoutInCell="1" allowOverlap="1" wp14:anchorId="0CE84385" wp14:editId="45730FB8">
+              <wp:anchor distT="0" distB="0" distL="114300" distR="114300" simplePos="0" relativeHeight="251662337" behindDoc="0" locked="0" layoutInCell="1" allowOverlap="1" wp14:anchorId="2DFAFCD3" wp14:editId="10C1EE9E">
                 <wp:simplePos x="0" y="0"/>
                 <wp:positionH relativeFrom="column">
                   <wp:posOffset>-914400</wp:posOffset>
@@ -53,7 +53,6 @@
                             <w:pPr>
                               <w:jc w:val="center"/>
                             </w:pPr>
-                            <w:proofErr w:type="gramStart"/>
                             <w:r>
                               <w:rPr>
                                 <w:rFonts w:ascii="Poppins ExtraBold" w:hAnsi="Poppins ExtraBold" w:cs="Poppins ExtraBold"/>
@@ -61,7 +60,6 @@
                               </w:rPr>
                               <w:t>TLP:AMBER</w:t>
                             </w:r>
-                            <w:proofErr w:type="gramEnd"/>
                           </w:p>
                         </w:txbxContent>
                       </wps:txbx>
@@ -119,7 +117,7 @@
           <w:sz w:val="56"/>
         </w:rPr>
         <w:drawing>
-          <wp:anchor distT="0" distB="0" distL="114300" distR="114300" simplePos="0" relativeHeight="251658241" behindDoc="0" locked="0" layoutInCell="1" allowOverlap="1" wp14:anchorId="6A2EEDD8" wp14:editId="256755CE">
+          <wp:anchor distT="0" distB="0" distL="114300" distR="114300" simplePos="0" relativeHeight="251658241" behindDoc="0" locked="0" layoutInCell="1" allowOverlap="1" wp14:anchorId="7AEBE435" wp14:editId="469ECA07">
             <wp:simplePos x="0" y="0"/>
             <wp:positionH relativeFrom="margin">
               <wp:posOffset>0</wp:posOffset>
@@ -194,7 +192,7 @@
         <mc:AlternateContent>
           <mc:Choice Requires="wps">
             <w:drawing>
-              <wp:anchor distT="0" distB="0" distL="114300" distR="114300" simplePos="0" relativeHeight="251658240" behindDoc="1" locked="1" layoutInCell="1" allowOverlap="1" wp14:anchorId="08538D9D" wp14:editId="086C8858">
+              <wp:anchor distT="0" distB="0" distL="114300" distR="114300" simplePos="0" relativeHeight="251658240" behindDoc="1" locked="1" layoutInCell="1" allowOverlap="1" wp14:anchorId="54B94349" wp14:editId="62573211">
                 <wp:simplePos x="0" y="0"/>
                 <wp:positionH relativeFrom="page">
                   <wp:posOffset>0</wp:posOffset>
@@ -310,7 +308,7 @@
           <w:szCs w:val="56"/>
         </w:rPr>
         <w:drawing>
-          <wp:anchor distT="0" distB="0" distL="114300" distR="114300" simplePos="0" relativeHeight="251660289" behindDoc="0" locked="0" layoutInCell="1" allowOverlap="1" wp14:anchorId="46B7564F" wp14:editId="0276F356">
+          <wp:anchor distT="0" distB="0" distL="114300" distR="114300" simplePos="0" relativeHeight="251660289" behindDoc="0" locked="0" layoutInCell="1" allowOverlap="1" wp14:anchorId="46289B41" wp14:editId="1ED8E7BA">
             <wp:simplePos x="0" y="0"/>
             <wp:positionH relativeFrom="column">
               <wp:posOffset>104774</wp:posOffset>
@@ -403,7 +401,7 @@
         <mc:AlternateContent>
           <mc:Choice Requires="wps">
             <w:drawing>
-              <wp:anchor distT="0" distB="0" distL="114300" distR="114300" simplePos="0" relativeHeight="251661313" behindDoc="0" locked="0" layoutInCell="1" allowOverlap="1" wp14:anchorId="2861ED88" wp14:editId="4FE2323B">
+              <wp:anchor distT="0" distB="0" distL="114300" distR="114300" simplePos="0" relativeHeight="251661313" behindDoc="0" locked="0" layoutInCell="1" allowOverlap="1" wp14:anchorId="023E9F9E" wp14:editId="377E2A18">
                 <wp:simplePos x="0" y="0"/>
                 <wp:positionH relativeFrom="column">
                   <wp:posOffset>0</wp:posOffset>
@@ -562,6 +560,8 @@
       </w:pPr>
       <w:r>
         <w:t>Version 1.0</w:t>
+      </w:r>
+      <w:r>
         <w:br/>
         <w:t>April 2026</w:t>
       </w:r>
@@ -605,12 +605,10 @@
         </w:p>
         <w:p>
           <w:pPr>
-            <w:pStyle w:val="TOC2"/>
+            <w:pStyle w:val="TOC1"/>
             <w:rPr>
               <w:rFonts w:asciiTheme="minorHAnsi" w:eastAsiaTheme="minorEastAsia" w:hAnsiTheme="minorHAnsi" w:cstheme="minorBidi"/>
               <w:b w:val="0"/>
-              <w:i w:val="0"/>
-              <w:iCs w:val="0"/>
               <w:noProof/>
               <w:color w:val="auto"/>
               <w:kern w:val="2"/>
@@ -622,35 +620,37 @@
           <w:r>
             <w:rPr>
               <w:rFonts w:ascii="Nirmala UI" w:hAnsi="Nirmala UI" w:cs="Nirmala UI"/>
-              <w:i w:val="0"/>
-              <w:iCs w:val="0"/>
+              <w:i/>
+              <w:iCs/>
+              <w:color w:val="182D4D" w:themeColor="text2"/>
+              <w:sz w:val="18"/>
             </w:rPr>
             <w:fldChar w:fldCharType="begin"/>
           </w:r>
           <w:r>
             <w:rPr>
               <w:rFonts w:ascii="Nirmala UI" w:hAnsi="Nirmala UI" w:cs="Nirmala UI"/>
-              <w:i w:val="0"/>
-              <w:iCs w:val="0"/>
             </w:rPr>
             <w:instrText xml:space="preserve"> TOC \o "1-3" \h \z \u </w:instrText>
           </w:r>
           <w:r>
             <w:rPr>
               <w:rFonts w:ascii="Nirmala UI" w:hAnsi="Nirmala UI" w:cs="Nirmala UI"/>
-              <w:i w:val="0"/>
-              <w:iCs w:val="0"/>
+              <w:i/>
+              <w:iCs/>
+              <w:color w:val="182D4D" w:themeColor="text2"/>
+              <w:sz w:val="18"/>
             </w:rPr>
             <w:fldChar w:fldCharType="separate"/>
           </w:r>
-          <w:hyperlink w:anchor="_Toc225922823" w:history="1">
+          <w:hyperlink w:anchor="_Toc228775574" w:history="1">
+            <w:bookmarkStart w:id="0" w:name="_Toc228775591"/>
             <w:r>
               <w:rPr>
                 <w:rStyle w:val="Hyperlink"/>
-                <w:rFonts w:ascii="Nirmala UI" w:hAnsi="Nirmala UI" w:cs="Nirmala UI"/>
-                <w:noProof/>
-              </w:rPr>
-              <w:t>Purpose</w:t>
+                <w:noProof/>
+              </w:rPr>
+              <w:t>Table of Contents</w:t>
             </w:r>
             <w:r>
               <w:rPr>
@@ -671,7 +671,7 @@
                 <w:noProof/>
                 <w:webHidden/>
               </w:rPr>
-              <w:instrText xml:space="preserve"> PAGEREF _Toc225922823 \h </w:instrText>
+              <w:instrText xml:space="preserve"> PAGEREF _Toc228775574 \h </w:instrText>
             </w:r>
             <w:r>
               <w:rPr>
@@ -693,6 +693,7 @@
               </w:rPr>
               <w:t>3</w:t>
             </w:r>
+            <w:bookmarkEnd w:id="0"/>
             <w:r>
               <w:rPr>
                 <w:noProof/>
@@ -718,14 +719,14 @@
               <w14:ligatures w14:val="standardContextual"/>
             </w:rPr>
           </w:pPr>
-          <w:hyperlink w:anchor="_Toc225922824" w:history="1">
+          <w:hyperlink w:anchor="_Toc228775575" w:history="1">
+            <w:bookmarkStart w:id="1" w:name="_Toc228775592"/>
             <w:r>
               <w:rPr>
                 <w:rStyle w:val="Hyperlink"/>
-                <w:rFonts w:ascii="Nirmala UI" w:hAnsi="Nirmala UI" w:cs="Nirmala UI"/>
-                <w:noProof/>
-              </w:rPr>
-              <w:t>Phase 1: Production and Initial Review</w:t>
+                <w:noProof/>
+              </w:rPr>
+              <w:t>1. Purpose</w:t>
             </w:r>
             <w:r>
               <w:rPr>
@@ -746,7 +747,7 @@
                 <w:noProof/>
                 <w:webHidden/>
               </w:rPr>
-              <w:instrText xml:space="preserve"> PAGEREF _Toc225922824 \h </w:instrText>
+              <w:instrText xml:space="preserve"> PAGEREF _Toc228775575 \h </w:instrText>
             </w:r>
             <w:r>
               <w:rPr>
@@ -766,8 +767,9 @@
                 <w:noProof/>
                 <w:webHidden/>
               </w:rPr>
-              <w:t>3</w:t>
-            </w:r>
+              <w:t>4</w:t>
+            </w:r>
+            <w:bookmarkEnd w:id="1"/>
             <w:r>
               <w:rPr>
                 <w:noProof/>
@@ -793,14 +795,14 @@
               <w14:ligatures w14:val="standardContextual"/>
             </w:rPr>
           </w:pPr>
-          <w:hyperlink w:anchor="_Toc225922825" w:history="1">
+          <w:hyperlink w:anchor="_Toc228775576" w:history="1">
+            <w:bookmarkStart w:id="2" w:name="_Toc228775593"/>
             <w:r>
               <w:rPr>
                 <w:rStyle w:val="Hyperlink"/>
-                <w:rFonts w:ascii="Nirmala UI" w:hAnsi="Nirmala UI" w:cs="Nirmala UI"/>
-                <w:noProof/>
-              </w:rPr>
-              <w:t>Phase 2: Finalization and Conversion</w:t>
+                <w:noProof/>
+              </w:rPr>
+              <w:t>2. Scope</w:t>
             </w:r>
             <w:r>
               <w:rPr>
@@ -821,7 +823,7 @@
                 <w:noProof/>
                 <w:webHidden/>
               </w:rPr>
-              <w:instrText xml:space="preserve"> PAGEREF _Toc225922825 \h </w:instrText>
+              <w:instrText xml:space="preserve"> PAGEREF _Toc228775576 \h </w:instrText>
             </w:r>
             <w:r>
               <w:rPr>
@@ -841,8 +843,9 @@
                 <w:noProof/>
                 <w:webHidden/>
               </w:rPr>
-              <w:t>3</w:t>
-            </w:r>
+              <w:t>4</w:t>
+            </w:r>
+            <w:bookmarkEnd w:id="2"/>
             <w:r>
               <w:rPr>
                 <w:noProof/>
@@ -868,14 +871,14 @@
               <w14:ligatures w14:val="standardContextual"/>
             </w:rPr>
           </w:pPr>
-          <w:hyperlink w:anchor="_Toc225922826" w:history="1">
+          <w:hyperlink w:anchor="_Toc228775577" w:history="1">
+            <w:bookmarkStart w:id="3" w:name="_Toc228775594"/>
             <w:r>
               <w:rPr>
                 <w:rStyle w:val="Hyperlink"/>
-                <w:rFonts w:ascii="Nirmala UI" w:hAnsi="Nirmala UI" w:cs="Nirmala UI"/>
-                <w:noProof/>
-              </w:rPr>
-              <w:t>Phase 3: Peer Review and Email Distribution</w:t>
+                <w:noProof/>
+              </w:rPr>
+              <w:t>3. Prerequisites</w:t>
             </w:r>
             <w:r>
               <w:rPr>
@@ -896,7 +899,7 @@
                 <w:noProof/>
                 <w:webHidden/>
               </w:rPr>
-              <w:instrText xml:space="preserve"> PAGEREF _Toc225922826 \h </w:instrText>
+              <w:instrText xml:space="preserve"> PAGEREF _Toc228775577 \h </w:instrText>
             </w:r>
             <w:r>
               <w:rPr>
@@ -916,7 +919,148 @@
                 <w:noProof/>
                 <w:webHidden/>
               </w:rPr>
-              <w:t>3</w:t>
+              <w:t>4</w:t>
+            </w:r>
+            <w:bookmarkEnd w:id="3"/>
+            <w:r>
+              <w:rPr>
+                <w:noProof/>
+                <w:webHidden/>
+              </w:rPr>
+              <w:fldChar w:fldCharType="end"/>
+            </w:r>
+          </w:hyperlink>
+        </w:p>
+        <w:p>
+          <w:pPr>
+            <w:pStyle w:val="TOC3"/>
+            <w:rPr>
+              <w:rFonts w:eastAsiaTheme="minorEastAsia"/>
+              <w:noProof/>
+              <w:kern w:val="2"/>
+              <w:sz w:val="24"/>
+              <w:szCs w:val="24"/>
+              <w14:ligatures w14:val="standardContextual"/>
+            </w:rPr>
+          </w:pPr>
+          <w:hyperlink w:anchor="_Toc228775578" w:history="1">
+            <w:r>
+              <w:rPr>
+                <w:rStyle w:val="Hyperlink"/>
+                <w:noProof/>
+              </w:rPr>
+              <w:t>3.1 Runtime and Access</w:t>
+            </w:r>
+            <w:r>
+              <w:rPr>
+                <w:noProof/>
+                <w:webHidden/>
+              </w:rPr>
+              <w:tab/>
+            </w:r>
+            <w:r>
+              <w:rPr>
+                <w:noProof/>
+                <w:webHidden/>
+              </w:rPr>
+              <w:fldChar w:fldCharType="begin"/>
+            </w:r>
+            <w:r>
+              <w:rPr>
+                <w:noProof/>
+                <w:webHidden/>
+              </w:rPr>
+              <w:instrText xml:space="preserve"> PAGEREF _Toc228775578 \h </w:instrText>
+            </w:r>
+            <w:r>
+              <w:rPr>
+                <w:noProof/>
+                <w:webHidden/>
+              </w:rPr>
+            </w:r>
+            <w:r>
+              <w:rPr>
+                <w:noProof/>
+                <w:webHidden/>
+              </w:rPr>
+              <w:fldChar w:fldCharType="separate"/>
+            </w:r>
+            <w:r>
+              <w:rPr>
+                <w:noProof/>
+                <w:webHidden/>
+              </w:rPr>
+              <w:t>4</w:t>
+            </w:r>
+            <w:r>
+              <w:rPr>
+                <w:noProof/>
+                <w:webHidden/>
+              </w:rPr>
+              <w:fldChar w:fldCharType="end"/>
+            </w:r>
+          </w:hyperlink>
+        </w:p>
+        <w:p>
+          <w:pPr>
+            <w:pStyle w:val="TOC3"/>
+            <w:rPr>
+              <w:rFonts w:eastAsiaTheme="minorEastAsia"/>
+              <w:noProof/>
+              <w:kern w:val="2"/>
+              <w:sz w:val="24"/>
+              <w:szCs w:val="24"/>
+              <w14:ligatures w14:val="standardContextual"/>
+            </w:rPr>
+          </w:pPr>
+          <w:hyperlink w:anchor="_Toc228775579" w:history="1">
+            <w:r>
+              <w:rPr>
+                <w:rStyle w:val="Hyperlink"/>
+                <w:noProof/>
+              </w:rPr>
+              <w:t>3.2 Input Data Availability</w:t>
+            </w:r>
+            <w:r>
+              <w:rPr>
+                <w:noProof/>
+                <w:webHidden/>
+              </w:rPr>
+              <w:tab/>
+            </w:r>
+            <w:r>
+              <w:rPr>
+                <w:noProof/>
+                <w:webHidden/>
+              </w:rPr>
+              <w:fldChar w:fldCharType="begin"/>
+            </w:r>
+            <w:r>
+              <w:rPr>
+                <w:noProof/>
+                <w:webHidden/>
+              </w:rPr>
+              <w:instrText xml:space="preserve"> PAGEREF _Toc228775579 \h </w:instrText>
+            </w:r>
+            <w:r>
+              <w:rPr>
+                <w:noProof/>
+                <w:webHidden/>
+              </w:rPr>
+            </w:r>
+            <w:r>
+              <w:rPr>
+                <w:noProof/>
+                <w:webHidden/>
+              </w:rPr>
+              <w:fldChar w:fldCharType="separate"/>
+            </w:r>
+            <w:r>
+              <w:rPr>
+                <w:noProof/>
+                <w:webHidden/>
+              </w:rPr>
+              <w:t>5</w:t>
             </w:r>
             <w:r>
               <w:rPr>
@@ -943,14 +1087,14 @@
               <w14:ligatures w14:val="standardContextual"/>
             </w:rPr>
           </w:pPr>
-          <w:hyperlink w:anchor="_Toc225922827" w:history="1">
+          <w:hyperlink w:anchor="_Toc228775580" w:history="1">
+            <w:bookmarkStart w:id="4" w:name="_Toc228775595"/>
             <w:r>
               <w:rPr>
                 <w:rStyle w:val="Hyperlink"/>
-                <w:rFonts w:ascii="Nirmala UI" w:hAnsi="Nirmala UI" w:cs="Nirmala UI"/>
-                <w:noProof/>
-              </w:rPr>
-              <w:t>Maintenance: Master Recipient List</w:t>
+                <w:noProof/>
+              </w:rPr>
+              <w:t>4. Process Components</w:t>
             </w:r>
             <w:r>
               <w:rPr>
@@ -971,7 +1115,7 @@
                 <w:noProof/>
                 <w:webHidden/>
               </w:rPr>
-              <w:instrText xml:space="preserve"> PAGEREF _Toc225922827 \h </w:instrText>
+              <w:instrText xml:space="preserve"> PAGEREF _Toc228775580 \h </w:instrText>
             </w:r>
             <w:r>
               <w:rPr>
@@ -991,8 +1135,9 @@
                 <w:noProof/>
                 <w:webHidden/>
               </w:rPr>
-              <w:t>5</w:t>
-            </w:r>
+              <w:t>6</w:t>
+            </w:r>
+            <w:bookmarkEnd w:id="4"/>
             <w:r>
               <w:rPr>
                 <w:noProof/>
@@ -1018,14 +1163,14 @@
               <w14:ligatures w14:val="standardContextual"/>
             </w:rPr>
           </w:pPr>
-          <w:hyperlink w:anchor="_Toc225922828" w:history="1">
+          <w:hyperlink w:anchor="_Toc228775581" w:history="1">
+            <w:bookmarkStart w:id="5" w:name="_Toc228775596"/>
             <w:r>
               <w:rPr>
                 <w:rStyle w:val="Hyperlink"/>
-                <w:rFonts w:ascii="Nirmala UI" w:hAnsi="Nirmala UI" w:cs="Nirmala UI"/>
-                <w:noProof/>
-              </w:rPr>
-              <w:t>Overview of Steps, Requirements, and Responsible Party</w:t>
+                <w:noProof/>
+              </w:rPr>
+              <w:t>5. Execution Flow</w:t>
             </w:r>
             <w:r>
               <w:rPr>
@@ -1046,7 +1191,7 @@
                 <w:noProof/>
                 <w:webHidden/>
               </w:rPr>
-              <w:instrText xml:space="preserve"> PAGEREF _Toc225922828 \h </w:instrText>
+              <w:instrText xml:space="preserve"> PAGEREF _Toc228775581 \h </w:instrText>
             </w:r>
             <w:r>
               <w:rPr>
@@ -1066,8 +1211,705 @@
                 <w:noProof/>
                 <w:webHidden/>
               </w:rPr>
-              <w:t>5</w:t>
-            </w:r>
+              <w:t>8</w:t>
+            </w:r>
+            <w:bookmarkEnd w:id="5"/>
+            <w:r>
+              <w:rPr>
+                <w:noProof/>
+                <w:webHidden/>
+              </w:rPr>
+              <w:fldChar w:fldCharType="end"/>
+            </w:r>
+          </w:hyperlink>
+        </w:p>
+        <w:p>
+          <w:pPr>
+            <w:pStyle w:val="TOC2"/>
+            <w:rPr>
+              <w:rFonts w:asciiTheme="minorHAnsi" w:eastAsiaTheme="minorEastAsia" w:hAnsiTheme="minorHAnsi" w:cstheme="minorBidi"/>
+              <w:b w:val="0"/>
+              <w:i w:val="0"/>
+              <w:iCs w:val="0"/>
+              <w:noProof/>
+              <w:color w:val="auto"/>
+              <w:kern w:val="2"/>
+              <w:sz w:val="24"/>
+              <w:szCs w:val="24"/>
+              <w14:ligatures w14:val="standardContextual"/>
+            </w:rPr>
+          </w:pPr>
+          <w:hyperlink w:anchor="_Toc228775582" w:history="1">
+            <w:bookmarkStart w:id="6" w:name="_Toc228775597"/>
+            <w:r>
+              <w:rPr>
+                <w:rStyle w:val="Hyperlink"/>
+                <w:noProof/>
+              </w:rPr>
+              <w:t>6. Python Script Logic (</w:t>
+            </w:r>
+            <w:r>
+              <w:rPr>
+                <w:rStyle w:val="Hyperlink"/>
+                <w:rFonts w:ascii="Consolas" w:hAnsi="Consolas"/>
+                <w:noProof/>
+              </w:rPr>
+              <w:t>main.py</w:t>
+            </w:r>
+            <w:r>
+              <w:rPr>
+                <w:rStyle w:val="Hyperlink"/>
+                <w:noProof/>
+              </w:rPr>
+              <w:t>)</w:t>
+            </w:r>
+            <w:r>
+              <w:rPr>
+                <w:noProof/>
+                <w:webHidden/>
+              </w:rPr>
+              <w:tab/>
+            </w:r>
+            <w:r>
+              <w:rPr>
+                <w:noProof/>
+                <w:webHidden/>
+              </w:rPr>
+              <w:fldChar w:fldCharType="begin"/>
+            </w:r>
+            <w:r>
+              <w:rPr>
+                <w:noProof/>
+                <w:webHidden/>
+              </w:rPr>
+              <w:instrText xml:space="preserve"> PAGEREF _Toc228775582 \h </w:instrText>
+            </w:r>
+            <w:r>
+              <w:rPr>
+                <w:noProof/>
+                <w:webHidden/>
+              </w:rPr>
+            </w:r>
+            <w:r>
+              <w:rPr>
+                <w:noProof/>
+                <w:webHidden/>
+              </w:rPr>
+              <w:fldChar w:fldCharType="separate"/>
+            </w:r>
+            <w:r>
+              <w:rPr>
+                <w:noProof/>
+                <w:webHidden/>
+              </w:rPr>
+              <w:t>9</w:t>
+            </w:r>
+            <w:bookmarkEnd w:id="6"/>
+            <w:r>
+              <w:rPr>
+                <w:noProof/>
+                <w:webHidden/>
+              </w:rPr>
+              <w:fldChar w:fldCharType="end"/>
+            </w:r>
+          </w:hyperlink>
+        </w:p>
+        <w:p>
+          <w:pPr>
+            <w:pStyle w:val="TOC3"/>
+            <w:rPr>
+              <w:rFonts w:eastAsiaTheme="minorEastAsia"/>
+              <w:noProof/>
+              <w:kern w:val="2"/>
+              <w:sz w:val="24"/>
+              <w:szCs w:val="24"/>
+              <w14:ligatures w14:val="standardContextual"/>
+            </w:rPr>
+          </w:pPr>
+          <w:hyperlink w:anchor="_Toc228775583" w:history="1">
+            <w:r>
+              <w:rPr>
+                <w:rStyle w:val="Hyperlink"/>
+                <w:noProof/>
+              </w:rPr>
+              <w:t>6.1 Key constants</w:t>
+            </w:r>
+            <w:r>
+              <w:rPr>
+                <w:noProof/>
+                <w:webHidden/>
+              </w:rPr>
+              <w:tab/>
+            </w:r>
+            <w:r>
+              <w:rPr>
+                <w:noProof/>
+                <w:webHidden/>
+              </w:rPr>
+              <w:fldChar w:fldCharType="begin"/>
+            </w:r>
+            <w:r>
+              <w:rPr>
+                <w:noProof/>
+                <w:webHidden/>
+              </w:rPr>
+              <w:instrText xml:space="preserve"> PAGEREF _Toc228775583 \h </w:instrText>
+            </w:r>
+            <w:r>
+              <w:rPr>
+                <w:noProof/>
+                <w:webHidden/>
+              </w:rPr>
+            </w:r>
+            <w:r>
+              <w:rPr>
+                <w:noProof/>
+                <w:webHidden/>
+              </w:rPr>
+              <w:fldChar w:fldCharType="separate"/>
+            </w:r>
+            <w:r>
+              <w:rPr>
+                <w:noProof/>
+                <w:webHidden/>
+              </w:rPr>
+              <w:t>9</w:t>
+            </w:r>
+            <w:r>
+              <w:rPr>
+                <w:noProof/>
+                <w:webHidden/>
+              </w:rPr>
+              <w:fldChar w:fldCharType="end"/>
+            </w:r>
+          </w:hyperlink>
+        </w:p>
+        <w:p>
+          <w:pPr>
+            <w:pStyle w:val="TOC3"/>
+            <w:rPr>
+              <w:rFonts w:eastAsiaTheme="minorEastAsia"/>
+              <w:noProof/>
+              <w:kern w:val="2"/>
+              <w:sz w:val="24"/>
+              <w:szCs w:val="24"/>
+              <w14:ligatures w14:val="standardContextual"/>
+            </w:rPr>
+          </w:pPr>
+          <w:hyperlink w:anchor="_Toc228775584" w:history="1">
+            <w:r>
+              <w:rPr>
+                <w:rStyle w:val="Hyperlink"/>
+                <w:noProof/>
+              </w:rPr>
+              <w:t>6.2 Data processing behavior</w:t>
+            </w:r>
+            <w:r>
+              <w:rPr>
+                <w:noProof/>
+                <w:webHidden/>
+              </w:rPr>
+              <w:tab/>
+            </w:r>
+            <w:r>
+              <w:rPr>
+                <w:noProof/>
+                <w:webHidden/>
+              </w:rPr>
+              <w:fldChar w:fldCharType="begin"/>
+            </w:r>
+            <w:r>
+              <w:rPr>
+                <w:noProof/>
+                <w:webHidden/>
+              </w:rPr>
+              <w:instrText xml:space="preserve"> PAGEREF _Toc228775584 \h </w:instrText>
+            </w:r>
+            <w:r>
+              <w:rPr>
+                <w:noProof/>
+                <w:webHidden/>
+              </w:rPr>
+            </w:r>
+            <w:r>
+              <w:rPr>
+                <w:noProof/>
+                <w:webHidden/>
+              </w:rPr>
+              <w:fldChar w:fldCharType="separate"/>
+            </w:r>
+            <w:r>
+              <w:rPr>
+                <w:noProof/>
+                <w:webHidden/>
+              </w:rPr>
+              <w:t>9</w:t>
+            </w:r>
+            <w:r>
+              <w:rPr>
+                <w:noProof/>
+                <w:webHidden/>
+              </w:rPr>
+              <w:fldChar w:fldCharType="end"/>
+            </w:r>
+          </w:hyperlink>
+        </w:p>
+        <w:p>
+          <w:pPr>
+            <w:pStyle w:val="TOC3"/>
+            <w:rPr>
+              <w:rFonts w:eastAsiaTheme="minorEastAsia"/>
+              <w:noProof/>
+              <w:kern w:val="2"/>
+              <w:sz w:val="24"/>
+              <w:szCs w:val="24"/>
+              <w14:ligatures w14:val="standardContextual"/>
+            </w:rPr>
+          </w:pPr>
+          <w:hyperlink w:anchor="_Toc228775585" w:history="1">
+            <w:r>
+              <w:rPr>
+                <w:rStyle w:val="Hyperlink"/>
+                <w:noProof/>
+              </w:rPr>
+              <w:t>6.3 Idempotency guard</w:t>
+            </w:r>
+            <w:r>
+              <w:rPr>
+                <w:noProof/>
+                <w:webHidden/>
+              </w:rPr>
+              <w:tab/>
+            </w:r>
+            <w:r>
+              <w:rPr>
+                <w:noProof/>
+                <w:webHidden/>
+              </w:rPr>
+              <w:fldChar w:fldCharType="begin"/>
+            </w:r>
+            <w:r>
+              <w:rPr>
+                <w:noProof/>
+                <w:webHidden/>
+              </w:rPr>
+              <w:instrText xml:space="preserve"> PAGEREF _Toc228775585 \h </w:instrText>
+            </w:r>
+            <w:r>
+              <w:rPr>
+                <w:noProof/>
+                <w:webHidden/>
+              </w:rPr>
+            </w:r>
+            <w:r>
+              <w:rPr>
+                <w:noProof/>
+                <w:webHidden/>
+              </w:rPr>
+              <w:fldChar w:fldCharType="separate"/>
+            </w:r>
+            <w:r>
+              <w:rPr>
+                <w:noProof/>
+                <w:webHidden/>
+              </w:rPr>
+              <w:t>10</w:t>
+            </w:r>
+            <w:r>
+              <w:rPr>
+                <w:noProof/>
+                <w:webHidden/>
+              </w:rPr>
+              <w:fldChar w:fldCharType="end"/>
+            </w:r>
+          </w:hyperlink>
+        </w:p>
+        <w:p>
+          <w:pPr>
+            <w:pStyle w:val="TOC2"/>
+            <w:rPr>
+              <w:rFonts w:asciiTheme="minorHAnsi" w:eastAsiaTheme="minorEastAsia" w:hAnsiTheme="minorHAnsi" w:cstheme="minorBidi"/>
+              <w:b w:val="0"/>
+              <w:i w:val="0"/>
+              <w:iCs w:val="0"/>
+              <w:noProof/>
+              <w:color w:val="auto"/>
+              <w:kern w:val="2"/>
+              <w:sz w:val="24"/>
+              <w:szCs w:val="24"/>
+              <w14:ligatures w14:val="standardContextual"/>
+            </w:rPr>
+          </w:pPr>
+          <w:hyperlink w:anchor="_Toc228775586" w:history="1">
+            <w:bookmarkStart w:id="7" w:name="_Toc228775598"/>
+            <w:r>
+              <w:rPr>
+                <w:rStyle w:val="Hyperlink"/>
+                <w:noProof/>
+              </w:rPr>
+              <w:t>7. Batch Launcher Behavior (</w:t>
+            </w:r>
+            <w:r>
+              <w:rPr>
+                <w:rStyle w:val="Hyperlink"/>
+                <w:rFonts w:ascii="Consolas" w:hAnsi="Consolas"/>
+                <w:noProof/>
+              </w:rPr>
+              <w:t>next_observed_daily_reports.bat</w:t>
+            </w:r>
+            <w:r>
+              <w:rPr>
+                <w:rStyle w:val="Hyperlink"/>
+                <w:noProof/>
+              </w:rPr>
+              <w:t>)</w:t>
+            </w:r>
+            <w:r>
+              <w:rPr>
+                <w:noProof/>
+                <w:webHidden/>
+              </w:rPr>
+              <w:tab/>
+            </w:r>
+            <w:r>
+              <w:rPr>
+                <w:noProof/>
+                <w:webHidden/>
+              </w:rPr>
+              <w:fldChar w:fldCharType="begin"/>
+            </w:r>
+            <w:r>
+              <w:rPr>
+                <w:noProof/>
+                <w:webHidden/>
+              </w:rPr>
+              <w:instrText xml:space="preserve"> PAGEREF _Toc228775586 \h </w:instrText>
+            </w:r>
+            <w:r>
+              <w:rPr>
+                <w:noProof/>
+                <w:webHidden/>
+              </w:rPr>
+            </w:r>
+            <w:r>
+              <w:rPr>
+                <w:noProof/>
+                <w:webHidden/>
+              </w:rPr>
+              <w:fldChar w:fldCharType="separate"/>
+            </w:r>
+            <w:r>
+              <w:rPr>
+                <w:noProof/>
+                <w:webHidden/>
+              </w:rPr>
+              <w:t>10</w:t>
+            </w:r>
+            <w:bookmarkEnd w:id="7"/>
+            <w:r>
+              <w:rPr>
+                <w:noProof/>
+                <w:webHidden/>
+              </w:rPr>
+              <w:fldChar w:fldCharType="end"/>
+            </w:r>
+          </w:hyperlink>
+        </w:p>
+        <w:p>
+          <w:pPr>
+            <w:pStyle w:val="TOC2"/>
+            <w:rPr>
+              <w:rFonts w:asciiTheme="minorHAnsi" w:eastAsiaTheme="minorEastAsia" w:hAnsiTheme="minorHAnsi" w:cstheme="minorBidi"/>
+              <w:b w:val="0"/>
+              <w:i w:val="0"/>
+              <w:iCs w:val="0"/>
+              <w:noProof/>
+              <w:color w:val="auto"/>
+              <w:kern w:val="2"/>
+              <w:sz w:val="24"/>
+              <w:szCs w:val="24"/>
+              <w14:ligatures w14:val="standardContextual"/>
+            </w:rPr>
+          </w:pPr>
+          <w:hyperlink w:anchor="_Toc228775587" w:history="1">
+            <w:bookmarkStart w:id="8" w:name="_Toc228775599"/>
+            <w:r>
+              <w:rPr>
+                <w:rStyle w:val="Hyperlink"/>
+                <w:noProof/>
+              </w:rPr>
+              <w:t>8. Run Success Criteria</w:t>
+            </w:r>
+            <w:r>
+              <w:rPr>
+                <w:noProof/>
+                <w:webHidden/>
+              </w:rPr>
+              <w:tab/>
+            </w:r>
+            <w:r>
+              <w:rPr>
+                <w:noProof/>
+                <w:webHidden/>
+              </w:rPr>
+              <w:fldChar w:fldCharType="begin"/>
+            </w:r>
+            <w:r>
+              <w:rPr>
+                <w:noProof/>
+                <w:webHidden/>
+              </w:rPr>
+              <w:instrText xml:space="preserve"> PAGEREF _Toc228775587 \h </w:instrText>
+            </w:r>
+            <w:r>
+              <w:rPr>
+                <w:noProof/>
+                <w:webHidden/>
+              </w:rPr>
+            </w:r>
+            <w:r>
+              <w:rPr>
+                <w:noProof/>
+                <w:webHidden/>
+              </w:rPr>
+              <w:fldChar w:fldCharType="separate"/>
+            </w:r>
+            <w:r>
+              <w:rPr>
+                <w:noProof/>
+                <w:webHidden/>
+              </w:rPr>
+              <w:t>10</w:t>
+            </w:r>
+            <w:bookmarkEnd w:id="8"/>
+            <w:r>
+              <w:rPr>
+                <w:noProof/>
+                <w:webHidden/>
+              </w:rPr>
+              <w:fldChar w:fldCharType="end"/>
+            </w:r>
+          </w:hyperlink>
+        </w:p>
+        <w:p>
+          <w:pPr>
+            <w:pStyle w:val="TOC2"/>
+            <w:rPr>
+              <w:rFonts w:asciiTheme="minorHAnsi" w:eastAsiaTheme="minorEastAsia" w:hAnsiTheme="minorHAnsi" w:cstheme="minorBidi"/>
+              <w:b w:val="0"/>
+              <w:i w:val="0"/>
+              <w:iCs w:val="0"/>
+              <w:noProof/>
+              <w:color w:val="auto"/>
+              <w:kern w:val="2"/>
+              <w:sz w:val="24"/>
+              <w:szCs w:val="24"/>
+              <w14:ligatures w14:val="standardContextual"/>
+            </w:rPr>
+          </w:pPr>
+          <w:hyperlink w:anchor="_Toc228775588" w:history="1">
+            <w:bookmarkStart w:id="9" w:name="_Toc228775600"/>
+            <w:r>
+              <w:rPr>
+                <w:rStyle w:val="Hyperlink"/>
+                <w:noProof/>
+              </w:rPr>
+              <w:t>9. Troubleshooting</w:t>
+            </w:r>
+            <w:r>
+              <w:rPr>
+                <w:noProof/>
+                <w:webHidden/>
+              </w:rPr>
+              <w:tab/>
+            </w:r>
+            <w:r>
+              <w:rPr>
+                <w:noProof/>
+                <w:webHidden/>
+              </w:rPr>
+              <w:fldChar w:fldCharType="begin"/>
+            </w:r>
+            <w:r>
+              <w:rPr>
+                <w:noProof/>
+                <w:webHidden/>
+              </w:rPr>
+              <w:instrText xml:space="preserve"> PAGEREF _Toc228775588 \h </w:instrText>
+            </w:r>
+            <w:r>
+              <w:rPr>
+                <w:noProof/>
+                <w:webHidden/>
+              </w:rPr>
+            </w:r>
+            <w:r>
+              <w:rPr>
+                <w:noProof/>
+                <w:webHidden/>
+              </w:rPr>
+              <w:fldChar w:fldCharType="separate"/>
+            </w:r>
+            <w:r>
+              <w:rPr>
+                <w:noProof/>
+                <w:webHidden/>
+              </w:rPr>
+              <w:t>11</w:t>
+            </w:r>
+            <w:bookmarkEnd w:id="9"/>
+            <w:r>
+              <w:rPr>
+                <w:noProof/>
+                <w:webHidden/>
+              </w:rPr>
+              <w:fldChar w:fldCharType="end"/>
+            </w:r>
+          </w:hyperlink>
+        </w:p>
+        <w:p>
+          <w:pPr>
+            <w:pStyle w:val="TOC2"/>
+            <w:rPr>
+              <w:rFonts w:asciiTheme="minorHAnsi" w:eastAsiaTheme="minorEastAsia" w:hAnsiTheme="minorHAnsi" w:cstheme="minorBidi"/>
+              <w:b w:val="0"/>
+              <w:i w:val="0"/>
+              <w:iCs w:val="0"/>
+              <w:noProof/>
+              <w:color w:val="auto"/>
+              <w:kern w:val="2"/>
+              <w:sz w:val="24"/>
+              <w:szCs w:val="24"/>
+              <w14:ligatures w14:val="standardContextual"/>
+            </w:rPr>
+          </w:pPr>
+          <w:hyperlink w:anchor="_Toc228775589" w:history="1">
+            <w:bookmarkStart w:id="10" w:name="_Toc228775601"/>
+            <w:r>
+              <w:rPr>
+                <w:rStyle w:val="Hyperlink"/>
+                <w:noProof/>
+              </w:rPr>
+              <w:t>10. Operator Decision Points</w:t>
+            </w:r>
+            <w:r>
+              <w:rPr>
+                <w:noProof/>
+                <w:webHidden/>
+              </w:rPr>
+              <w:tab/>
+            </w:r>
+            <w:r>
+              <w:rPr>
+                <w:noProof/>
+                <w:webHidden/>
+              </w:rPr>
+              <w:fldChar w:fldCharType="begin"/>
+            </w:r>
+            <w:r>
+              <w:rPr>
+                <w:noProof/>
+                <w:webHidden/>
+              </w:rPr>
+              <w:instrText xml:space="preserve"> PAGEREF _Toc228775589 \h </w:instrText>
+            </w:r>
+            <w:r>
+              <w:rPr>
+                <w:noProof/>
+                <w:webHidden/>
+              </w:rPr>
+            </w:r>
+            <w:r>
+              <w:rPr>
+                <w:noProof/>
+                <w:webHidden/>
+              </w:rPr>
+              <w:fldChar w:fldCharType="separate"/>
+            </w:r>
+            <w:r>
+              <w:rPr>
+                <w:noProof/>
+                <w:webHidden/>
+              </w:rPr>
+              <w:t>12</w:t>
+            </w:r>
+            <w:bookmarkEnd w:id="10"/>
+            <w:r>
+              <w:rPr>
+                <w:noProof/>
+                <w:webHidden/>
+              </w:rPr>
+              <w:fldChar w:fldCharType="end"/>
+            </w:r>
+          </w:hyperlink>
+        </w:p>
+        <w:p>
+          <w:pPr>
+            <w:pStyle w:val="TOC2"/>
+            <w:rPr>
+              <w:rFonts w:asciiTheme="minorHAnsi" w:eastAsiaTheme="minorEastAsia" w:hAnsiTheme="minorHAnsi" w:cstheme="minorBidi"/>
+              <w:b w:val="0"/>
+              <w:i w:val="0"/>
+              <w:iCs w:val="0"/>
+              <w:noProof/>
+              <w:color w:val="auto"/>
+              <w:kern w:val="2"/>
+              <w:sz w:val="24"/>
+              <w:szCs w:val="24"/>
+              <w14:ligatures w14:val="standardContextual"/>
+            </w:rPr>
+          </w:pPr>
+          <w:hyperlink w:anchor="_Toc228775590" w:history="1">
+            <w:bookmarkStart w:id="11" w:name="_Toc228775602"/>
+            <w:r>
+              <w:rPr>
+                <w:rStyle w:val="Hyperlink"/>
+                <w:noProof/>
+              </w:rPr>
+              <w:t>11. Related Documents</w:t>
+            </w:r>
+            <w:r>
+              <w:rPr>
+                <w:noProof/>
+                <w:webHidden/>
+              </w:rPr>
+              <w:tab/>
+            </w:r>
+            <w:r>
+              <w:rPr>
+                <w:noProof/>
+                <w:webHidden/>
+              </w:rPr>
+              <w:fldChar w:fldCharType="begin"/>
+            </w:r>
+            <w:r>
+              <w:rPr>
+                <w:noProof/>
+                <w:webHidden/>
+              </w:rPr>
+              <w:instrText xml:space="preserve"> PAGEREF _Toc228775590 \h </w:instrText>
+            </w:r>
+            <w:r>
+              <w:rPr>
+                <w:noProof/>
+                <w:webHidden/>
+              </w:rPr>
+            </w:r>
+            <w:r>
+              <w:rPr>
+                <w:noProof/>
+                <w:webHidden/>
+              </w:rPr>
+              <w:fldChar w:fldCharType="separate"/>
+            </w:r>
+            <w:r>
+              <w:rPr>
+                <w:noProof/>
+                <w:webHidden/>
+              </w:rPr>
+              <w:t>12</w:t>
+            </w:r>
+            <w:bookmarkEnd w:id="11"/>
             <w:r>
               <w:rPr>
                 <w:noProof/>
@@ -1099,23 +1941,2421 @@
       <w:pPr>
         <w:pStyle w:val="Heading1"/>
       </w:pPr>
-      <w:r>
+      <w:bookmarkStart w:id="12" w:name="_Toc228775574"/>
+      <w:bookmarkStart w:id="13" w:name="_Toc228775603"/>
+      <w:r>
+        <w:lastRenderedPageBreak/>
         <w:t>Table of Contents</w:t>
       </w:r>
+      <w:bookmarkEnd w:id="12"/>
+      <w:bookmarkEnd w:id="13"/>
     </w:p>
     <w:p>
+      <w:pPr>
+        <w:pStyle w:val="TOC2"/>
+        <w:tabs>
+          <w:tab w:val="left" w:pos="1920"/>
+        </w:tabs>
+        <w:rPr>
+          <w:rFonts w:asciiTheme="minorHAnsi" w:eastAsiaTheme="minorEastAsia" w:hAnsiTheme="minorHAnsi" w:cstheme="minorBidi"/>
+          <w:b w:val="0"/>
+          <w:i w:val="0"/>
+          <w:iCs w:val="0"/>
+          <w:noProof/>
+          <w:color w:val="auto"/>
+          <w:kern w:val="2"/>
+          <w:sz w:val="24"/>
+          <w:szCs w:val="24"/>
+          <w14:ligatures w14:val="standardContextual"/>
+        </w:rPr>
+      </w:pPr>
       <w:r>
         <w:fldChar w:fldCharType="begin"/>
       </w:r>
       <w:r>
-        <w:instrText xml:space="preserve">TOC \o "1-3" \h \z \u</w:instrText>
+        <w:instrText>TOC \o "1-3" \h \z \u</w:instrText>
       </w:r>
       <w:r>
         <w:fldChar w:fldCharType="separate"/>
       </w:r>
-      <w:r>
-        <w:t>Right-click and update field.</w:t>
-      </w:r>
+      <w:hyperlink w:anchor="_Toc228775591" w:history="1">
+        <w:r>
+          <w:rPr>
+            <w:rStyle w:val="Hyperlink"/>
+            <w:noProof/>
+          </w:rPr>
+          <w:t>Table of Contents</w:t>
+        </w:r>
+        <w:r>
+          <w:rPr>
+            <w:rFonts w:asciiTheme="minorHAnsi" w:eastAsiaTheme="minorEastAsia" w:hAnsiTheme="minorHAnsi" w:cstheme="minorBidi"/>
+            <w:b w:val="0"/>
+            <w:i w:val="0"/>
+            <w:iCs w:val="0"/>
+            <w:noProof/>
+            <w:color w:val="auto"/>
+            <w:kern w:val="2"/>
+            <w:sz w:val="24"/>
+            <w:szCs w:val="24"/>
+            <w14:ligatures w14:val="standardContextual"/>
+          </w:rPr>
+          <w:tab/>
+        </w:r>
+        <w:r>
+          <w:rPr>
+            <w:rStyle w:val="Hyperlink"/>
+            <w:noProof/>
+          </w:rPr>
+          <w:t>3</w:t>
+        </w:r>
+        <w:r>
+          <w:rPr>
+            <w:noProof/>
+            <w:webHidden/>
+          </w:rPr>
+          <w:tab/>
+        </w:r>
+        <w:r>
+          <w:rPr>
+            <w:noProof/>
+            <w:webHidden/>
+          </w:rPr>
+          <w:fldChar w:fldCharType="begin"/>
+        </w:r>
+        <w:r>
+          <w:rPr>
+            <w:noProof/>
+            <w:webHidden/>
+          </w:rPr>
+          <w:instrText xml:space="preserve"> PAGEREF _Toc228775591 \h </w:instrText>
+        </w:r>
+        <w:r>
+          <w:rPr>
+            <w:noProof/>
+            <w:webHidden/>
+          </w:rPr>
+        </w:r>
+        <w:r>
+          <w:rPr>
+            <w:noProof/>
+            <w:webHidden/>
+          </w:rPr>
+          <w:fldChar w:fldCharType="separate"/>
+        </w:r>
+        <w:r>
+          <w:rPr>
+            <w:noProof/>
+            <w:webHidden/>
+          </w:rPr>
+          <w:t>2</w:t>
+        </w:r>
+        <w:r>
+          <w:rPr>
+            <w:noProof/>
+            <w:webHidden/>
+          </w:rPr>
+          <w:fldChar w:fldCharType="end"/>
+        </w:r>
+      </w:hyperlink>
+    </w:p>
+    <w:p>
+      <w:pPr>
+        <w:pStyle w:val="TOC3"/>
+        <w:tabs>
+          <w:tab w:val="left" w:pos="1680"/>
+        </w:tabs>
+        <w:rPr>
+          <w:rFonts w:eastAsiaTheme="minorEastAsia"/>
+          <w:noProof/>
+          <w:kern w:val="2"/>
+          <w:sz w:val="24"/>
+          <w:szCs w:val="24"/>
+          <w14:ligatures w14:val="standardContextual"/>
+        </w:rPr>
+      </w:pPr>
+      <w:hyperlink w:anchor="_Toc228775592" w:history="1">
+        <w:r>
+          <w:rPr>
+            <w:rStyle w:val="Hyperlink"/>
+            <w:noProof/>
+          </w:rPr>
+          <w:t>1. Purpose</w:t>
+        </w:r>
+        <w:r>
+          <w:rPr>
+            <w:rFonts w:eastAsiaTheme="minorEastAsia"/>
+            <w:noProof/>
+            <w:kern w:val="2"/>
+            <w:sz w:val="24"/>
+            <w:szCs w:val="24"/>
+            <w14:ligatures w14:val="standardContextual"/>
+          </w:rPr>
+          <w:tab/>
+        </w:r>
+        <w:r>
+          <w:rPr>
+            <w:rStyle w:val="Hyperlink"/>
+            <w:noProof/>
+          </w:rPr>
+          <w:t>4</w:t>
+        </w:r>
+        <w:r>
+          <w:rPr>
+            <w:noProof/>
+            <w:webHidden/>
+          </w:rPr>
+          <w:tab/>
+        </w:r>
+        <w:r>
+          <w:rPr>
+            <w:noProof/>
+            <w:webHidden/>
+          </w:rPr>
+          <w:fldChar w:fldCharType="begin"/>
+        </w:r>
+        <w:r>
+          <w:rPr>
+            <w:noProof/>
+            <w:webHidden/>
+          </w:rPr>
+          <w:instrText xml:space="preserve"> PAGEREF _Toc228775592 \h </w:instrText>
+        </w:r>
+        <w:r>
+          <w:rPr>
+            <w:noProof/>
+            <w:webHidden/>
+          </w:rPr>
+        </w:r>
+        <w:r>
+          <w:rPr>
+            <w:noProof/>
+            <w:webHidden/>
+          </w:rPr>
+          <w:fldChar w:fldCharType="separate"/>
+        </w:r>
+        <w:r>
+          <w:rPr>
+            <w:noProof/>
+            <w:webHidden/>
+          </w:rPr>
+          <w:t>2</w:t>
+        </w:r>
+        <w:r>
+          <w:rPr>
+            <w:noProof/>
+            <w:webHidden/>
+          </w:rPr>
+          <w:fldChar w:fldCharType="end"/>
+        </w:r>
+      </w:hyperlink>
+    </w:p>
+    <w:p>
+      <w:pPr>
+        <w:pStyle w:val="TOC3"/>
+        <w:tabs>
+          <w:tab w:val="left" w:pos="1680"/>
+        </w:tabs>
+        <w:rPr>
+          <w:rFonts w:eastAsiaTheme="minorEastAsia"/>
+          <w:noProof/>
+          <w:kern w:val="2"/>
+          <w:sz w:val="24"/>
+          <w:szCs w:val="24"/>
+          <w14:ligatures w14:val="standardContextual"/>
+        </w:rPr>
+      </w:pPr>
+      <w:hyperlink w:anchor="_Toc228775593" w:history="1">
+        <w:r>
+          <w:rPr>
+            <w:rStyle w:val="Hyperlink"/>
+            <w:noProof/>
+          </w:rPr>
+          <w:t>2. Scope</w:t>
+        </w:r>
+        <w:r>
+          <w:rPr>
+            <w:rFonts w:eastAsiaTheme="minorEastAsia"/>
+            <w:noProof/>
+            <w:kern w:val="2"/>
+            <w:sz w:val="24"/>
+            <w:szCs w:val="24"/>
+            <w14:ligatures w14:val="standardContextual"/>
+          </w:rPr>
+          <w:tab/>
+        </w:r>
+        <w:r>
+          <w:rPr>
+            <w:rStyle w:val="Hyperlink"/>
+            <w:noProof/>
+          </w:rPr>
+          <w:t>4</w:t>
+        </w:r>
+        <w:r>
+          <w:rPr>
+            <w:noProof/>
+            <w:webHidden/>
+          </w:rPr>
+          <w:tab/>
+        </w:r>
+        <w:r>
+          <w:rPr>
+            <w:noProof/>
+            <w:webHidden/>
+          </w:rPr>
+          <w:fldChar w:fldCharType="begin"/>
+        </w:r>
+        <w:r>
+          <w:rPr>
+            <w:noProof/>
+            <w:webHidden/>
+          </w:rPr>
+          <w:instrText xml:space="preserve"> PAGEREF _Toc228775593 \h </w:instrText>
+        </w:r>
+        <w:r>
+          <w:rPr>
+            <w:noProof/>
+            <w:webHidden/>
+          </w:rPr>
+        </w:r>
+        <w:r>
+          <w:rPr>
+            <w:noProof/>
+            <w:webHidden/>
+          </w:rPr>
+          <w:fldChar w:fldCharType="separate"/>
+        </w:r>
+        <w:r>
+          <w:rPr>
+            <w:noProof/>
+            <w:webHidden/>
+          </w:rPr>
+          <w:t>2</w:t>
+        </w:r>
+        <w:r>
+          <w:rPr>
+            <w:noProof/>
+            <w:webHidden/>
+          </w:rPr>
+          <w:fldChar w:fldCharType="end"/>
+        </w:r>
+      </w:hyperlink>
+    </w:p>
+    <w:p>
+      <w:pPr>
+        <w:pStyle w:val="TOC3"/>
+        <w:tabs>
+          <w:tab w:val="left" w:pos="2068"/>
+        </w:tabs>
+        <w:rPr>
+          <w:rFonts w:eastAsiaTheme="minorEastAsia"/>
+          <w:noProof/>
+          <w:kern w:val="2"/>
+          <w:sz w:val="24"/>
+          <w:szCs w:val="24"/>
+          <w14:ligatures w14:val="standardContextual"/>
+        </w:rPr>
+      </w:pPr>
+      <w:hyperlink w:anchor="_Toc228775594" w:history="1">
+        <w:r>
+          <w:rPr>
+            <w:rStyle w:val="Hyperlink"/>
+            <w:noProof/>
+          </w:rPr>
+          <w:t>3. Prerequisites</w:t>
+        </w:r>
+        <w:r>
+          <w:rPr>
+            <w:rFonts w:eastAsiaTheme="minorEastAsia"/>
+            <w:noProof/>
+            <w:kern w:val="2"/>
+            <w:sz w:val="24"/>
+            <w:szCs w:val="24"/>
+            <w14:ligatures w14:val="standardContextual"/>
+          </w:rPr>
+          <w:tab/>
+        </w:r>
+        <w:r>
+          <w:rPr>
+            <w:rStyle w:val="Hyperlink"/>
+            <w:noProof/>
+          </w:rPr>
+          <w:t>4</w:t>
+        </w:r>
+        <w:r>
+          <w:rPr>
+            <w:noProof/>
+            <w:webHidden/>
+          </w:rPr>
+          <w:tab/>
+        </w:r>
+        <w:r>
+          <w:rPr>
+            <w:noProof/>
+            <w:webHidden/>
+          </w:rPr>
+          <w:fldChar w:fldCharType="begin"/>
+        </w:r>
+        <w:r>
+          <w:rPr>
+            <w:noProof/>
+            <w:webHidden/>
+          </w:rPr>
+          <w:instrText xml:space="preserve"> PAGEREF _Toc228775594 \h </w:instrText>
+        </w:r>
+        <w:r>
+          <w:rPr>
+            <w:noProof/>
+            <w:webHidden/>
+          </w:rPr>
+        </w:r>
+        <w:r>
+          <w:rPr>
+            <w:noProof/>
+            <w:webHidden/>
+          </w:rPr>
+          <w:fldChar w:fldCharType="separate"/>
+        </w:r>
+        <w:r>
+          <w:rPr>
+            <w:noProof/>
+            <w:webHidden/>
+          </w:rPr>
+          <w:t>2</w:t>
+        </w:r>
+        <w:r>
+          <w:rPr>
+            <w:noProof/>
+            <w:webHidden/>
+          </w:rPr>
+          <w:fldChar w:fldCharType="end"/>
+        </w:r>
+      </w:hyperlink>
+    </w:p>
+    <w:p>
+      <w:pPr>
+        <w:pStyle w:val="TOC3"/>
+        <w:tabs>
+          <w:tab w:val="left" w:pos="2792"/>
+        </w:tabs>
+        <w:rPr>
+          <w:rFonts w:eastAsiaTheme="minorEastAsia"/>
+          <w:noProof/>
+          <w:kern w:val="2"/>
+          <w:sz w:val="24"/>
+          <w:szCs w:val="24"/>
+          <w14:ligatures w14:val="standardContextual"/>
+        </w:rPr>
+      </w:pPr>
+      <w:hyperlink w:anchor="_Toc228775595" w:history="1">
+        <w:r>
+          <w:rPr>
+            <w:rStyle w:val="Hyperlink"/>
+            <w:noProof/>
+          </w:rPr>
+          <w:t>4. Process Components</w:t>
+        </w:r>
+        <w:r>
+          <w:rPr>
+            <w:rFonts w:eastAsiaTheme="minorEastAsia"/>
+            <w:noProof/>
+            <w:kern w:val="2"/>
+            <w:sz w:val="24"/>
+            <w:szCs w:val="24"/>
+            <w14:ligatures w14:val="standardContextual"/>
+          </w:rPr>
+          <w:tab/>
+        </w:r>
+        <w:r>
+          <w:rPr>
+            <w:rStyle w:val="Hyperlink"/>
+            <w:noProof/>
+          </w:rPr>
+          <w:t>6</w:t>
+        </w:r>
+        <w:r>
+          <w:rPr>
+            <w:noProof/>
+            <w:webHidden/>
+          </w:rPr>
+          <w:tab/>
+        </w:r>
+        <w:r>
+          <w:rPr>
+            <w:noProof/>
+            <w:webHidden/>
+          </w:rPr>
+          <w:fldChar w:fldCharType="begin"/>
+        </w:r>
+        <w:r>
+          <w:rPr>
+            <w:noProof/>
+            <w:webHidden/>
+          </w:rPr>
+          <w:instrText xml:space="preserve"> PAGEREF _Toc228775595 \h </w:instrText>
+        </w:r>
+        <w:r>
+          <w:rPr>
+            <w:noProof/>
+            <w:webHidden/>
+          </w:rPr>
+        </w:r>
+        <w:r>
+          <w:rPr>
+            <w:noProof/>
+            <w:webHidden/>
+          </w:rPr>
+          <w:fldChar w:fldCharType="separate"/>
+        </w:r>
+        <w:r>
+          <w:rPr>
+            <w:noProof/>
+            <w:webHidden/>
+          </w:rPr>
+          <w:t>2</w:t>
+        </w:r>
+        <w:r>
+          <w:rPr>
+            <w:noProof/>
+            <w:webHidden/>
+          </w:rPr>
+          <w:fldChar w:fldCharType="end"/>
+        </w:r>
+      </w:hyperlink>
+    </w:p>
+    <w:p>
+      <w:pPr>
+        <w:pStyle w:val="TOC3"/>
+        <w:tabs>
+          <w:tab w:val="left" w:pos="2231"/>
+        </w:tabs>
+        <w:rPr>
+          <w:rFonts w:eastAsiaTheme="minorEastAsia"/>
+          <w:noProof/>
+          <w:kern w:val="2"/>
+          <w:sz w:val="24"/>
+          <w:szCs w:val="24"/>
+          <w14:ligatures w14:val="standardContextual"/>
+        </w:rPr>
+      </w:pPr>
+      <w:hyperlink w:anchor="_Toc228775596" w:history="1">
+        <w:r>
+          <w:rPr>
+            <w:rStyle w:val="Hyperlink"/>
+            <w:noProof/>
+          </w:rPr>
+          <w:t>5. Execution Flow</w:t>
+        </w:r>
+        <w:r>
+          <w:rPr>
+            <w:rFonts w:eastAsiaTheme="minorEastAsia"/>
+            <w:noProof/>
+            <w:kern w:val="2"/>
+            <w:sz w:val="24"/>
+            <w:szCs w:val="24"/>
+            <w14:ligatures w14:val="standardContextual"/>
+          </w:rPr>
+          <w:tab/>
+        </w:r>
+        <w:r>
+          <w:rPr>
+            <w:rStyle w:val="Hyperlink"/>
+            <w:noProof/>
+          </w:rPr>
+          <w:t>8</w:t>
+        </w:r>
+        <w:r>
+          <w:rPr>
+            <w:noProof/>
+            <w:webHidden/>
+          </w:rPr>
+          <w:tab/>
+        </w:r>
+        <w:r>
+          <w:rPr>
+            <w:noProof/>
+            <w:webHidden/>
+          </w:rPr>
+          <w:fldChar w:fldCharType="begin"/>
+        </w:r>
+        <w:r>
+          <w:rPr>
+            <w:noProof/>
+            <w:webHidden/>
+          </w:rPr>
+          <w:instrText xml:space="preserve"> PAGEREF _Toc228775596 \h </w:instrText>
+        </w:r>
+        <w:r>
+          <w:rPr>
+            <w:noProof/>
+            <w:webHidden/>
+          </w:rPr>
+        </w:r>
+        <w:r>
+          <w:rPr>
+            <w:noProof/>
+            <w:webHidden/>
+          </w:rPr>
+          <w:fldChar w:fldCharType="separate"/>
+        </w:r>
+        <w:r>
+          <w:rPr>
+            <w:noProof/>
+            <w:webHidden/>
+          </w:rPr>
+          <w:t>2</w:t>
+        </w:r>
+        <w:r>
+          <w:rPr>
+            <w:noProof/>
+            <w:webHidden/>
+          </w:rPr>
+          <w:fldChar w:fldCharType="end"/>
+        </w:r>
+      </w:hyperlink>
+    </w:p>
+    <w:p>
+      <w:pPr>
+        <w:pStyle w:val="TOC3"/>
+        <w:tabs>
+          <w:tab w:val="left" w:pos="3504"/>
+        </w:tabs>
+        <w:rPr>
+          <w:rFonts w:eastAsiaTheme="minorEastAsia"/>
+          <w:noProof/>
+          <w:kern w:val="2"/>
+          <w:sz w:val="24"/>
+          <w:szCs w:val="24"/>
+          <w14:ligatures w14:val="standardContextual"/>
+        </w:rPr>
+      </w:pPr>
+      <w:hyperlink w:anchor="_Toc228775597" w:history="1">
+        <w:r>
+          <w:rPr>
+            <w:rStyle w:val="Hyperlink"/>
+            <w:noProof/>
+          </w:rPr>
+          <w:t>6. Python Script Logic (</w:t>
+        </w:r>
+        <w:r>
+          <w:rPr>
+            <w:rStyle w:val="Hyperlink"/>
+            <w:rFonts w:ascii="Consolas" w:hAnsi="Consolas"/>
+            <w:noProof/>
+          </w:rPr>
+          <w:t>main.py</w:t>
+        </w:r>
+        <w:r>
+          <w:rPr>
+            <w:rStyle w:val="Hyperlink"/>
+            <w:noProof/>
+          </w:rPr>
+          <w:t>)</w:t>
+        </w:r>
+        <w:r>
+          <w:rPr>
+            <w:rFonts w:eastAsiaTheme="minorEastAsia"/>
+            <w:noProof/>
+            <w:kern w:val="2"/>
+            <w:sz w:val="24"/>
+            <w:szCs w:val="24"/>
+            <w14:ligatures w14:val="standardContextual"/>
+          </w:rPr>
+          <w:tab/>
+        </w:r>
+        <w:r>
+          <w:rPr>
+            <w:rStyle w:val="Hyperlink"/>
+            <w:noProof/>
+          </w:rPr>
+          <w:t>9</w:t>
+        </w:r>
+        <w:r>
+          <w:rPr>
+            <w:noProof/>
+            <w:webHidden/>
+          </w:rPr>
+          <w:tab/>
+        </w:r>
+        <w:r>
+          <w:rPr>
+            <w:noProof/>
+            <w:webHidden/>
+          </w:rPr>
+          <w:fldChar w:fldCharType="begin"/>
+        </w:r>
+        <w:r>
+          <w:rPr>
+            <w:noProof/>
+            <w:webHidden/>
+          </w:rPr>
+          <w:instrText xml:space="preserve"> PAGEREF _Toc228775597 \h </w:instrText>
+        </w:r>
+        <w:r>
+          <w:rPr>
+            <w:noProof/>
+            <w:webHidden/>
+          </w:rPr>
+        </w:r>
+        <w:r>
+          <w:rPr>
+            <w:noProof/>
+            <w:webHidden/>
+          </w:rPr>
+          <w:fldChar w:fldCharType="separate"/>
+        </w:r>
+        <w:r>
+          <w:rPr>
+            <w:noProof/>
+            <w:webHidden/>
+          </w:rPr>
+          <w:t>2</w:t>
+        </w:r>
+        <w:r>
+          <w:rPr>
+            <w:noProof/>
+            <w:webHidden/>
+          </w:rPr>
+          <w:fldChar w:fldCharType="end"/>
+        </w:r>
+      </w:hyperlink>
+    </w:p>
+    <w:p>
+      <w:pPr>
+        <w:pStyle w:val="TOC3"/>
+        <w:tabs>
+          <w:tab w:val="left" w:pos="6653"/>
+        </w:tabs>
+        <w:rPr>
+          <w:rFonts w:eastAsiaTheme="minorEastAsia"/>
+          <w:noProof/>
+          <w:kern w:val="2"/>
+          <w:sz w:val="24"/>
+          <w:szCs w:val="24"/>
+          <w14:ligatures w14:val="standardContextual"/>
+        </w:rPr>
+      </w:pPr>
+      <w:hyperlink w:anchor="_Toc228775598" w:history="1">
+        <w:r>
+          <w:rPr>
+            <w:rStyle w:val="Hyperlink"/>
+            <w:noProof/>
+          </w:rPr>
+          <w:t>7. Batch Launcher Behavior (</w:t>
+        </w:r>
+        <w:r>
+          <w:rPr>
+            <w:rStyle w:val="Hyperlink"/>
+            <w:rFonts w:ascii="Consolas" w:hAnsi="Consolas"/>
+            <w:noProof/>
+          </w:rPr>
+          <w:t>next_observed_daily_reports.bat</w:t>
+        </w:r>
+        <w:r>
+          <w:rPr>
+            <w:rStyle w:val="Hyperlink"/>
+            <w:noProof/>
+          </w:rPr>
+          <w:t>)</w:t>
+        </w:r>
+        <w:r>
+          <w:rPr>
+            <w:rFonts w:eastAsiaTheme="minorEastAsia"/>
+            <w:noProof/>
+            <w:kern w:val="2"/>
+            <w:sz w:val="24"/>
+            <w:szCs w:val="24"/>
+            <w14:ligatures w14:val="standardContextual"/>
+          </w:rPr>
+          <w:tab/>
+        </w:r>
+        <w:r>
+          <w:rPr>
+            <w:rStyle w:val="Hyperlink"/>
+            <w:noProof/>
+          </w:rPr>
+          <w:t>10</w:t>
+        </w:r>
+        <w:r>
+          <w:rPr>
+            <w:noProof/>
+            <w:webHidden/>
+          </w:rPr>
+          <w:tab/>
+        </w:r>
+        <w:r>
+          <w:rPr>
+            <w:noProof/>
+            <w:webHidden/>
+          </w:rPr>
+          <w:fldChar w:fldCharType="begin"/>
+        </w:r>
+        <w:r>
+          <w:rPr>
+            <w:noProof/>
+            <w:webHidden/>
+          </w:rPr>
+          <w:instrText xml:space="preserve"> PAGEREF _Toc228775598 \h </w:instrText>
+        </w:r>
+        <w:r>
+          <w:rPr>
+            <w:noProof/>
+            <w:webHidden/>
+          </w:rPr>
+        </w:r>
+        <w:r>
+          <w:rPr>
+            <w:noProof/>
+            <w:webHidden/>
+          </w:rPr>
+          <w:fldChar w:fldCharType="separate"/>
+        </w:r>
+        <w:r>
+          <w:rPr>
+            <w:noProof/>
+            <w:webHidden/>
+          </w:rPr>
+          <w:t>2</w:t>
+        </w:r>
+        <w:r>
+          <w:rPr>
+            <w:noProof/>
+            <w:webHidden/>
+          </w:rPr>
+          <w:fldChar w:fldCharType="end"/>
+        </w:r>
+      </w:hyperlink>
+    </w:p>
+    <w:p>
+      <w:pPr>
+        <w:pStyle w:val="TOC3"/>
+        <w:tabs>
+          <w:tab w:val="left" w:pos="2728"/>
+        </w:tabs>
+        <w:rPr>
+          <w:rFonts w:eastAsiaTheme="minorEastAsia"/>
+          <w:noProof/>
+          <w:kern w:val="2"/>
+          <w:sz w:val="24"/>
+          <w:szCs w:val="24"/>
+          <w14:ligatures w14:val="standardContextual"/>
+        </w:rPr>
+      </w:pPr>
+      <w:hyperlink w:anchor="_Toc228775599" w:history="1">
+        <w:r>
+          <w:rPr>
+            <w:rStyle w:val="Hyperlink"/>
+            <w:noProof/>
+          </w:rPr>
+          <w:t>8. Run Success Criteria</w:t>
+        </w:r>
+        <w:r>
+          <w:rPr>
+            <w:rFonts w:eastAsiaTheme="minorEastAsia"/>
+            <w:noProof/>
+            <w:kern w:val="2"/>
+            <w:sz w:val="24"/>
+            <w:szCs w:val="24"/>
+            <w14:ligatures w14:val="standardContextual"/>
+          </w:rPr>
+          <w:tab/>
+        </w:r>
+        <w:r>
+          <w:rPr>
+            <w:rStyle w:val="Hyperlink"/>
+            <w:noProof/>
+          </w:rPr>
+          <w:t>10</w:t>
+        </w:r>
+        <w:r>
+          <w:rPr>
+            <w:noProof/>
+            <w:webHidden/>
+          </w:rPr>
+          <w:tab/>
+        </w:r>
+        <w:r>
+          <w:rPr>
+            <w:noProof/>
+            <w:webHidden/>
+          </w:rPr>
+          <w:fldChar w:fldCharType="begin"/>
+        </w:r>
+        <w:r>
+          <w:rPr>
+            <w:noProof/>
+            <w:webHidden/>
+          </w:rPr>
+          <w:instrText xml:space="preserve"> PAGEREF _Toc228775599 \h </w:instrText>
+        </w:r>
+        <w:r>
+          <w:rPr>
+            <w:noProof/>
+            <w:webHidden/>
+          </w:rPr>
+        </w:r>
+        <w:r>
+          <w:rPr>
+            <w:noProof/>
+            <w:webHidden/>
+          </w:rPr>
+          <w:fldChar w:fldCharType="separate"/>
+        </w:r>
+        <w:r>
+          <w:rPr>
+            <w:noProof/>
+            <w:webHidden/>
+          </w:rPr>
+          <w:t>2</w:t>
+        </w:r>
+        <w:r>
+          <w:rPr>
+            <w:noProof/>
+            <w:webHidden/>
+          </w:rPr>
+          <w:fldChar w:fldCharType="end"/>
+        </w:r>
+      </w:hyperlink>
+    </w:p>
+    <w:p>
+      <w:pPr>
+        <w:pStyle w:val="TOC3"/>
+        <w:tabs>
+          <w:tab w:val="left" w:pos="2327"/>
+        </w:tabs>
+        <w:rPr>
+          <w:rFonts w:eastAsiaTheme="minorEastAsia"/>
+          <w:noProof/>
+          <w:kern w:val="2"/>
+          <w:sz w:val="24"/>
+          <w:szCs w:val="24"/>
+          <w14:ligatures w14:val="standardContextual"/>
+        </w:rPr>
+      </w:pPr>
+      <w:hyperlink w:anchor="_Toc228775600" w:history="1">
+        <w:r>
+          <w:rPr>
+            <w:rStyle w:val="Hyperlink"/>
+            <w:noProof/>
+          </w:rPr>
+          <w:t>9. Troubleshooting</w:t>
+        </w:r>
+        <w:r>
+          <w:rPr>
+            <w:rFonts w:eastAsiaTheme="minorEastAsia"/>
+            <w:noProof/>
+            <w:kern w:val="2"/>
+            <w:sz w:val="24"/>
+            <w:szCs w:val="24"/>
+            <w14:ligatures w14:val="standardContextual"/>
+          </w:rPr>
+          <w:tab/>
+        </w:r>
+        <w:r>
+          <w:rPr>
+            <w:rStyle w:val="Hyperlink"/>
+            <w:noProof/>
+          </w:rPr>
+          <w:t>11</w:t>
+        </w:r>
+        <w:r>
+          <w:rPr>
+            <w:noProof/>
+            <w:webHidden/>
+          </w:rPr>
+          <w:tab/>
+        </w:r>
+        <w:r>
+          <w:rPr>
+            <w:noProof/>
+            <w:webHidden/>
+          </w:rPr>
+          <w:fldChar w:fldCharType="begin"/>
+        </w:r>
+        <w:r>
+          <w:rPr>
+            <w:noProof/>
+            <w:webHidden/>
+          </w:rPr>
+          <w:instrText xml:space="preserve"> PAGEREF _Toc228775600 \h </w:instrText>
+        </w:r>
+        <w:r>
+          <w:rPr>
+            <w:noProof/>
+            <w:webHidden/>
+          </w:rPr>
+        </w:r>
+        <w:r>
+          <w:rPr>
+            <w:noProof/>
+            <w:webHidden/>
+          </w:rPr>
+          <w:fldChar w:fldCharType="separate"/>
+        </w:r>
+        <w:r>
+          <w:rPr>
+            <w:noProof/>
+            <w:webHidden/>
+          </w:rPr>
+          <w:t>2</w:t>
+        </w:r>
+        <w:r>
+          <w:rPr>
+            <w:noProof/>
+            <w:webHidden/>
+          </w:rPr>
+          <w:fldChar w:fldCharType="end"/>
+        </w:r>
+      </w:hyperlink>
+    </w:p>
+    <w:p>
+      <w:pPr>
+        <w:pStyle w:val="TOC3"/>
+        <w:tabs>
+          <w:tab w:val="left" w:pos="3198"/>
+        </w:tabs>
+        <w:rPr>
+          <w:rFonts w:eastAsiaTheme="minorEastAsia"/>
+          <w:noProof/>
+          <w:kern w:val="2"/>
+          <w:sz w:val="24"/>
+          <w:szCs w:val="24"/>
+          <w14:ligatures w14:val="standardContextual"/>
+        </w:rPr>
+      </w:pPr>
+      <w:hyperlink w:anchor="_Toc228775601" w:history="1">
+        <w:r>
+          <w:rPr>
+            <w:rStyle w:val="Hyperlink"/>
+            <w:noProof/>
+          </w:rPr>
+          <w:t>10. Operator Decision Points</w:t>
+        </w:r>
+        <w:r>
+          <w:rPr>
+            <w:rFonts w:eastAsiaTheme="minorEastAsia"/>
+            <w:noProof/>
+            <w:kern w:val="2"/>
+            <w:sz w:val="24"/>
+            <w:szCs w:val="24"/>
+            <w14:ligatures w14:val="standardContextual"/>
+          </w:rPr>
+          <w:tab/>
+        </w:r>
+        <w:r>
+          <w:rPr>
+            <w:rStyle w:val="Hyperlink"/>
+            <w:noProof/>
+          </w:rPr>
+          <w:t>12</w:t>
+        </w:r>
+        <w:r>
+          <w:rPr>
+            <w:noProof/>
+            <w:webHidden/>
+          </w:rPr>
+          <w:tab/>
+        </w:r>
+        <w:r>
+          <w:rPr>
+            <w:noProof/>
+            <w:webHidden/>
+          </w:rPr>
+          <w:fldChar w:fldCharType="begin"/>
+        </w:r>
+        <w:r>
+          <w:rPr>
+            <w:noProof/>
+            <w:webHidden/>
+          </w:rPr>
+          <w:instrText xml:space="preserve"> PAGEREF _Toc228775601 \h </w:instrText>
+        </w:r>
+        <w:r>
+          <w:rPr>
+            <w:noProof/>
+            <w:webHidden/>
+          </w:rPr>
+        </w:r>
+        <w:r>
+          <w:rPr>
+            <w:noProof/>
+            <w:webHidden/>
+          </w:rPr>
+          <w:fldChar w:fldCharType="separate"/>
+        </w:r>
+        <w:r>
+          <w:rPr>
+            <w:noProof/>
+            <w:webHidden/>
+          </w:rPr>
+          <w:t>2</w:t>
+        </w:r>
+        <w:r>
+          <w:rPr>
+            <w:noProof/>
+            <w:webHidden/>
+          </w:rPr>
+          <w:fldChar w:fldCharType="end"/>
+        </w:r>
+      </w:hyperlink>
+    </w:p>
+    <w:p>
+      <w:pPr>
+        <w:pStyle w:val="TOC3"/>
+        <w:tabs>
+          <w:tab w:val="left" w:pos="2751"/>
+        </w:tabs>
+        <w:rPr>
+          <w:rFonts w:eastAsiaTheme="minorEastAsia"/>
+          <w:noProof/>
+          <w:kern w:val="2"/>
+          <w:sz w:val="24"/>
+          <w:szCs w:val="24"/>
+          <w14:ligatures w14:val="standardContextual"/>
+        </w:rPr>
+      </w:pPr>
+      <w:hyperlink w:anchor="_Toc228775602" w:history="1">
+        <w:r>
+          <w:rPr>
+            <w:rStyle w:val="Hyperlink"/>
+            <w:noProof/>
+          </w:rPr>
+          <w:t>11. Related Documents</w:t>
+        </w:r>
+        <w:r>
+          <w:rPr>
+            <w:rFonts w:eastAsiaTheme="minorEastAsia"/>
+            <w:noProof/>
+            <w:kern w:val="2"/>
+            <w:sz w:val="24"/>
+            <w:szCs w:val="24"/>
+            <w14:ligatures w14:val="standardContextual"/>
+          </w:rPr>
+          <w:tab/>
+        </w:r>
+        <w:r>
+          <w:rPr>
+            <w:rStyle w:val="Hyperlink"/>
+            <w:noProof/>
+          </w:rPr>
+          <w:t>12</w:t>
+        </w:r>
+        <w:r>
+          <w:rPr>
+            <w:noProof/>
+            <w:webHidden/>
+          </w:rPr>
+          <w:tab/>
+        </w:r>
+        <w:r>
+          <w:rPr>
+            <w:noProof/>
+            <w:webHidden/>
+          </w:rPr>
+          <w:fldChar w:fldCharType="begin"/>
+        </w:r>
+        <w:r>
+          <w:rPr>
+            <w:noProof/>
+            <w:webHidden/>
+          </w:rPr>
+          <w:instrText xml:space="preserve"> PAGEREF _Toc228775602 \h </w:instrText>
+        </w:r>
+        <w:r>
+          <w:rPr>
+            <w:noProof/>
+            <w:webHidden/>
+          </w:rPr>
+        </w:r>
+        <w:r>
+          <w:rPr>
+            <w:noProof/>
+            <w:webHidden/>
+          </w:rPr>
+          <w:fldChar w:fldCharType="separate"/>
+        </w:r>
+        <w:r>
+          <w:rPr>
+            <w:noProof/>
+            <w:webHidden/>
+          </w:rPr>
+          <w:t>2</w:t>
+        </w:r>
+        <w:r>
+          <w:rPr>
+            <w:noProof/>
+            <w:webHidden/>
+          </w:rPr>
+          <w:fldChar w:fldCharType="end"/>
+        </w:r>
+      </w:hyperlink>
+    </w:p>
+    <w:p>
+      <w:pPr>
+        <w:pStyle w:val="TOC1"/>
+        <w:rPr>
+          <w:rFonts w:asciiTheme="minorHAnsi" w:eastAsiaTheme="minorEastAsia" w:hAnsiTheme="minorHAnsi" w:cstheme="minorBidi"/>
+          <w:b w:val="0"/>
+          <w:noProof/>
+          <w:color w:val="auto"/>
+          <w:kern w:val="2"/>
+          <w:sz w:val="24"/>
+          <w:szCs w:val="24"/>
+          <w14:ligatures w14:val="standardContextual"/>
+        </w:rPr>
+      </w:pPr>
+      <w:hyperlink w:anchor="_Toc228775603" w:history="1">
+        <w:r>
+          <w:rPr>
+            <w:rStyle w:val="Hyperlink"/>
+            <w:noProof/>
+          </w:rPr>
+          <w:t>Table of Contents</w:t>
+        </w:r>
+        <w:r>
+          <w:rPr>
+            <w:noProof/>
+            <w:webHidden/>
+          </w:rPr>
+          <w:tab/>
+        </w:r>
+        <w:r>
+          <w:rPr>
+            <w:noProof/>
+            <w:webHidden/>
+          </w:rPr>
+          <w:fldChar w:fldCharType="begin"/>
+        </w:r>
+        <w:r>
+          <w:rPr>
+            <w:noProof/>
+            <w:webHidden/>
+          </w:rPr>
+          <w:instrText xml:space="preserve"> PAGEREF _Toc228775603 \h </w:instrText>
+        </w:r>
+        <w:r>
+          <w:rPr>
+            <w:noProof/>
+            <w:webHidden/>
+          </w:rPr>
+        </w:r>
+        <w:r>
+          <w:rPr>
+            <w:noProof/>
+            <w:webHidden/>
+          </w:rPr>
+          <w:fldChar w:fldCharType="separate"/>
+        </w:r>
+        <w:r>
+          <w:rPr>
+            <w:noProof/>
+            <w:webHidden/>
+          </w:rPr>
+          <w:t>3</w:t>
+        </w:r>
+        <w:r>
+          <w:rPr>
+            <w:noProof/>
+            <w:webHidden/>
+          </w:rPr>
+          <w:fldChar w:fldCharType="end"/>
+        </w:r>
+      </w:hyperlink>
+    </w:p>
+    <w:p>
+      <w:pPr>
+        <w:pStyle w:val="TOC2"/>
+        <w:rPr>
+          <w:rFonts w:asciiTheme="minorHAnsi" w:eastAsiaTheme="minorEastAsia" w:hAnsiTheme="minorHAnsi" w:cstheme="minorBidi"/>
+          <w:b w:val="0"/>
+          <w:i w:val="0"/>
+          <w:iCs w:val="0"/>
+          <w:noProof/>
+          <w:color w:val="auto"/>
+          <w:kern w:val="2"/>
+          <w:sz w:val="24"/>
+          <w:szCs w:val="24"/>
+          <w14:ligatures w14:val="standardContextual"/>
+        </w:rPr>
+      </w:pPr>
+      <w:hyperlink w:anchor="_Toc228775604" w:history="1">
+        <w:r>
+          <w:rPr>
+            <w:rStyle w:val="Hyperlink"/>
+            <w:noProof/>
+          </w:rPr>
+          <w:t>1. Purpose</w:t>
+        </w:r>
+        <w:r>
+          <w:rPr>
+            <w:noProof/>
+            <w:webHidden/>
+          </w:rPr>
+          <w:tab/>
+        </w:r>
+        <w:r>
+          <w:rPr>
+            <w:noProof/>
+            <w:webHidden/>
+          </w:rPr>
+          <w:fldChar w:fldCharType="begin"/>
+        </w:r>
+        <w:r>
+          <w:rPr>
+            <w:noProof/>
+            <w:webHidden/>
+          </w:rPr>
+          <w:instrText xml:space="preserve"> PAGEREF _Toc228775604 \h </w:instrText>
+        </w:r>
+        <w:r>
+          <w:rPr>
+            <w:noProof/>
+            <w:webHidden/>
+          </w:rPr>
+        </w:r>
+        <w:r>
+          <w:rPr>
+            <w:noProof/>
+            <w:webHidden/>
+          </w:rPr>
+          <w:fldChar w:fldCharType="separate"/>
+        </w:r>
+        <w:r>
+          <w:rPr>
+            <w:noProof/>
+            <w:webHidden/>
+          </w:rPr>
+          <w:t>4</w:t>
+        </w:r>
+        <w:r>
+          <w:rPr>
+            <w:noProof/>
+            <w:webHidden/>
+          </w:rPr>
+          <w:fldChar w:fldCharType="end"/>
+        </w:r>
+      </w:hyperlink>
+    </w:p>
+    <w:p>
+      <w:pPr>
+        <w:pStyle w:val="TOC2"/>
+        <w:rPr>
+          <w:rFonts w:asciiTheme="minorHAnsi" w:eastAsiaTheme="minorEastAsia" w:hAnsiTheme="minorHAnsi" w:cstheme="minorBidi"/>
+          <w:b w:val="0"/>
+          <w:i w:val="0"/>
+          <w:iCs w:val="0"/>
+          <w:noProof/>
+          <w:color w:val="auto"/>
+          <w:kern w:val="2"/>
+          <w:sz w:val="24"/>
+          <w:szCs w:val="24"/>
+          <w14:ligatures w14:val="standardContextual"/>
+        </w:rPr>
+      </w:pPr>
+      <w:hyperlink w:anchor="_Toc228775605" w:history="1">
+        <w:r>
+          <w:rPr>
+            <w:rStyle w:val="Hyperlink"/>
+            <w:noProof/>
+          </w:rPr>
+          <w:t>2. Scope</w:t>
+        </w:r>
+        <w:r>
+          <w:rPr>
+            <w:noProof/>
+            <w:webHidden/>
+          </w:rPr>
+          <w:tab/>
+        </w:r>
+        <w:r>
+          <w:rPr>
+            <w:noProof/>
+            <w:webHidden/>
+          </w:rPr>
+          <w:fldChar w:fldCharType="begin"/>
+        </w:r>
+        <w:r>
+          <w:rPr>
+            <w:noProof/>
+            <w:webHidden/>
+          </w:rPr>
+          <w:instrText xml:space="preserve"> PAGEREF _Toc228775605 \h </w:instrText>
+        </w:r>
+        <w:r>
+          <w:rPr>
+            <w:noProof/>
+            <w:webHidden/>
+          </w:rPr>
+        </w:r>
+        <w:r>
+          <w:rPr>
+            <w:noProof/>
+            <w:webHidden/>
+          </w:rPr>
+          <w:fldChar w:fldCharType="separate"/>
+        </w:r>
+        <w:r>
+          <w:rPr>
+            <w:noProof/>
+            <w:webHidden/>
+          </w:rPr>
+          <w:t>4</w:t>
+        </w:r>
+        <w:r>
+          <w:rPr>
+            <w:noProof/>
+            <w:webHidden/>
+          </w:rPr>
+          <w:fldChar w:fldCharType="end"/>
+        </w:r>
+      </w:hyperlink>
+    </w:p>
+    <w:p>
+      <w:pPr>
+        <w:pStyle w:val="TOC2"/>
+        <w:rPr>
+          <w:rFonts w:asciiTheme="minorHAnsi" w:eastAsiaTheme="minorEastAsia" w:hAnsiTheme="minorHAnsi" w:cstheme="minorBidi"/>
+          <w:b w:val="0"/>
+          <w:i w:val="0"/>
+          <w:iCs w:val="0"/>
+          <w:noProof/>
+          <w:color w:val="auto"/>
+          <w:kern w:val="2"/>
+          <w:sz w:val="24"/>
+          <w:szCs w:val="24"/>
+          <w14:ligatures w14:val="standardContextual"/>
+        </w:rPr>
+      </w:pPr>
+      <w:hyperlink w:anchor="_Toc228775606" w:history="1">
+        <w:r>
+          <w:rPr>
+            <w:rStyle w:val="Hyperlink"/>
+            <w:noProof/>
+          </w:rPr>
+          <w:t>3. Prerequisites</w:t>
+        </w:r>
+        <w:r>
+          <w:rPr>
+            <w:noProof/>
+            <w:webHidden/>
+          </w:rPr>
+          <w:tab/>
+        </w:r>
+        <w:r>
+          <w:rPr>
+            <w:noProof/>
+            <w:webHidden/>
+          </w:rPr>
+          <w:fldChar w:fldCharType="begin"/>
+        </w:r>
+        <w:r>
+          <w:rPr>
+            <w:noProof/>
+            <w:webHidden/>
+          </w:rPr>
+          <w:instrText xml:space="preserve"> PAGEREF _Toc228775606 \h </w:instrText>
+        </w:r>
+        <w:r>
+          <w:rPr>
+            <w:noProof/>
+            <w:webHidden/>
+          </w:rPr>
+        </w:r>
+        <w:r>
+          <w:rPr>
+            <w:noProof/>
+            <w:webHidden/>
+          </w:rPr>
+          <w:fldChar w:fldCharType="separate"/>
+        </w:r>
+        <w:r>
+          <w:rPr>
+            <w:noProof/>
+            <w:webHidden/>
+          </w:rPr>
+          <w:t>4</w:t>
+        </w:r>
+        <w:r>
+          <w:rPr>
+            <w:noProof/>
+            <w:webHidden/>
+          </w:rPr>
+          <w:fldChar w:fldCharType="end"/>
+        </w:r>
+      </w:hyperlink>
+    </w:p>
+    <w:p>
+      <w:pPr>
+        <w:pStyle w:val="TOC3"/>
+        <w:rPr>
+          <w:rFonts w:eastAsiaTheme="minorEastAsia"/>
+          <w:noProof/>
+          <w:kern w:val="2"/>
+          <w:sz w:val="24"/>
+          <w:szCs w:val="24"/>
+          <w14:ligatures w14:val="standardContextual"/>
+        </w:rPr>
+      </w:pPr>
+      <w:hyperlink w:anchor="_Toc228775607" w:history="1">
+        <w:r>
+          <w:rPr>
+            <w:rStyle w:val="Hyperlink"/>
+            <w:noProof/>
+          </w:rPr>
+          <w:t>3.1 Runtime and Access</w:t>
+        </w:r>
+        <w:r>
+          <w:rPr>
+            <w:noProof/>
+            <w:webHidden/>
+          </w:rPr>
+          <w:tab/>
+        </w:r>
+        <w:r>
+          <w:rPr>
+            <w:noProof/>
+            <w:webHidden/>
+          </w:rPr>
+          <w:fldChar w:fldCharType="begin"/>
+        </w:r>
+        <w:r>
+          <w:rPr>
+            <w:noProof/>
+            <w:webHidden/>
+          </w:rPr>
+          <w:instrText xml:space="preserve"> PAGEREF _Toc228775607 \h </w:instrText>
+        </w:r>
+        <w:r>
+          <w:rPr>
+            <w:noProof/>
+            <w:webHidden/>
+          </w:rPr>
+        </w:r>
+        <w:r>
+          <w:rPr>
+            <w:noProof/>
+            <w:webHidden/>
+          </w:rPr>
+          <w:fldChar w:fldCharType="separate"/>
+        </w:r>
+        <w:r>
+          <w:rPr>
+            <w:noProof/>
+            <w:webHidden/>
+          </w:rPr>
+          <w:t>4</w:t>
+        </w:r>
+        <w:r>
+          <w:rPr>
+            <w:noProof/>
+            <w:webHidden/>
+          </w:rPr>
+          <w:fldChar w:fldCharType="end"/>
+        </w:r>
+      </w:hyperlink>
+    </w:p>
+    <w:p>
+      <w:pPr>
+        <w:pStyle w:val="TOC3"/>
+        <w:rPr>
+          <w:rFonts w:eastAsiaTheme="minorEastAsia"/>
+          <w:noProof/>
+          <w:kern w:val="2"/>
+          <w:sz w:val="24"/>
+          <w:szCs w:val="24"/>
+          <w14:ligatures w14:val="standardContextual"/>
+        </w:rPr>
+      </w:pPr>
+      <w:hyperlink w:anchor="_Toc228775608" w:history="1">
+        <w:r>
+          <w:rPr>
+            <w:rStyle w:val="Hyperlink"/>
+            <w:noProof/>
+          </w:rPr>
+          <w:t>3.2 Input Data Availability</w:t>
+        </w:r>
+        <w:r>
+          <w:rPr>
+            <w:noProof/>
+            <w:webHidden/>
+          </w:rPr>
+          <w:tab/>
+        </w:r>
+        <w:r>
+          <w:rPr>
+            <w:noProof/>
+            <w:webHidden/>
+          </w:rPr>
+          <w:fldChar w:fldCharType="begin"/>
+        </w:r>
+        <w:r>
+          <w:rPr>
+            <w:noProof/>
+            <w:webHidden/>
+          </w:rPr>
+          <w:instrText xml:space="preserve"> PAGEREF _Toc228775608 \h </w:instrText>
+        </w:r>
+        <w:r>
+          <w:rPr>
+            <w:noProof/>
+            <w:webHidden/>
+          </w:rPr>
+        </w:r>
+        <w:r>
+          <w:rPr>
+            <w:noProof/>
+            <w:webHidden/>
+          </w:rPr>
+          <w:fldChar w:fldCharType="separate"/>
+        </w:r>
+        <w:r>
+          <w:rPr>
+            <w:noProof/>
+            <w:webHidden/>
+          </w:rPr>
+          <w:t>5</w:t>
+        </w:r>
+        <w:r>
+          <w:rPr>
+            <w:noProof/>
+            <w:webHidden/>
+          </w:rPr>
+          <w:fldChar w:fldCharType="end"/>
+        </w:r>
+      </w:hyperlink>
+    </w:p>
+    <w:p>
+      <w:pPr>
+        <w:pStyle w:val="TOC2"/>
+        <w:rPr>
+          <w:rFonts w:asciiTheme="minorHAnsi" w:eastAsiaTheme="minorEastAsia" w:hAnsiTheme="minorHAnsi" w:cstheme="minorBidi"/>
+          <w:b w:val="0"/>
+          <w:i w:val="0"/>
+          <w:iCs w:val="0"/>
+          <w:noProof/>
+          <w:color w:val="auto"/>
+          <w:kern w:val="2"/>
+          <w:sz w:val="24"/>
+          <w:szCs w:val="24"/>
+          <w14:ligatures w14:val="standardContextual"/>
+        </w:rPr>
+      </w:pPr>
+      <w:hyperlink w:anchor="_Toc228775609" w:history="1">
+        <w:r>
+          <w:rPr>
+            <w:rStyle w:val="Hyperlink"/>
+            <w:noProof/>
+          </w:rPr>
+          <w:t>4. Process Components</w:t>
+        </w:r>
+        <w:r>
+          <w:rPr>
+            <w:noProof/>
+            <w:webHidden/>
+          </w:rPr>
+          <w:tab/>
+        </w:r>
+        <w:r>
+          <w:rPr>
+            <w:noProof/>
+            <w:webHidden/>
+          </w:rPr>
+          <w:fldChar w:fldCharType="begin"/>
+        </w:r>
+        <w:r>
+          <w:rPr>
+            <w:noProof/>
+            <w:webHidden/>
+          </w:rPr>
+          <w:instrText xml:space="preserve"> PAGEREF _Toc228775609 \h </w:instrText>
+        </w:r>
+        <w:r>
+          <w:rPr>
+            <w:noProof/>
+            <w:webHidden/>
+          </w:rPr>
+        </w:r>
+        <w:r>
+          <w:rPr>
+            <w:noProof/>
+            <w:webHidden/>
+          </w:rPr>
+          <w:fldChar w:fldCharType="separate"/>
+        </w:r>
+        <w:r>
+          <w:rPr>
+            <w:noProof/>
+            <w:webHidden/>
+          </w:rPr>
+          <w:t>6</w:t>
+        </w:r>
+        <w:r>
+          <w:rPr>
+            <w:noProof/>
+            <w:webHidden/>
+          </w:rPr>
+          <w:fldChar w:fldCharType="end"/>
+        </w:r>
+      </w:hyperlink>
+    </w:p>
+    <w:p>
+      <w:pPr>
+        <w:pStyle w:val="TOC2"/>
+        <w:rPr>
+          <w:rFonts w:asciiTheme="minorHAnsi" w:eastAsiaTheme="minorEastAsia" w:hAnsiTheme="minorHAnsi" w:cstheme="minorBidi"/>
+          <w:b w:val="0"/>
+          <w:i w:val="0"/>
+          <w:iCs w:val="0"/>
+          <w:noProof/>
+          <w:color w:val="auto"/>
+          <w:kern w:val="2"/>
+          <w:sz w:val="24"/>
+          <w:szCs w:val="24"/>
+          <w14:ligatures w14:val="standardContextual"/>
+        </w:rPr>
+      </w:pPr>
+      <w:hyperlink w:anchor="_Toc228775610" w:history="1">
+        <w:r>
+          <w:rPr>
+            <w:rStyle w:val="Hyperlink"/>
+            <w:noProof/>
+          </w:rPr>
+          <w:t>5. Execution Flow</w:t>
+        </w:r>
+        <w:r>
+          <w:rPr>
+            <w:noProof/>
+            <w:webHidden/>
+          </w:rPr>
+          <w:tab/>
+        </w:r>
+        <w:r>
+          <w:rPr>
+            <w:noProof/>
+            <w:webHidden/>
+          </w:rPr>
+          <w:fldChar w:fldCharType="begin"/>
+        </w:r>
+        <w:r>
+          <w:rPr>
+            <w:noProof/>
+            <w:webHidden/>
+          </w:rPr>
+          <w:instrText xml:space="preserve"> PAGEREF _Toc228775610 \h </w:instrText>
+        </w:r>
+        <w:r>
+          <w:rPr>
+            <w:noProof/>
+            <w:webHidden/>
+          </w:rPr>
+        </w:r>
+        <w:r>
+          <w:rPr>
+            <w:noProof/>
+            <w:webHidden/>
+          </w:rPr>
+          <w:fldChar w:fldCharType="separate"/>
+        </w:r>
+        <w:r>
+          <w:rPr>
+            <w:noProof/>
+            <w:webHidden/>
+          </w:rPr>
+          <w:t>8</w:t>
+        </w:r>
+        <w:r>
+          <w:rPr>
+            <w:noProof/>
+            <w:webHidden/>
+          </w:rPr>
+          <w:fldChar w:fldCharType="end"/>
+        </w:r>
+      </w:hyperlink>
+    </w:p>
+    <w:p>
+      <w:pPr>
+        <w:pStyle w:val="TOC2"/>
+        <w:rPr>
+          <w:rFonts w:asciiTheme="minorHAnsi" w:eastAsiaTheme="minorEastAsia" w:hAnsiTheme="minorHAnsi" w:cstheme="minorBidi"/>
+          <w:b w:val="0"/>
+          <w:i w:val="0"/>
+          <w:iCs w:val="0"/>
+          <w:noProof/>
+          <w:color w:val="auto"/>
+          <w:kern w:val="2"/>
+          <w:sz w:val="24"/>
+          <w:szCs w:val="24"/>
+          <w14:ligatures w14:val="standardContextual"/>
+        </w:rPr>
+      </w:pPr>
+      <w:hyperlink w:anchor="_Toc228775611" w:history="1">
+        <w:r>
+          <w:rPr>
+            <w:rStyle w:val="Hyperlink"/>
+            <w:noProof/>
+          </w:rPr>
+          <w:t>6. Python Script Logic (</w:t>
+        </w:r>
+        <w:r>
+          <w:rPr>
+            <w:rStyle w:val="Hyperlink"/>
+            <w:rFonts w:ascii="Consolas" w:hAnsi="Consolas"/>
+            <w:noProof/>
+          </w:rPr>
+          <w:t>main.py</w:t>
+        </w:r>
+        <w:r>
+          <w:rPr>
+            <w:rStyle w:val="Hyperlink"/>
+            <w:noProof/>
+          </w:rPr>
+          <w:t>)</w:t>
+        </w:r>
+        <w:r>
+          <w:rPr>
+            <w:noProof/>
+            <w:webHidden/>
+          </w:rPr>
+          <w:tab/>
+        </w:r>
+        <w:r>
+          <w:rPr>
+            <w:noProof/>
+            <w:webHidden/>
+          </w:rPr>
+          <w:fldChar w:fldCharType="begin"/>
+        </w:r>
+        <w:r>
+          <w:rPr>
+            <w:noProof/>
+            <w:webHidden/>
+          </w:rPr>
+          <w:instrText xml:space="preserve"> PAGEREF _Toc228775611 \h </w:instrText>
+        </w:r>
+        <w:r>
+          <w:rPr>
+            <w:noProof/>
+            <w:webHidden/>
+          </w:rPr>
+        </w:r>
+        <w:r>
+          <w:rPr>
+            <w:noProof/>
+            <w:webHidden/>
+          </w:rPr>
+          <w:fldChar w:fldCharType="separate"/>
+        </w:r>
+        <w:r>
+          <w:rPr>
+            <w:noProof/>
+            <w:webHidden/>
+          </w:rPr>
+          <w:t>9</w:t>
+        </w:r>
+        <w:r>
+          <w:rPr>
+            <w:noProof/>
+            <w:webHidden/>
+          </w:rPr>
+          <w:fldChar w:fldCharType="end"/>
+        </w:r>
+      </w:hyperlink>
+    </w:p>
+    <w:p>
+      <w:pPr>
+        <w:pStyle w:val="TOC3"/>
+        <w:rPr>
+          <w:rFonts w:eastAsiaTheme="minorEastAsia"/>
+          <w:noProof/>
+          <w:kern w:val="2"/>
+          <w:sz w:val="24"/>
+          <w:szCs w:val="24"/>
+          <w14:ligatures w14:val="standardContextual"/>
+        </w:rPr>
+      </w:pPr>
+      <w:hyperlink w:anchor="_Toc228775612" w:history="1">
+        <w:r>
+          <w:rPr>
+            <w:rStyle w:val="Hyperlink"/>
+            <w:noProof/>
+          </w:rPr>
+          <w:t>6.1 Key constants</w:t>
+        </w:r>
+        <w:r>
+          <w:rPr>
+            <w:noProof/>
+            <w:webHidden/>
+          </w:rPr>
+          <w:tab/>
+        </w:r>
+        <w:r>
+          <w:rPr>
+            <w:noProof/>
+            <w:webHidden/>
+          </w:rPr>
+          <w:fldChar w:fldCharType="begin"/>
+        </w:r>
+        <w:r>
+          <w:rPr>
+            <w:noProof/>
+            <w:webHidden/>
+          </w:rPr>
+          <w:instrText xml:space="preserve"> PAGEREF _Toc228775612 \h </w:instrText>
+        </w:r>
+        <w:r>
+          <w:rPr>
+            <w:noProof/>
+            <w:webHidden/>
+          </w:rPr>
+        </w:r>
+        <w:r>
+          <w:rPr>
+            <w:noProof/>
+            <w:webHidden/>
+          </w:rPr>
+          <w:fldChar w:fldCharType="separate"/>
+        </w:r>
+        <w:r>
+          <w:rPr>
+            <w:noProof/>
+            <w:webHidden/>
+          </w:rPr>
+          <w:t>9</w:t>
+        </w:r>
+        <w:r>
+          <w:rPr>
+            <w:noProof/>
+            <w:webHidden/>
+          </w:rPr>
+          <w:fldChar w:fldCharType="end"/>
+        </w:r>
+      </w:hyperlink>
+    </w:p>
+    <w:p>
+      <w:pPr>
+        <w:pStyle w:val="TOC3"/>
+        <w:rPr>
+          <w:rFonts w:eastAsiaTheme="minorEastAsia"/>
+          <w:noProof/>
+          <w:kern w:val="2"/>
+          <w:sz w:val="24"/>
+          <w:szCs w:val="24"/>
+          <w14:ligatures w14:val="standardContextual"/>
+        </w:rPr>
+      </w:pPr>
+      <w:hyperlink w:anchor="_Toc228775613" w:history="1">
+        <w:r>
+          <w:rPr>
+            <w:rStyle w:val="Hyperlink"/>
+            <w:noProof/>
+          </w:rPr>
+          <w:t>6.2 Data processing behavior</w:t>
+        </w:r>
+        <w:r>
+          <w:rPr>
+            <w:noProof/>
+            <w:webHidden/>
+          </w:rPr>
+          <w:tab/>
+        </w:r>
+        <w:r>
+          <w:rPr>
+            <w:noProof/>
+            <w:webHidden/>
+          </w:rPr>
+          <w:fldChar w:fldCharType="begin"/>
+        </w:r>
+        <w:r>
+          <w:rPr>
+            <w:noProof/>
+            <w:webHidden/>
+          </w:rPr>
+          <w:instrText xml:space="preserve"> PAGEREF _Toc228775613 \h </w:instrText>
+        </w:r>
+        <w:r>
+          <w:rPr>
+            <w:noProof/>
+            <w:webHidden/>
+          </w:rPr>
+        </w:r>
+        <w:r>
+          <w:rPr>
+            <w:noProof/>
+            <w:webHidden/>
+          </w:rPr>
+          <w:fldChar w:fldCharType="separate"/>
+        </w:r>
+        <w:r>
+          <w:rPr>
+            <w:noProof/>
+            <w:webHidden/>
+          </w:rPr>
+          <w:t>9</w:t>
+        </w:r>
+        <w:r>
+          <w:rPr>
+            <w:noProof/>
+            <w:webHidden/>
+          </w:rPr>
+          <w:fldChar w:fldCharType="end"/>
+        </w:r>
+      </w:hyperlink>
+    </w:p>
+    <w:p>
+      <w:pPr>
+        <w:pStyle w:val="TOC3"/>
+        <w:rPr>
+          <w:rFonts w:eastAsiaTheme="minorEastAsia"/>
+          <w:noProof/>
+          <w:kern w:val="2"/>
+          <w:sz w:val="24"/>
+          <w:szCs w:val="24"/>
+          <w14:ligatures w14:val="standardContextual"/>
+        </w:rPr>
+      </w:pPr>
+      <w:hyperlink w:anchor="_Toc228775614" w:history="1">
+        <w:r>
+          <w:rPr>
+            <w:rStyle w:val="Hyperlink"/>
+            <w:noProof/>
+          </w:rPr>
+          <w:t>6.3 Idempotency guard</w:t>
+        </w:r>
+        <w:r>
+          <w:rPr>
+            <w:noProof/>
+            <w:webHidden/>
+          </w:rPr>
+          <w:tab/>
+        </w:r>
+        <w:r>
+          <w:rPr>
+            <w:noProof/>
+            <w:webHidden/>
+          </w:rPr>
+          <w:fldChar w:fldCharType="begin"/>
+        </w:r>
+        <w:r>
+          <w:rPr>
+            <w:noProof/>
+            <w:webHidden/>
+          </w:rPr>
+          <w:instrText xml:space="preserve"> PAGEREF _Toc228775614 \h </w:instrText>
+        </w:r>
+        <w:r>
+          <w:rPr>
+            <w:noProof/>
+            <w:webHidden/>
+          </w:rPr>
+        </w:r>
+        <w:r>
+          <w:rPr>
+            <w:noProof/>
+            <w:webHidden/>
+          </w:rPr>
+          <w:fldChar w:fldCharType="separate"/>
+        </w:r>
+        <w:r>
+          <w:rPr>
+            <w:noProof/>
+            <w:webHidden/>
+          </w:rPr>
+          <w:t>10</w:t>
+        </w:r>
+        <w:r>
+          <w:rPr>
+            <w:noProof/>
+            <w:webHidden/>
+          </w:rPr>
+          <w:fldChar w:fldCharType="end"/>
+        </w:r>
+      </w:hyperlink>
+    </w:p>
+    <w:p>
+      <w:pPr>
+        <w:pStyle w:val="TOC2"/>
+        <w:rPr>
+          <w:rFonts w:asciiTheme="minorHAnsi" w:eastAsiaTheme="minorEastAsia" w:hAnsiTheme="minorHAnsi" w:cstheme="minorBidi"/>
+          <w:b w:val="0"/>
+          <w:i w:val="0"/>
+          <w:iCs w:val="0"/>
+          <w:noProof/>
+          <w:color w:val="auto"/>
+          <w:kern w:val="2"/>
+          <w:sz w:val="24"/>
+          <w:szCs w:val="24"/>
+          <w14:ligatures w14:val="standardContextual"/>
+        </w:rPr>
+      </w:pPr>
+      <w:hyperlink w:anchor="_Toc228775615" w:history="1">
+        <w:r>
+          <w:rPr>
+            <w:rStyle w:val="Hyperlink"/>
+            <w:noProof/>
+          </w:rPr>
+          <w:t>7. Batch Launcher Behavior (</w:t>
+        </w:r>
+        <w:r>
+          <w:rPr>
+            <w:rStyle w:val="Hyperlink"/>
+            <w:rFonts w:ascii="Consolas" w:hAnsi="Consolas"/>
+            <w:noProof/>
+          </w:rPr>
+          <w:t>next_observed_daily_reports.bat</w:t>
+        </w:r>
+        <w:r>
+          <w:rPr>
+            <w:rStyle w:val="Hyperlink"/>
+            <w:noProof/>
+          </w:rPr>
+          <w:t>)</w:t>
+        </w:r>
+        <w:r>
+          <w:rPr>
+            <w:noProof/>
+            <w:webHidden/>
+          </w:rPr>
+          <w:tab/>
+        </w:r>
+        <w:r>
+          <w:rPr>
+            <w:noProof/>
+            <w:webHidden/>
+          </w:rPr>
+          <w:fldChar w:fldCharType="begin"/>
+        </w:r>
+        <w:r>
+          <w:rPr>
+            <w:noProof/>
+            <w:webHidden/>
+          </w:rPr>
+          <w:instrText xml:space="preserve"> PAGEREF _Toc228775615 \h </w:instrText>
+        </w:r>
+        <w:r>
+          <w:rPr>
+            <w:noProof/>
+            <w:webHidden/>
+          </w:rPr>
+        </w:r>
+        <w:r>
+          <w:rPr>
+            <w:noProof/>
+            <w:webHidden/>
+          </w:rPr>
+          <w:fldChar w:fldCharType="separate"/>
+        </w:r>
+        <w:r>
+          <w:rPr>
+            <w:noProof/>
+            <w:webHidden/>
+          </w:rPr>
+          <w:t>10</w:t>
+        </w:r>
+        <w:r>
+          <w:rPr>
+            <w:noProof/>
+            <w:webHidden/>
+          </w:rPr>
+          <w:fldChar w:fldCharType="end"/>
+        </w:r>
+      </w:hyperlink>
+    </w:p>
+    <w:p>
+      <w:pPr>
+        <w:pStyle w:val="TOC2"/>
+        <w:rPr>
+          <w:rFonts w:asciiTheme="minorHAnsi" w:eastAsiaTheme="minorEastAsia" w:hAnsiTheme="minorHAnsi" w:cstheme="minorBidi"/>
+          <w:b w:val="0"/>
+          <w:i w:val="0"/>
+          <w:iCs w:val="0"/>
+          <w:noProof/>
+          <w:color w:val="auto"/>
+          <w:kern w:val="2"/>
+          <w:sz w:val="24"/>
+          <w:szCs w:val="24"/>
+          <w14:ligatures w14:val="standardContextual"/>
+        </w:rPr>
+      </w:pPr>
+      <w:hyperlink w:anchor="_Toc228775616" w:history="1">
+        <w:r>
+          <w:rPr>
+            <w:rStyle w:val="Hyperlink"/>
+            <w:noProof/>
+          </w:rPr>
+          <w:t>8. Run Success Criteria</w:t>
+        </w:r>
+        <w:r>
+          <w:rPr>
+            <w:noProof/>
+            <w:webHidden/>
+          </w:rPr>
+          <w:tab/>
+        </w:r>
+        <w:r>
+          <w:rPr>
+            <w:noProof/>
+            <w:webHidden/>
+          </w:rPr>
+          <w:fldChar w:fldCharType="begin"/>
+        </w:r>
+        <w:r>
+          <w:rPr>
+            <w:noProof/>
+            <w:webHidden/>
+          </w:rPr>
+          <w:instrText xml:space="preserve"> PAGEREF _Toc228775616 \h </w:instrText>
+        </w:r>
+        <w:r>
+          <w:rPr>
+            <w:noProof/>
+            <w:webHidden/>
+          </w:rPr>
+        </w:r>
+        <w:r>
+          <w:rPr>
+            <w:noProof/>
+            <w:webHidden/>
+          </w:rPr>
+          <w:fldChar w:fldCharType="separate"/>
+        </w:r>
+        <w:r>
+          <w:rPr>
+            <w:noProof/>
+            <w:webHidden/>
+          </w:rPr>
+          <w:t>10</w:t>
+        </w:r>
+        <w:r>
+          <w:rPr>
+            <w:noProof/>
+            <w:webHidden/>
+          </w:rPr>
+          <w:fldChar w:fldCharType="end"/>
+        </w:r>
+      </w:hyperlink>
+    </w:p>
+    <w:p>
+      <w:pPr>
+        <w:pStyle w:val="TOC2"/>
+        <w:rPr>
+          <w:rFonts w:asciiTheme="minorHAnsi" w:eastAsiaTheme="minorEastAsia" w:hAnsiTheme="minorHAnsi" w:cstheme="minorBidi"/>
+          <w:b w:val="0"/>
+          <w:i w:val="0"/>
+          <w:iCs w:val="0"/>
+          <w:noProof/>
+          <w:color w:val="auto"/>
+          <w:kern w:val="2"/>
+          <w:sz w:val="24"/>
+          <w:szCs w:val="24"/>
+          <w14:ligatures w14:val="standardContextual"/>
+        </w:rPr>
+      </w:pPr>
+      <w:hyperlink w:anchor="_Toc228775617" w:history="1">
+        <w:r>
+          <w:rPr>
+            <w:rStyle w:val="Hyperlink"/>
+            <w:noProof/>
+          </w:rPr>
+          <w:t>9. Troubleshooting</w:t>
+        </w:r>
+        <w:r>
+          <w:rPr>
+            <w:noProof/>
+            <w:webHidden/>
+          </w:rPr>
+          <w:tab/>
+        </w:r>
+        <w:r>
+          <w:rPr>
+            <w:noProof/>
+            <w:webHidden/>
+          </w:rPr>
+          <w:fldChar w:fldCharType="begin"/>
+        </w:r>
+        <w:r>
+          <w:rPr>
+            <w:noProof/>
+            <w:webHidden/>
+          </w:rPr>
+          <w:instrText xml:space="preserve"> PAGEREF _Toc228775617 \h </w:instrText>
+        </w:r>
+        <w:r>
+          <w:rPr>
+            <w:noProof/>
+            <w:webHidden/>
+          </w:rPr>
+        </w:r>
+        <w:r>
+          <w:rPr>
+            <w:noProof/>
+            <w:webHidden/>
+          </w:rPr>
+          <w:fldChar w:fldCharType="separate"/>
+        </w:r>
+        <w:r>
+          <w:rPr>
+            <w:noProof/>
+            <w:webHidden/>
+          </w:rPr>
+          <w:t>11</w:t>
+        </w:r>
+        <w:r>
+          <w:rPr>
+            <w:noProof/>
+            <w:webHidden/>
+          </w:rPr>
+          <w:fldChar w:fldCharType="end"/>
+        </w:r>
+      </w:hyperlink>
+    </w:p>
+    <w:p>
+      <w:pPr>
+        <w:pStyle w:val="TOC2"/>
+        <w:rPr>
+          <w:rFonts w:asciiTheme="minorHAnsi" w:eastAsiaTheme="minorEastAsia" w:hAnsiTheme="minorHAnsi" w:cstheme="minorBidi"/>
+          <w:b w:val="0"/>
+          <w:i w:val="0"/>
+          <w:iCs w:val="0"/>
+          <w:noProof/>
+          <w:color w:val="auto"/>
+          <w:kern w:val="2"/>
+          <w:sz w:val="24"/>
+          <w:szCs w:val="24"/>
+          <w14:ligatures w14:val="standardContextual"/>
+        </w:rPr>
+      </w:pPr>
+      <w:hyperlink w:anchor="_Toc228775618" w:history="1">
+        <w:r>
+          <w:rPr>
+            <w:rStyle w:val="Hyperlink"/>
+            <w:noProof/>
+          </w:rPr>
+          <w:t>10. Operator Decision Points</w:t>
+        </w:r>
+        <w:r>
+          <w:rPr>
+            <w:noProof/>
+            <w:webHidden/>
+          </w:rPr>
+          <w:tab/>
+        </w:r>
+        <w:r>
+          <w:rPr>
+            <w:noProof/>
+            <w:webHidden/>
+          </w:rPr>
+          <w:fldChar w:fldCharType="begin"/>
+        </w:r>
+        <w:r>
+          <w:rPr>
+            <w:noProof/>
+            <w:webHidden/>
+          </w:rPr>
+          <w:instrText xml:space="preserve"> PAGEREF _Toc228775618 \h </w:instrText>
+        </w:r>
+        <w:r>
+          <w:rPr>
+            <w:noProof/>
+            <w:webHidden/>
+          </w:rPr>
+        </w:r>
+        <w:r>
+          <w:rPr>
+            <w:noProof/>
+            <w:webHidden/>
+          </w:rPr>
+          <w:fldChar w:fldCharType="separate"/>
+        </w:r>
+        <w:r>
+          <w:rPr>
+            <w:noProof/>
+            <w:webHidden/>
+          </w:rPr>
+          <w:t>12</w:t>
+        </w:r>
+        <w:r>
+          <w:rPr>
+            <w:noProof/>
+            <w:webHidden/>
+          </w:rPr>
+          <w:fldChar w:fldCharType="end"/>
+        </w:r>
+      </w:hyperlink>
+    </w:p>
+    <w:p>
+      <w:pPr>
+        <w:pStyle w:val="TOC2"/>
+        <w:rPr>
+          <w:rFonts w:asciiTheme="minorHAnsi" w:eastAsiaTheme="minorEastAsia" w:hAnsiTheme="minorHAnsi" w:cstheme="minorBidi"/>
+          <w:b w:val="0"/>
+          <w:i w:val="0"/>
+          <w:iCs w:val="0"/>
+          <w:noProof/>
+          <w:color w:val="auto"/>
+          <w:kern w:val="2"/>
+          <w:sz w:val="24"/>
+          <w:szCs w:val="24"/>
+          <w14:ligatures w14:val="standardContextual"/>
+        </w:rPr>
+      </w:pPr>
+      <w:hyperlink w:anchor="_Toc228775619" w:history="1">
+        <w:r>
+          <w:rPr>
+            <w:rStyle w:val="Hyperlink"/>
+            <w:noProof/>
+          </w:rPr>
+          <w:t>11. Related Documents</w:t>
+        </w:r>
+        <w:r>
+          <w:rPr>
+            <w:noProof/>
+            <w:webHidden/>
+          </w:rPr>
+          <w:tab/>
+        </w:r>
+        <w:r>
+          <w:rPr>
+            <w:noProof/>
+            <w:webHidden/>
+          </w:rPr>
+          <w:fldChar w:fldCharType="begin"/>
+        </w:r>
+        <w:r>
+          <w:rPr>
+            <w:noProof/>
+            <w:webHidden/>
+          </w:rPr>
+          <w:instrText xml:space="preserve"> PAGEREF _Toc228775619 \h </w:instrText>
+        </w:r>
+        <w:r>
+          <w:rPr>
+            <w:noProof/>
+            <w:webHidden/>
+          </w:rPr>
+        </w:r>
+        <w:r>
+          <w:rPr>
+            <w:noProof/>
+            <w:webHidden/>
+          </w:rPr>
+          <w:fldChar w:fldCharType="separate"/>
+        </w:r>
+        <w:r>
+          <w:rPr>
+            <w:noProof/>
+            <w:webHidden/>
+          </w:rPr>
+          <w:t>12</w:t>
+        </w:r>
+        <w:r>
+          <w:rPr>
+            <w:noProof/>
+            <w:webHidden/>
+          </w:rPr>
+          <w:fldChar w:fldCharType="end"/>
+        </w:r>
+      </w:hyperlink>
+    </w:p>
+    <w:p>
       <w:r>
         <w:fldChar w:fldCharType="end"/>
       </w:r>
@@ -1130,9 +4370,13 @@
       <w:pPr>
         <w:pStyle w:val="Heading2"/>
       </w:pPr>
+      <w:bookmarkStart w:id="14" w:name="_Toc228775575"/>
+      <w:bookmarkStart w:id="15" w:name="_Toc228775604"/>
       <w:r>
         <w:t>1. Purpose</w:t>
       </w:r>
+      <w:bookmarkEnd w:id="14"/>
+      <w:bookmarkEnd w:id="15"/>
     </w:p>
     <w:p/>
     <w:p>
@@ -1146,7 +4390,25 @@
         <w:t>Next_Obs_Daily</w:t>
       </w:r>
       <w:r>
-        <w:t xml:space="preserve"> batch process that consolidates partner-level NOI prediction outputs into a single daily file for downstream reporting and distribution. The process runs unattended via Task Scheduler and provides run-level logging for operations support.</w:t>
+        <w:t xml:space="preserve"> batch process that consolidates partner-level NOI prediction outputs into a single daily file for downstream reporting and distribution. Production </w:t>
+      </w:r>
+      <w:r>
+        <w:rPr>
+          <w:b/>
+        </w:rPr>
+        <w:t>`main.py`</w:t>
+      </w:r>
+      <w:r>
+        <w:t xml:space="preserve"> lives at </w:t>
+      </w:r>
+      <w:r>
+        <w:rPr>
+          <w:b/>
+        </w:rPr>
+        <w:t>`Documents/HTOC Data Analytics/Python Scripts/NextObserved/main.py`</w:t>
+      </w:r>
+      <w:r>
+        <w:t xml:space="preserve"> on that site (linked in the header table). The process runs unattended via Task Scheduler and provides run-level logging for operations support.</w:t>
       </w:r>
     </w:p>
     <w:p/>
@@ -1160,9 +4422,13 @@
       <w:pPr>
         <w:pStyle w:val="Heading2"/>
       </w:pPr>
+      <w:bookmarkStart w:id="16" w:name="_Toc228775576"/>
+      <w:bookmarkStart w:id="17" w:name="_Toc228775605"/>
       <w:r>
         <w:t>2. Scope</w:t>
       </w:r>
+      <w:bookmarkEnd w:id="16"/>
+      <w:bookmarkEnd w:id="17"/>
     </w:p>
     <w:p/>
     <w:p>
@@ -1191,18 +4457,26 @@
       <w:pPr>
         <w:pStyle w:val="Heading2"/>
       </w:pPr>
+      <w:bookmarkStart w:id="18" w:name="_Toc228775577"/>
+      <w:bookmarkStart w:id="19" w:name="_Toc228775606"/>
       <w:r>
         <w:t>3. Prerequisites</w:t>
       </w:r>
+      <w:bookmarkEnd w:id="18"/>
+      <w:bookmarkEnd w:id="19"/>
     </w:p>
     <w:p/>
     <w:p>
       <w:pPr>
         <w:pStyle w:val="Heading3"/>
       </w:pPr>
+      <w:bookmarkStart w:id="20" w:name="_Toc228775578"/>
+      <w:bookmarkStart w:id="21" w:name="_Toc228775607"/>
       <w:r>
         <w:t>3.1 Runtime and Access</w:t>
       </w:r>
+      <w:bookmarkEnd w:id="20"/>
+      <w:bookmarkEnd w:id="21"/>
     </w:p>
     <w:p>
       <w:pPr>
@@ -1212,12 +4486,12 @@
     <w:tbl>
       <w:tblPr>
         <w:tblStyle w:val="TableGrid"/>
-        <w:tblW w:type="auto" w:w="0"/>
-        <w:tblLook w:firstColumn="1" w:firstRow="1" w:lastColumn="0" w:lastRow="0" w:noHBand="0" w:noVBand="1" w:val="04A0"/>
+        <w:tblW w:w="0" w:type="auto"/>
+        <w:tblLook w:val="04A0" w:firstRow="1" w:lastRow="0" w:firstColumn="1" w:lastColumn="0" w:noHBand="0" w:noVBand="1"/>
       </w:tblPr>
       <w:tblGrid>
-        <w:gridCol w:w="4680"/>
-        <w:gridCol w:w="4680"/>
+        <w:gridCol w:w="4677"/>
+        <w:gridCol w:w="4673"/>
       </w:tblGrid>
       <w:tr>
         <w:trPr>
@@ -1226,7 +4500,7 @@
         </w:trPr>
         <w:tc>
           <w:tcPr>
-            <w:tcW w:type="dxa" w:w="4680"/>
+            <w:tcW w:w="4680" w:type="dxa"/>
           </w:tcPr>
           <w:p>
             <w:r>
@@ -1236,7 +4510,7 @@
         </w:tc>
         <w:tc>
           <w:tcPr>
-            <w:tcW w:type="dxa" w:w="4680"/>
+            <w:tcW w:w="4680" w:type="dxa"/>
           </w:tcPr>
           <w:p>
             <w:r>
@@ -1251,17 +4525,20 @@
         </w:trPr>
         <w:tc>
           <w:tcPr>
-            <w:tcW w:type="dxa" w:w="4680"/>
+            <w:tcW w:w="4680" w:type="dxa"/>
           </w:tcPr>
           <w:p>
             <w:r>
-              <w:t>Python 3.13 via `py -3.13`</w:t>
+              <w:t xml:space="preserve">Python 3.13 via </w:t>
+            </w:r>
+            <w:r>
+              <w:t>`py -3.13`</w:t>
             </w:r>
           </w:p>
         </w:tc>
         <w:tc>
           <w:tcPr>
-            <w:tcW w:type="dxa" w:w="4680"/>
+            <w:tcW w:w="4680" w:type="dxa"/>
           </w:tcPr>
           <w:p>
             <w:r>
@@ -1276,7 +4553,7 @@
         </w:trPr>
         <w:tc>
           <w:tcPr>
-            <w:tcW w:type="dxa" w:w="4680"/>
+            <w:tcW w:w="4680" w:type="dxa"/>
           </w:tcPr>
           <w:p>
             <w:r>
@@ -1286,7 +4563,7 @@
         </w:tc>
         <w:tc>
           <w:tcPr>
-            <w:tcW w:type="dxa" w:w="4680"/>
+            <w:tcW w:w="4680" w:type="dxa"/>
           </w:tcPr>
           <w:p>
             <w:r>
@@ -1301,7 +4578,7 @@
         </w:trPr>
         <w:tc>
           <w:tcPr>
-            <w:tcW w:type="dxa" w:w="4680"/>
+            <w:tcW w:w="4680" w:type="dxa"/>
           </w:tcPr>
           <w:p>
             <w:r>
@@ -1311,7 +4588,7 @@
         </w:tc>
         <w:tc>
           <w:tcPr>
-            <w:tcW w:type="dxa" w:w="4680"/>
+            <w:tcW w:w="4680" w:type="dxa"/>
           </w:tcPr>
           <w:p>
             <w:r>
@@ -1326,17 +4603,18 @@
         </w:trPr>
         <w:tc>
           <w:tcPr>
-            <w:tcW w:type="dxa" w:w="4680"/>
+            <w:tcW w:w="4680" w:type="dxa"/>
           </w:tcPr>
           <w:p>
             <w:r>
+              <w:lastRenderedPageBreak/>
               <w:t>Task Scheduler access on F.R.E.D</w:t>
             </w:r>
           </w:p>
         </w:tc>
         <w:tc>
           <w:tcPr>
-            <w:tcW w:type="dxa" w:w="4680"/>
+            <w:tcW w:w="4680" w:type="dxa"/>
           </w:tcPr>
           <w:p>
             <w:r>
@@ -1369,9 +4647,13 @@
       <w:pPr>
         <w:pStyle w:val="Heading3"/>
       </w:pPr>
+      <w:bookmarkStart w:id="22" w:name="_Toc228775579"/>
+      <w:bookmarkStart w:id="23" w:name="_Toc228775608"/>
       <w:r>
         <w:t>3.2 Input Data Availability</w:t>
       </w:r>
+      <w:bookmarkEnd w:id="22"/>
+      <w:bookmarkEnd w:id="23"/>
     </w:p>
     <w:p/>
     <w:p>
@@ -1416,9 +4698,14 @@
       <w:pPr>
         <w:pStyle w:val="Heading2"/>
       </w:pPr>
-      <w:r>
+      <w:bookmarkStart w:id="24" w:name="_Toc228775580"/>
+      <w:bookmarkStart w:id="25" w:name="_Toc228775609"/>
+      <w:r>
+        <w:lastRenderedPageBreak/>
         <w:t>4. Process Components</w:t>
       </w:r>
+      <w:bookmarkEnd w:id="24"/>
+      <w:bookmarkEnd w:id="25"/>
     </w:p>
     <w:p>
       <w:pPr>
@@ -1428,13 +4715,13 @@
     <w:tbl>
       <w:tblPr>
         <w:tblStyle w:val="TableGrid"/>
-        <w:tblW w:type="auto" w:w="0"/>
-        <w:tblLook w:firstColumn="1" w:firstRow="1" w:lastColumn="0" w:lastRow="0" w:noHBand="0" w:noVBand="1" w:val="04A0"/>
+        <w:tblW w:w="0" w:type="auto"/>
+        <w:tblLook w:val="04A0" w:firstRow="1" w:lastRow="0" w:firstColumn="1" w:lastColumn="0" w:noHBand="0" w:noVBand="1"/>
       </w:tblPr>
       <w:tblGrid>
-        <w:gridCol w:w="3120"/>
-        <w:gridCol w:w="3120"/>
-        <w:gridCol w:w="3120"/>
+        <w:gridCol w:w="631"/>
+        <w:gridCol w:w="8003"/>
+        <w:gridCol w:w="716"/>
       </w:tblGrid>
       <w:tr>
         <w:trPr>
@@ -1443,7 +4730,7 @@
         </w:trPr>
         <w:tc>
           <w:tcPr>
-            <w:tcW w:type="dxa" w:w="3120"/>
+            <w:tcW w:w="3120" w:type="dxa"/>
           </w:tcPr>
           <w:p>
             <w:r>
@@ -1453,7 +4740,7 @@
         </w:tc>
         <w:tc>
           <w:tcPr>
-            <w:tcW w:type="dxa" w:w="3120"/>
+            <w:tcW w:w="3120" w:type="dxa"/>
           </w:tcPr>
           <w:p>
             <w:r>
@@ -1463,7 +4750,7 @@
         </w:tc>
         <w:tc>
           <w:tcPr>
-            <w:tcW w:type="dxa" w:w="3120"/>
+            <w:tcW w:w="3120" w:type="dxa"/>
           </w:tcPr>
           <w:p>
             <w:r>
@@ -1478,7 +4765,7 @@
         </w:trPr>
         <w:tc>
           <w:tcPr>
-            <w:tcW w:type="dxa" w:w="3120"/>
+            <w:tcW w:w="3120" w:type="dxa"/>
           </w:tcPr>
           <w:p>
             <w:r>
@@ -1488,7 +4775,7 @@
         </w:tc>
         <w:tc>
           <w:tcPr>
-            <w:tcW w:type="dxa" w:w="3120"/>
+            <w:tcW w:w="3120" w:type="dxa"/>
           </w:tcPr>
           <w:p>
             <w:r>
@@ -1498,7 +4785,7 @@
         </w:tc>
         <w:tc>
           <w:tcPr>
-            <w:tcW w:type="dxa" w:w="3120"/>
+            <w:tcW w:w="3120" w:type="dxa"/>
           </w:tcPr>
           <w:p>
             <w:r>
@@ -1513,27 +4800,28 @@
         </w:trPr>
         <w:tc>
           <w:tcPr>
-            <w:tcW w:type="dxa" w:w="3120"/>
+            <w:tcW w:w="3120" w:type="dxa"/>
           </w:tcPr>
           <w:p>
             <w:r>
+              <w:lastRenderedPageBreak/>
               <w:t>Main script</w:t>
             </w:r>
           </w:p>
         </w:tc>
         <w:tc>
           <w:tcPr>
-            <w:tcW w:type="dxa" w:w="3120"/>
+            <w:tcW w:w="3120" w:type="dxa"/>
           </w:tcPr>
           <w:p>
             <w:r>
-              <w:t>`scripts/batch-processing-script/Next_Obs_Daily/src/main.py`</w:t>
+              <w:t>SharePoint: [NextObserved/main.py](https://hhsgov.sharepoint.com/:u:/r/sites/HTOCDataAnalyticsASA/Shared%20Documents/HTOC%20Data%20Analytics/Python%20Scripts/NextObserved/main.py?csf=1&amp;web=1&amp;e=qebIUV) (same role as repo `Next_Obs_Daily/src/main.py`)</w:t>
             </w:r>
           </w:p>
         </w:tc>
         <w:tc>
           <w:tcPr>
-            <w:tcW w:type="dxa" w:w="3120"/>
+            <w:tcW w:w="3120" w:type="dxa"/>
           </w:tcPr>
           <w:p>
             <w:r>
@@ -1548,7 +4836,7 @@
         </w:trPr>
         <w:tc>
           <w:tcPr>
-            <w:tcW w:type="dxa" w:w="3120"/>
+            <w:tcW w:w="3120" w:type="dxa"/>
           </w:tcPr>
           <w:p>
             <w:r>
@@ -1558,7 +4846,7 @@
         </w:tc>
         <w:tc>
           <w:tcPr>
-            <w:tcW w:type="dxa" w:w="3120"/>
+            <w:tcW w:w="3120" w:type="dxa"/>
           </w:tcPr>
           <w:p>
             <w:r>
@@ -1568,7 +4856,7 @@
         </w:tc>
         <w:tc>
           <w:tcPr>
-            <w:tcW w:type="dxa" w:w="3120"/>
+            <w:tcW w:w="3120" w:type="dxa"/>
           </w:tcPr>
           <w:p>
             <w:r>
@@ -1583,17 +4871,18 @@
         </w:trPr>
         <w:tc>
           <w:tcPr>
-            <w:tcW w:type="dxa" w:w="3120"/>
+            <w:tcW w:w="3120" w:type="dxa"/>
           </w:tcPr>
           <w:p>
             <w:r>
+              <w:lastRenderedPageBreak/>
               <w:t>Raw output log</w:t>
             </w:r>
           </w:p>
         </w:tc>
         <w:tc>
           <w:tcPr>
-            <w:tcW w:type="dxa" w:w="3120"/>
+            <w:tcW w:w="3120" w:type="dxa"/>
           </w:tcPr>
           <w:p>
             <w:r>
@@ -1603,7 +4892,7 @@
         </w:tc>
         <w:tc>
           <w:tcPr>
-            <w:tcW w:type="dxa" w:w="3120"/>
+            <w:tcW w:w="3120" w:type="dxa"/>
           </w:tcPr>
           <w:p>
             <w:r>
@@ -1624,9 +4913,13 @@
       <w:pPr>
         <w:pStyle w:val="Heading2"/>
       </w:pPr>
+      <w:bookmarkStart w:id="26" w:name="_Toc228775581"/>
+      <w:bookmarkStart w:id="27" w:name="_Toc228775610"/>
       <w:r>
         <w:t>5. Execution Flow</w:t>
       </w:r>
+      <w:bookmarkEnd w:id="26"/>
+      <w:bookmarkEnd w:id="27"/>
     </w:p>
     <w:p>
       <w:pPr>
@@ -1636,13 +4929,13 @@
     <w:tbl>
       <w:tblPr>
         <w:tblStyle w:val="TableGrid"/>
-        <w:tblW w:type="auto" w:w="0"/>
-        <w:tblLook w:firstColumn="1" w:firstRow="1" w:lastColumn="0" w:lastRow="0" w:noHBand="0" w:noVBand="1" w:val="04A0"/>
+        <w:tblW w:w="0" w:type="auto"/>
+        <w:tblLook w:val="04A0" w:firstRow="1" w:lastRow="0" w:firstColumn="1" w:lastColumn="0" w:noHBand="0" w:noVBand="1"/>
       </w:tblPr>
       <w:tblGrid>
-        <w:gridCol w:w="3120"/>
-        <w:gridCol w:w="3120"/>
-        <w:gridCol w:w="3120"/>
+        <w:gridCol w:w="2446"/>
+        <w:gridCol w:w="4200"/>
+        <w:gridCol w:w="2704"/>
       </w:tblGrid>
       <w:tr>
         <w:trPr>
@@ -1651,7 +4944,7 @@
         </w:trPr>
         <w:tc>
           <w:tcPr>
-            <w:tcW w:type="dxa" w:w="3120"/>
+            <w:tcW w:w="3120" w:type="dxa"/>
           </w:tcPr>
           <w:p>
             <w:r>
@@ -1661,7 +4954,7 @@
         </w:tc>
         <w:tc>
           <w:tcPr>
-            <w:tcW w:type="dxa" w:w="3120"/>
+            <w:tcW w:w="3120" w:type="dxa"/>
           </w:tcPr>
           <w:p>
             <w:r>
@@ -1671,7 +4964,7 @@
         </w:tc>
         <w:tc>
           <w:tcPr>
-            <w:tcW w:type="dxa" w:w="3120"/>
+            <w:tcW w:w="3120" w:type="dxa"/>
           </w:tcPr>
           <w:p>
             <w:r>
@@ -1686,7 +4979,7 @@
         </w:trPr>
         <w:tc>
           <w:tcPr>
-            <w:tcW w:type="dxa" w:w="3120"/>
+            <w:tcW w:w="3120" w:type="dxa"/>
           </w:tcPr>
           <w:p>
             <w:r>
@@ -1696,7 +4989,7 @@
         </w:tc>
         <w:tc>
           <w:tcPr>
-            <w:tcW w:type="dxa" w:w="3120"/>
+            <w:tcW w:w="3120" w:type="dxa"/>
           </w:tcPr>
           <w:p>
             <w:r>
@@ -1706,7 +4999,7 @@
         </w:tc>
         <w:tc>
           <w:tcPr>
-            <w:tcW w:type="dxa" w:w="3120"/>
+            <w:tcW w:w="3120" w:type="dxa"/>
           </w:tcPr>
           <w:p>
             <w:r>
@@ -1721,7 +5014,7 @@
         </w:trPr>
         <w:tc>
           <w:tcPr>
-            <w:tcW w:type="dxa" w:w="3120"/>
+            <w:tcW w:w="3120" w:type="dxa"/>
           </w:tcPr>
           <w:p>
             <w:r>
@@ -1731,7 +5024,7 @@
         </w:tc>
         <w:tc>
           <w:tcPr>
-            <w:tcW w:type="dxa" w:w="3120"/>
+            <w:tcW w:w="3120" w:type="dxa"/>
           </w:tcPr>
           <w:p>
             <w:r>
@@ -1741,7 +5034,7 @@
         </w:tc>
         <w:tc>
           <w:tcPr>
-            <w:tcW w:type="dxa" w:w="3120"/>
+            <w:tcW w:w="3120" w:type="dxa"/>
           </w:tcPr>
           <w:p>
             <w:r>
@@ -1756,7 +5049,7 @@
         </w:trPr>
         <w:tc>
           <w:tcPr>
-            <w:tcW w:type="dxa" w:w="3120"/>
+            <w:tcW w:w="3120" w:type="dxa"/>
           </w:tcPr>
           <w:p>
             <w:r>
@@ -1766,7 +5059,7 @@
         </w:tc>
         <w:tc>
           <w:tcPr>
-            <w:tcW w:type="dxa" w:w="3120"/>
+            <w:tcW w:w="3120" w:type="dxa"/>
           </w:tcPr>
           <w:p>
             <w:r>
@@ -1776,7 +5069,7 @@
         </w:tc>
         <w:tc>
           <w:tcPr>
-            <w:tcW w:type="dxa" w:w="3120"/>
+            <w:tcW w:w="3120" w:type="dxa"/>
           </w:tcPr>
           <w:p>
             <w:r>
@@ -1791,7 +5084,7 @@
         </w:trPr>
         <w:tc>
           <w:tcPr>
-            <w:tcW w:type="dxa" w:w="3120"/>
+            <w:tcW w:w="3120" w:type="dxa"/>
           </w:tcPr>
           <w:p>
             <w:r>
@@ -1801,17 +5094,17 @@
         </w:tc>
         <w:tc>
           <w:tcPr>
-            <w:tcW w:type="dxa" w:w="3120"/>
+            <w:tcW w:w="3120" w:type="dxa"/>
           </w:tcPr>
           <w:p>
             <w:r>
-              <w:t>Batch executes `src/main.py`</w:t>
+              <w:t>Batch executes production `main.py` (hosted on SharePoint; see header table)</w:t>
             </w:r>
           </w:p>
         </w:tc>
         <w:tc>
           <w:tcPr>
-            <w:tcW w:type="dxa" w:w="3120"/>
+            <w:tcW w:w="3120" w:type="dxa"/>
           </w:tcPr>
           <w:p>
             <w:r>
@@ -1826,27 +5119,31 @@
         </w:trPr>
         <w:tc>
           <w:tcPr>
-            <w:tcW w:type="dxa" w:w="3120"/>
+            <w:tcW w:w="3120" w:type="dxa"/>
           </w:tcPr>
           <w:p>
             <w:r>
+              <w:lastRenderedPageBreak/>
               <w:t>5</w:t>
             </w:r>
           </w:p>
         </w:tc>
         <w:tc>
           <w:tcPr>
-            <w:tcW w:type="dxa" w:w="3120"/>
+            <w:tcW w:w="3120" w:type="dxa"/>
           </w:tcPr>
           <w:p>
             <w:r>
-              <w:t>Script writes `full_daily_report_{YYYYMMDD}.csv` if not already present</w:t>
+              <w:t xml:space="preserve">Script writes </w:t>
+            </w:r>
+            <w:r>
+              <w:t>`full_daily_report_{YYYYMMDD}.csv` if not already present</w:t>
             </w:r>
           </w:p>
         </w:tc>
         <w:tc>
           <w:tcPr>
-            <w:tcW w:type="dxa" w:w="3120"/>
+            <w:tcW w:w="3120" w:type="dxa"/>
           </w:tcPr>
           <w:p>
             <w:r>
@@ -1861,7 +5158,7 @@
         </w:trPr>
         <w:tc>
           <w:tcPr>
-            <w:tcW w:type="dxa" w:w="3120"/>
+            <w:tcW w:w="3120" w:type="dxa"/>
           </w:tcPr>
           <w:p>
             <w:r>
@@ -1871,7 +5168,7 @@
         </w:tc>
         <w:tc>
           <w:tcPr>
-            <w:tcW w:type="dxa" w:w="3120"/>
+            <w:tcW w:w="3120" w:type="dxa"/>
           </w:tcPr>
           <w:p>
             <w:r>
@@ -1881,7 +5178,7 @@
         </w:tc>
         <w:tc>
           <w:tcPr>
-            <w:tcW w:type="dxa" w:w="3120"/>
+            <w:tcW w:w="3120" w:type="dxa"/>
           </w:tcPr>
           <w:p>
             <w:r>
@@ -1902,8 +5199,47 @@
       <w:pPr>
         <w:pStyle w:val="Heading2"/>
       </w:pPr>
+      <w:bookmarkStart w:id="28" w:name="_Toc228775582"/>
+      <w:bookmarkStart w:id="29" w:name="_Toc228775611"/>
       <w:r>
         <w:t>6. Python Script Logic (</w:t>
+      </w:r>
+      <w:r>
+        <w:rPr>
+          <w:rFonts w:ascii="Consolas" w:hAnsi="Consolas"/>
+          <w:sz w:val="18"/>
+        </w:rPr>
+        <w:t>main.py</w:t>
+      </w:r>
+      <w:r>
+        <w:t>)</w:t>
+      </w:r>
+      <w:bookmarkEnd w:id="28"/>
+      <w:bookmarkEnd w:id="29"/>
+    </w:p>
+    <w:p/>
+    <w:p>
+      <w:r>
+        <w:t xml:space="preserve">The scheduled job should run the </w:t>
+      </w:r>
+      <w:r>
+        <w:rPr>
+          <w:b/>
+        </w:rPr>
+        <w:t>SharePoint</w:t>
+      </w:r>
+      <w:r>
+        <w:t xml:space="preserve"> copy of </w:t>
+      </w:r>
+      <w:r>
+        <w:rPr>
+          <w:rFonts w:ascii="Consolas" w:hAnsi="Consolas"/>
+          <w:sz w:val="18"/>
+        </w:rPr>
+        <w:t>main.py</w:t>
+      </w:r>
+      <w:r>
+        <w:t xml:space="preserve"> referenced in the header table. The GitHub path </w:t>
       </w:r>
       <w:r>
         <w:rPr>
@@ -1913,10 +5249,10 @@
           <w:sz w:val="18"/>
           <w:u w:val="single"/>
         </w:rPr>
-        <w:t>src/main.py</w:t>
-      </w:r>
-      <w:r>
-        <w:t>)</w:t>
+        <w:t>scripts/batch-processing-script/Next_Obs_Daily/src/main.py</w:t>
+      </w:r>
+      <w:r>
+        <w:t xml:space="preserve"> is a convenience mirror—verify behavior matches production before relying on it for operations.</w:t>
       </w:r>
     </w:p>
     <w:p/>
@@ -1924,9 +5260,13 @@
       <w:pPr>
         <w:pStyle w:val="Heading3"/>
       </w:pPr>
+      <w:bookmarkStart w:id="30" w:name="_Toc228775583"/>
+      <w:bookmarkStart w:id="31" w:name="_Toc228775612"/>
       <w:r>
         <w:t>6.1 Key constants</w:t>
       </w:r>
+      <w:bookmarkEnd w:id="30"/>
+      <w:bookmarkEnd w:id="31"/>
     </w:p>
     <w:p>
       <w:pPr>
@@ -1936,12 +5276,12 @@
     <w:tbl>
       <w:tblPr>
         <w:tblStyle w:val="TableGrid"/>
-        <w:tblW w:type="auto" w:w="0"/>
-        <w:tblLook w:firstColumn="1" w:firstRow="1" w:lastColumn="0" w:lastRow="0" w:noHBand="0" w:noVBand="1" w:val="04A0"/>
+        <w:tblW w:w="0" w:type="auto"/>
+        <w:tblLook w:val="04A0" w:firstRow="1" w:lastRow="0" w:firstColumn="1" w:lastColumn="0" w:noHBand="0" w:noVBand="1"/>
       </w:tblPr>
       <w:tblGrid>
-        <w:gridCol w:w="4680"/>
-        <w:gridCol w:w="4680"/>
+        <w:gridCol w:w="3668"/>
+        <w:gridCol w:w="5682"/>
       </w:tblGrid>
       <w:tr>
         <w:trPr>
@@ -1950,7 +5290,7 @@
         </w:trPr>
         <w:tc>
           <w:tcPr>
-            <w:tcW w:type="dxa" w:w="4680"/>
+            <w:tcW w:w="4680" w:type="dxa"/>
           </w:tcPr>
           <w:p>
             <w:r>
@@ -1960,7 +5300,7 @@
         </w:tc>
         <w:tc>
           <w:tcPr>
-            <w:tcW w:type="dxa" w:w="4680"/>
+            <w:tcW w:w="4680" w:type="dxa"/>
           </w:tcPr>
           <w:p>
             <w:r>
@@ -1975,7 +5315,7 @@
         </w:trPr>
         <w:tc>
           <w:tcPr>
-            <w:tcW w:type="dxa" w:w="4680"/>
+            <w:tcW w:w="4680" w:type="dxa"/>
           </w:tcPr>
           <w:p>
             <w:r>
@@ -1985,7 +5325,7 @@
         </w:tc>
         <w:tc>
           <w:tcPr>
-            <w:tcW w:type="dxa" w:w="4680"/>
+            <w:tcW w:w="4680" w:type="dxa"/>
           </w:tcPr>
           <w:p>
             <w:r>
@@ -2000,7 +5340,7 @@
         </w:trPr>
         <w:tc>
           <w:tcPr>
-            <w:tcW w:type="dxa" w:w="4680"/>
+            <w:tcW w:w="4680" w:type="dxa"/>
           </w:tcPr>
           <w:p>
             <w:r>
@@ -2010,7 +5350,7 @@
         </w:tc>
         <w:tc>
           <w:tcPr>
-            <w:tcW w:type="dxa" w:w="4680"/>
+            <w:tcW w:w="4680" w:type="dxa"/>
           </w:tcPr>
           <w:p>
             <w:r>
@@ -2025,7 +5365,7 @@
         </w:trPr>
         <w:tc>
           <w:tcPr>
-            <w:tcW w:type="dxa" w:w="4680"/>
+            <w:tcW w:w="4680" w:type="dxa"/>
           </w:tcPr>
           <w:p>
             <w:r>
@@ -2035,7 +5375,7 @@
         </w:tc>
         <w:tc>
           <w:tcPr>
-            <w:tcW w:type="dxa" w:w="4680"/>
+            <w:tcW w:w="4680" w:type="dxa"/>
           </w:tcPr>
           <w:p>
             <w:r>
@@ -2050,13 +5390,16 @@
       <w:pPr>
         <w:pStyle w:val="Heading3"/>
       </w:pPr>
+      <w:bookmarkStart w:id="32" w:name="_Toc228775584"/>
+      <w:bookmarkStart w:id="33" w:name="_Toc228775613"/>
       <w:r>
         <w:t>6.2 Data processing behavior</w:t>
       </w:r>
+      <w:bookmarkEnd w:id="32"/>
+      <w:bookmarkEnd w:id="33"/>
     </w:p>
     <w:p/>
     <w:p>
-      <w:pPr/>
       <w:r>
         <w:t xml:space="preserve">Scans all subfolders under </w:t>
       </w:r>
@@ -2072,7 +5415,6 @@
       </w:r>
     </w:p>
     <w:p>
-      <w:pPr/>
       <w:r>
         <w:t xml:space="preserve">Filters files to </w:t>
       </w:r>
@@ -2097,19 +5439,17 @@
       </w:r>
     </w:p>
     <w:p>
-      <w:pPr/>
-      <w:r>
+      <w:r>
+        <w:lastRenderedPageBreak/>
         <w:t>Skips excluded folders to prevent recursion into output/log paths.</w:t>
       </w:r>
     </w:p>
     <w:p>
-      <w:pPr/>
       <w:r>
         <w:t>Adds columns:</w:t>
       </w:r>
     </w:p>
     <w:p>
-      <w:pPr/>
       <w:r>
         <w:rPr>
           <w:rFonts w:ascii="Consolas" w:hAnsi="Consolas"/>
@@ -2122,7 +5462,6 @@
       </w:r>
     </w:p>
     <w:p>
-      <w:pPr/>
       <w:r>
         <w:rPr>
           <w:rFonts w:ascii="Consolas" w:hAnsi="Consolas"/>
@@ -2135,15 +5474,16 @@
       </w:r>
     </w:p>
     <w:p>
-      <w:pPr/>
       <w:r>
         <w:t>Concatenates all matching files into one dataframe.</w:t>
       </w:r>
     </w:p>
     <w:p>
-      <w:pPr/>
-      <w:r>
-        <w:t>Writes output only if file does not already exist for today.</w:t>
+      <w:r>
+        <w:t xml:space="preserve">Writes output only if file does </w:t>
+      </w:r>
+      <w:r>
+        <w:t>not already exist for today.</w:t>
       </w:r>
     </w:p>
     <w:p/>
@@ -2151,9 +5491,13 @@
       <w:pPr>
         <w:pStyle w:val="Heading3"/>
       </w:pPr>
+      <w:bookmarkStart w:id="34" w:name="_Toc228775585"/>
+      <w:bookmarkStart w:id="35" w:name="_Toc228775614"/>
       <w:r>
         <w:t>6.3 Idempotency guard</w:t>
       </w:r>
+      <w:bookmarkEnd w:id="34"/>
+      <w:bookmarkEnd w:id="35"/>
     </w:p>
     <w:p/>
     <w:p>
@@ -2192,6 +5536,8 @@
       <w:pPr>
         <w:pStyle w:val="Heading2"/>
       </w:pPr>
+      <w:bookmarkStart w:id="36" w:name="_Toc228775586"/>
+      <w:bookmarkStart w:id="37" w:name="_Toc228775615"/>
       <w:r>
         <w:t>7. Batch Launcher Behavior (</w:t>
       </w:r>
@@ -2205,10 +5551,11 @@
       <w:r>
         <w:t>)</w:t>
       </w:r>
+      <w:bookmarkEnd w:id="36"/>
+      <w:bookmarkEnd w:id="37"/>
     </w:p>
     <w:p/>
     <w:p>
-      <w:pPr/>
       <w:r>
         <w:t>Forces execution in script directory (</w:t>
       </w:r>
@@ -2227,7 +5574,6 @@
       </w:r>
     </w:p>
     <w:p>
-      <w:pPr/>
       <w:r>
         <w:t>Enforces Python 3.13 usage (</w:t>
       </w:r>
@@ -2243,7 +5589,6 @@
       </w:r>
     </w:p>
     <w:p>
-      <w:pPr/>
       <w:r>
         <w:t>Sets user-scoped package paths (</w:t>
       </w:r>
@@ -2269,19 +5614,16 @@
       </w:r>
     </w:p>
     <w:p>
-      <w:pPr/>
       <w:r>
         <w:t>Installs dependencies with retries and trusted hosts.</w:t>
       </w:r>
     </w:p>
     <w:p>
-      <w:pPr/>
       <w:r>
         <w:t>Runs Python script and captures output.</w:t>
       </w:r>
     </w:p>
     <w:p>
-      <w:pPr/>
       <w:r>
         <w:t xml:space="preserve">Appends structured run output to </w:t>
       </w:r>
@@ -2307,19 +5649,23 @@
       <w:pPr>
         <w:pStyle w:val="Heading2"/>
       </w:pPr>
+      <w:bookmarkStart w:id="38" w:name="_Toc228775587"/>
+      <w:bookmarkStart w:id="39" w:name="_Toc228775616"/>
       <w:r>
         <w:t>8. Run Success Criteria</w:t>
       </w:r>
+      <w:bookmarkEnd w:id="38"/>
+      <w:bookmarkEnd w:id="39"/>
     </w:p>
     <w:p/>
     <w:p>
       <w:r>
+        <w:lastRenderedPageBreak/>
         <w:t>A successful run should satisfy all of the following:</w:t>
       </w:r>
     </w:p>
     <w:p/>
     <w:p>
-      <w:pPr/>
       <w:r>
         <w:t>Task Scheduler result code is success (</w:t>
       </w:r>
@@ -2335,7 +5681,6 @@
       </w:r>
     </w:p>
     <w:p>
-      <w:pPr/>
       <w:r>
         <w:rPr>
           <w:rFonts w:ascii="Consolas" w:hAnsi="Consolas"/>
@@ -2348,13 +5693,11 @@
       </w:r>
     </w:p>
     <w:p>
-      <w:pPr/>
       <w:r>
         <w:t>Entry output is either:</w:t>
       </w:r>
     </w:p>
     <w:p>
-      <w:pPr/>
       <w:r>
         <w:rPr>
           <w:rFonts w:ascii="Consolas" w:hAnsi="Consolas"/>
@@ -2367,7 +5710,6 @@
       </w:r>
     </w:p>
     <w:p>
-      <w:pPr/>
       <w:r>
         <w:rPr>
           <w:rFonts w:ascii="Consolas" w:hAnsi="Consolas"/>
@@ -2380,7 +5722,6 @@
       </w:r>
     </w:p>
     <w:p>
-      <w:pPr/>
       <w:r>
         <w:t>Output file exists and is readable at:</w:t>
       </w:r>
@@ -2414,9 +5755,13 @@
       <w:pPr>
         <w:pStyle w:val="Heading2"/>
       </w:pPr>
+      <w:bookmarkStart w:id="40" w:name="_Toc228775588"/>
+      <w:bookmarkStart w:id="41" w:name="_Toc228775617"/>
       <w:r>
         <w:t>9. Troubleshooting</w:t>
       </w:r>
+      <w:bookmarkEnd w:id="40"/>
+      <w:bookmarkEnd w:id="41"/>
     </w:p>
     <w:p>
       <w:pPr>
@@ -2426,13 +5771,13 @@
     <w:tbl>
       <w:tblPr>
         <w:tblStyle w:val="TableGrid"/>
-        <w:tblW w:type="auto" w:w="0"/>
-        <w:tblLook w:firstColumn="1" w:firstRow="1" w:lastColumn="0" w:lastRow="0" w:noHBand="0" w:noVBand="1" w:val="04A0"/>
+        <w:tblW w:w="0" w:type="auto"/>
+        <w:tblLook w:val="04A0" w:firstRow="1" w:lastRow="0" w:firstColumn="1" w:lastColumn="0" w:noHBand="0" w:noVBand="1"/>
       </w:tblPr>
       <w:tblGrid>
-        <w:gridCol w:w="3120"/>
-        <w:gridCol w:w="3120"/>
-        <w:gridCol w:w="3120"/>
+        <w:gridCol w:w="3115"/>
+        <w:gridCol w:w="3118"/>
+        <w:gridCol w:w="3117"/>
       </w:tblGrid>
       <w:tr>
         <w:trPr>
@@ -2441,7 +5786,7 @@
         </w:trPr>
         <w:tc>
           <w:tcPr>
-            <w:tcW w:type="dxa" w:w="3120"/>
+            <w:tcW w:w="3120" w:type="dxa"/>
           </w:tcPr>
           <w:p>
             <w:r>
@@ -2451,7 +5796,7 @@
         </w:tc>
         <w:tc>
           <w:tcPr>
-            <w:tcW w:type="dxa" w:w="3120"/>
+            <w:tcW w:w="3120" w:type="dxa"/>
           </w:tcPr>
           <w:p>
             <w:r>
@@ -2461,7 +5806,7 @@
         </w:tc>
         <w:tc>
           <w:tcPr>
-            <w:tcW w:type="dxa" w:w="3120"/>
+            <w:tcW w:w="3120" w:type="dxa"/>
           </w:tcPr>
           <w:p>
             <w:r>
@@ -2476,7 +5821,7 @@
         </w:trPr>
         <w:tc>
           <w:tcPr>
-            <w:tcW w:type="dxa" w:w="3120"/>
+            <w:tcW w:w="3120" w:type="dxa"/>
           </w:tcPr>
           <w:p>
             <w:r>
@@ -2486,7 +5831,7 @@
         </w:tc>
         <w:tc>
           <w:tcPr>
-            <w:tcW w:type="dxa" w:w="3120"/>
+            <w:tcW w:w="3120" w:type="dxa"/>
           </w:tcPr>
           <w:p>
             <w:r>
@@ -2496,7 +5841,7 @@
         </w:tc>
         <w:tc>
           <w:tcPr>
-            <w:tcW w:type="dxa" w:w="3120"/>
+            <w:tcW w:w="3120" w:type="dxa"/>
           </w:tcPr>
           <w:p>
             <w:r>
@@ -2511,7 +5856,7 @@
         </w:trPr>
         <w:tc>
           <w:tcPr>
-            <w:tcW w:type="dxa" w:w="3120"/>
+            <w:tcW w:w="3120" w:type="dxa"/>
           </w:tcPr>
           <w:p>
             <w:r>
@@ -2521,7 +5866,7 @@
         </w:tc>
         <w:tc>
           <w:tcPr>
-            <w:tcW w:type="dxa" w:w="3120"/>
+            <w:tcW w:w="3120" w:type="dxa"/>
           </w:tcPr>
           <w:p>
             <w:r>
@@ -2531,7 +5876,7 @@
         </w:tc>
         <w:tc>
           <w:tcPr>
-            <w:tcW w:type="dxa" w:w="3120"/>
+            <w:tcW w:w="3120" w:type="dxa"/>
           </w:tcPr>
           <w:p>
             <w:r>
@@ -2546,7 +5891,7 @@
         </w:trPr>
         <w:tc>
           <w:tcPr>
-            <w:tcW w:type="dxa" w:w="3120"/>
+            <w:tcW w:w="3120" w:type="dxa"/>
           </w:tcPr>
           <w:p>
             <w:r>
@@ -2556,17 +5901,20 @@
         </w:tc>
         <w:tc>
           <w:tcPr>
-            <w:tcW w:type="dxa" w:w="3120"/>
+            <w:tcW w:w="3120" w:type="dxa"/>
           </w:tcPr>
           <w:p>
             <w:r>
-              <w:t>One or more CSV files unreadable/corrupt</w:t>
+              <w:t xml:space="preserve">One or more CSV files </w:t>
+            </w:r>
+            <w:r>
+              <w:t>unreadable/corrupt</w:t>
             </w:r>
           </w:p>
         </w:tc>
         <w:tc>
           <w:tcPr>
-            <w:tcW w:type="dxa" w:w="3120"/>
+            <w:tcW w:w="3120" w:type="dxa"/>
           </w:tcPr>
           <w:p>
             <w:r>
@@ -2581,7 +5929,7 @@
         </w:trPr>
         <w:tc>
           <w:tcPr>
-            <w:tcW w:type="dxa" w:w="3120"/>
+            <w:tcW w:w="3120" w:type="dxa"/>
           </w:tcPr>
           <w:p>
             <w:r>
@@ -2591,7 +5939,7 @@
         </w:tc>
         <w:tc>
           <w:tcPr>
-            <w:tcW w:type="dxa" w:w="3120"/>
+            <w:tcW w:w="3120" w:type="dxa"/>
           </w:tcPr>
           <w:p>
             <w:r>
@@ -2601,7 +5949,7 @@
         </w:tc>
         <w:tc>
           <w:tcPr>
-            <w:tcW w:type="dxa" w:w="3120"/>
+            <w:tcW w:w="3120" w:type="dxa"/>
           </w:tcPr>
           <w:p>
             <w:r>
@@ -2616,7 +5964,7 @@
         </w:trPr>
         <w:tc>
           <w:tcPr>
-            <w:tcW w:type="dxa" w:w="3120"/>
+            <w:tcW w:w="3120" w:type="dxa"/>
           </w:tcPr>
           <w:p>
             <w:r>
@@ -2626,7 +5974,7 @@
         </w:tc>
         <w:tc>
           <w:tcPr>
-            <w:tcW w:type="dxa" w:w="3120"/>
+            <w:tcW w:w="3120" w:type="dxa"/>
           </w:tcPr>
           <w:p>
             <w:r>
@@ -2636,7 +5984,7 @@
         </w:tc>
         <w:tc>
           <w:tcPr>
-            <w:tcW w:type="dxa" w:w="3120"/>
+            <w:tcW w:w="3120" w:type="dxa"/>
           </w:tcPr>
           <w:p>
             <w:r>
@@ -2649,6 +5997,7 @@
     <w:p/>
     <w:p>
       <w:r>
+        <w:lastRenderedPageBreak/>
         <w:t>-</w:t>
       </w:r>
     </w:p>
@@ -2657,25 +6006,26 @@
       <w:pPr>
         <w:pStyle w:val="Heading2"/>
       </w:pPr>
+      <w:bookmarkStart w:id="42" w:name="_Toc228775589"/>
+      <w:bookmarkStart w:id="43" w:name="_Toc228775618"/>
       <w:r>
         <w:t>10. Operator Decision Points</w:t>
       </w:r>
+      <w:bookmarkEnd w:id="42"/>
+      <w:bookmarkEnd w:id="43"/>
     </w:p>
     <w:p/>
     <w:p>
-      <w:pPr/>
       <w:r>
         <w:t>If no data exists by 8:15 AM, verify upstream forecast process before rerunning this batch.</w:t>
       </w:r>
     </w:p>
     <w:p>
-      <w:pPr/>
       <w:r>
         <w:t>If run fails due to environment/runtime, fix Python or package issues first, then rerun task manually.</w:t>
       </w:r>
     </w:p>
     <w:p>
-      <w:pPr/>
       <w:r>
         <w:t>If output exists but appears incomplete, validate partner source folders and rerun only after correcting source data.</w:t>
       </w:r>
@@ -2691,13 +6041,16 @@
       <w:pPr>
         <w:pStyle w:val="Heading2"/>
       </w:pPr>
+      <w:bookmarkStart w:id="44" w:name="_Toc228775590"/>
+      <w:bookmarkStart w:id="45" w:name="_Toc228775619"/>
       <w:r>
         <w:t>11. Related Documents</w:t>
       </w:r>
+      <w:bookmarkEnd w:id="44"/>
+      <w:bookmarkEnd w:id="45"/>
     </w:p>
     <w:p/>
     <w:p>
-      <w:pPr/>
       <w:r>
         <w:rPr>
           <w:rFonts w:ascii="Consolas" w:hAnsi="Consolas"/>
@@ -2706,11 +6059,20 @@
         <w:t>SOP_Daily_Reports_Consolidation.md</w:t>
       </w:r>
       <w:r>
-        <w:t xml:space="preserve"> — combined notebook + script process documentation</w:t>
+        <w:t xml:space="preserve"> — consolidation process (production </w:t>
+      </w:r>
+      <w:r>
+        <w:rPr>
+          <w:rFonts w:ascii="Consolas" w:hAnsi="Consolas"/>
+          <w:sz w:val="18"/>
+        </w:rPr>
+        <w:t>main.py</w:t>
+      </w:r>
+      <w:r>
+        <w:t xml:space="preserve"> + appendix standalone)</w:t>
       </w:r>
     </w:p>
     <w:p>
-      <w:pPr/>
       <w:r>
         <w:rPr>
           <w:rFonts w:ascii="Consolas" w:hAnsi="Consolas"/>
@@ -2723,7 +6085,6 @@
       </w:r>
     </w:p>
     <w:p>
-      <w:pPr/>
       <w:r>
         <w:t>GitHub repository: [jaytlinaskew-OIS/HTOC](https:/</w:t>
       </w:r>
@@ -2890,7 +6251,7 @@
               <w:noProof/>
             </w:rPr>
             <w:drawing>
-              <wp:inline distT="0" distB="0" distL="0" distR="0" wp14:anchorId="72DEBE38" wp14:editId="66345231">
+              <wp:inline distT="0" distB="0" distL="0" distR="0" wp14:anchorId="4BB74B6E" wp14:editId="51D59DB7">
                 <wp:extent cx="957532" cy="444240"/>
                 <wp:effectExtent l="0" t="0" r="0" b="0"/>
                 <wp:docPr id="1601952155" name="Picture 1601952155"/>
@@ -3011,7 +6372,6 @@
         <w:szCs w:val="18"/>
       </w:rPr>
     </w:pPr>
-    <w:proofErr w:type="gramStart"/>
     <w:r>
       <w:rPr>
         <w:rFonts w:ascii="Poppins ExtraBold" w:hAnsi="Poppins ExtraBold" w:cs="Poppins ExtraBold"/>
@@ -3019,7 +6379,6 @@
       </w:rPr>
       <w:t>TLP:AMBER</w:t>
     </w:r>
-    <w:proofErr w:type="gramEnd"/>
   </w:p>
 </w:ftr>
 </file>
@@ -3190,8 +6549,14 @@
         <w:p>
           <w:r>
             <w:t>TLP:AMBER</w:t>
+          </w:r>
+          <w:r>
             <w:br/>
+          </w:r>
+          <w:r>
             <w:t>Next_Obs_Daily Batch Process — Daily Full Report Build</w:t>
+          </w:r>
+          <w:r>
             <w:br/>
             <w:t>April 2026</w:t>
           </w:r>
@@ -3217,7 +6582,7 @@
               <w:noProof/>
             </w:rPr>
             <w:drawing>
-              <wp:inline distT="0" distB="0" distL="0" distR="0" wp14:anchorId="7971F684" wp14:editId="240B1539">
+              <wp:inline distT="0" distB="0" distL="0" distR="0" wp14:anchorId="19928C23" wp14:editId="2616E2B9">
                 <wp:extent cx="1524000" cy="482851"/>
                 <wp:effectExtent l="0" t="0" r="0" b="0"/>
                 <wp:docPr id="402729602" name="Picture 1"/>
@@ -3274,7 +6639,7 @@
       <mc:AlternateContent>
         <mc:Choice Requires="wps">
           <w:drawing>
-            <wp:anchor distT="0" distB="0" distL="114300" distR="114300" simplePos="0" relativeHeight="251658240" behindDoc="0" locked="0" layoutInCell="1" allowOverlap="1" wp14:anchorId="5839FB81" wp14:editId="43726EDC">
+            <wp:anchor distT="0" distB="0" distL="114300" distR="114300" simplePos="0" relativeHeight="251658240" behindDoc="0" locked="0" layoutInCell="1" allowOverlap="1" wp14:anchorId="57049C09" wp14:editId="66E2F463">
               <wp:simplePos x="0" y="0"/>
               <wp:positionH relativeFrom="column">
                 <wp:posOffset>-946150</wp:posOffset>
@@ -3352,7 +6717,7 @@
         <w:szCs w:val="22"/>
       </w:rPr>
       <w:drawing>
-        <wp:anchor distT="0" distB="0" distL="114300" distR="114300" simplePos="0" relativeHeight="251661312" behindDoc="0" locked="0" layoutInCell="1" allowOverlap="1" wp14:anchorId="1813D673" wp14:editId="4C16BC2A">
+        <wp:anchor distT="0" distB="0" distL="114300" distR="114300" simplePos="0" relativeHeight="251661312" behindDoc="0" locked="0" layoutInCell="1" allowOverlap="1" wp14:anchorId="2BC6621E" wp14:editId="74AEDECE">
           <wp:simplePos x="0" y="0"/>
           <wp:positionH relativeFrom="column">
             <wp:posOffset>9591675</wp:posOffset>
@@ -3434,7 +6799,7 @@
       <mc:AlternateContent>
         <mc:Choice Requires="wps">
           <w:drawing>
-            <wp:anchor distT="0" distB="0" distL="114300" distR="114300" simplePos="0" relativeHeight="251662336" behindDoc="0" locked="0" layoutInCell="1" allowOverlap="1" wp14:anchorId="1F3D6E8D" wp14:editId="12C6E227">
+            <wp:anchor distT="0" distB="0" distL="114300" distR="114300" simplePos="0" relativeHeight="251662336" behindDoc="0" locked="0" layoutInCell="1" allowOverlap="1" wp14:anchorId="73A670BB" wp14:editId="533FA55A">
               <wp:simplePos x="0" y="0"/>
               <wp:positionH relativeFrom="column">
                 <wp:posOffset>8305800</wp:posOffset>
@@ -3483,7 +6848,6 @@
                               <w:kern w:val="24"/>
                             </w:rPr>
                           </w:pPr>
-                          <w:proofErr w:type="gramStart"/>
                           <w:r>
                             <w:rPr>
                               <w:rFonts w:ascii="Nirmala Text" w:eastAsia="Nirmala Text" w:hAnsi="Nirmala Text" w:cs="Nirmala Text"/>
@@ -3492,18 +6856,7 @@
                               <w:color w:val="F6DD23"/>
                               <w:kern w:val="24"/>
                             </w:rPr>
-                            <w:t>TLP:AMBER</w:t>
-                          </w:r>
-                          <w:proofErr w:type="gramEnd"/>
-                          <w:r>
-                            <w:rPr>
-                              <w:rFonts w:ascii="Nirmala Text" w:eastAsia="Nirmala Text" w:hAnsi="Nirmala Text" w:cs="Nirmala Text"/>
-                              <w:b/>
-                              <w:bCs/>
-                              <w:color w:val="F6DD23"/>
-                              <w:kern w:val="24"/>
-                            </w:rPr>
-                            <w:t>+STRICT</w:t>
+                            <w:t>TLP:AMBER+STRICT</w:t>
                           </w:r>
                         </w:p>
                       </w:txbxContent>
@@ -8104,6 +11457,21 @@
 </file>
 
 <file path=customXml/item2.xml><?xml version="1.0" encoding="utf-8"?>
+<p:properties xmlns:p="http://schemas.microsoft.com/office/2006/metadata/properties" xmlns:xsi="http://www.w3.org/2001/XMLSchema-instance" xmlns:pc="http://schemas.microsoft.com/office/infopath/2007/PartnerControls">
+  <documentManagement>
+    <lcf76f155ced4ddcb4097134ff3c332f xmlns="afb72fb5-58d3-46e0-8b83-6204a9ccb897">
+      <Terms xmlns="http://schemas.microsoft.com/office/infopath/2007/PartnerControls"/>
+    </lcf76f155ced4ddcb4097134ff3c332f>
+    <TaxCatchAll xmlns="7eeb797a-e46d-47e3-9f8b-1124477eb690" xsi:nil="true"/>
+  </documentManagement>
+</p:properties>
+</file>
+
+<file path=customXml/item3.xml><?xml version="1.0" encoding="utf-8"?>
+<b:Sources xmlns:b="http://schemas.openxmlformats.org/officeDocument/2006/bibliography" xmlns="http://schemas.openxmlformats.org/officeDocument/2006/bibliography" SelectedStyle="/APASixthEditionOfficeOnline.xsl" StyleName="APA" Version="6"/>
+</file>
+
+<file path=customXml/item4.xml><?xml version="1.0" encoding="utf-8"?>
 <ct:contentTypeSchema xmlns:ct="http://schemas.microsoft.com/office/2006/metadata/contentType" xmlns:ma="http://schemas.microsoft.com/office/2006/metadata/properties/metaAttributes" ct:_="" ma:_="" ma:contentTypeName="Document" ma:contentTypeID="0x010100AFCF4B2913B96A488E0F743192725261" ma:contentTypeVersion="10" ma:contentTypeDescription="Create a new document." ma:contentTypeScope="" ma:versionID="2a3907d622944450d873795b62bd3fd1">
   <xsd:schema xmlns:xsd="http://www.w3.org/2001/XMLSchema" xmlns:xs="http://www.w3.org/2001/XMLSchema" xmlns:p="http://schemas.microsoft.com/office/2006/metadata/properties" xmlns:ns2="afb72fb5-58d3-46e0-8b83-6204a9ccb897" xmlns:ns3="7eeb797a-e46d-47e3-9f8b-1124477eb690" targetNamespace="http://schemas.microsoft.com/office/2006/metadata/properties" ma:root="true" ma:fieldsID="95604d8cadeb01aab63de2737106632d" ns2:_="" ns3:_="">
     <xsd:import namespace="afb72fb5-58d3-46e0-8b83-6204a9ccb897"/>
@@ -8292,21 +11660,6 @@
 </ct:contentTypeSchema>
 </file>
 
-<file path=customXml/item3.xml><?xml version="1.0" encoding="utf-8"?>
-<b:Sources xmlns:b="http://schemas.openxmlformats.org/officeDocument/2006/bibliography" xmlns="http://schemas.openxmlformats.org/officeDocument/2006/bibliography" SelectedStyle="/APASixthEditionOfficeOnline.xsl" StyleName="APA" Version="6"/>
-</file>
-
-<file path=customXml/item4.xml><?xml version="1.0" encoding="utf-8"?>
-<p:properties xmlns:p="http://schemas.microsoft.com/office/2006/metadata/properties" xmlns:xsi="http://www.w3.org/2001/XMLSchema-instance" xmlns:pc="http://schemas.microsoft.com/office/infopath/2007/PartnerControls">
-  <documentManagement>
-    <lcf76f155ced4ddcb4097134ff3c332f xmlns="afb72fb5-58d3-46e0-8b83-6204a9ccb897">
-      <Terms xmlns="http://schemas.microsoft.com/office/infopath/2007/PartnerControls"/>
-    </lcf76f155ced4ddcb4097134ff3c332f>
-    <TaxCatchAll xmlns="7eeb797a-e46d-47e3-9f8b-1124477eb690" xsi:nil="true"/>
-  </documentManagement>
-</p:properties>
-</file>
-
 <file path=customXml/itemProps1.xml><?xml version="1.0" encoding="utf-8"?>
 <ds:datastoreItem xmlns:ds="http://schemas.openxmlformats.org/officeDocument/2006/customXml" ds:itemID="{4C9DE648-81B7-4867-9DBA-8D42A681444E}">
   <ds:schemaRefs>
@@ -8316,6 +11669,25 @@
 </file>
 
 <file path=customXml/itemProps2.xml><?xml version="1.0" encoding="utf-8"?>
+<ds:datastoreItem xmlns:ds="http://schemas.openxmlformats.org/officeDocument/2006/customXml" ds:itemID="{9B00A5AB-C3F4-4CD2-AAC1-F40B6DF48AEE}">
+  <ds:schemaRefs>
+    <ds:schemaRef ds:uri="http://schemas.microsoft.com/office/2006/metadata/properties"/>
+    <ds:schemaRef ds:uri="http://schemas.microsoft.com/office/infopath/2007/PartnerControls"/>
+    <ds:schemaRef ds:uri="afb72fb5-58d3-46e0-8b83-6204a9ccb897"/>
+    <ds:schemaRef ds:uri="7eeb797a-e46d-47e3-9f8b-1124477eb690"/>
+  </ds:schemaRefs>
+</ds:datastoreItem>
+</file>
+
+<file path=customXml/itemProps3.xml><?xml version="1.0" encoding="utf-8"?>
+<ds:datastoreItem xmlns:ds="http://schemas.openxmlformats.org/officeDocument/2006/customXml" ds:itemID="{019324B5-EF86-1D45-B65C-69FFDDC5F259}">
+  <ds:schemaRefs>
+    <ds:schemaRef ds:uri="http://schemas.openxmlformats.org/officeDocument/2006/bibliography"/>
+  </ds:schemaRefs>
+</ds:datastoreItem>
+</file>
+
+<file path=customXml/itemProps4.xml><?xml version="1.0" encoding="utf-8"?>
 <ds:datastoreItem xmlns:ds="http://schemas.openxmlformats.org/officeDocument/2006/customXml" ds:itemID="{3BB6F7E9-CC77-46A3-8137-2A102AA86487}">
   <ds:schemaRefs>
     <ds:schemaRef ds:uri="http://schemas.microsoft.com/office/2006/metadata/contentType"/>
@@ -8334,25 +11706,6 @@
 </ds:datastoreItem>
 </file>
 
-<file path=customXml/itemProps3.xml><?xml version="1.0" encoding="utf-8"?>
-<ds:datastoreItem xmlns:ds="http://schemas.openxmlformats.org/officeDocument/2006/customXml" ds:itemID="{019324B5-EF86-1D45-B65C-69FFDDC5F259}">
-  <ds:schemaRefs>
-    <ds:schemaRef ds:uri="http://schemas.openxmlformats.org/officeDocument/2006/bibliography"/>
-  </ds:schemaRefs>
-</ds:datastoreItem>
-</file>
-
-<file path=customXml/itemProps4.xml><?xml version="1.0" encoding="utf-8"?>
-<ds:datastoreItem xmlns:ds="http://schemas.openxmlformats.org/officeDocument/2006/customXml" ds:itemID="{9B00A5AB-C3F4-4CD2-AAC1-F40B6DF48AEE}">
-  <ds:schemaRefs>
-    <ds:schemaRef ds:uri="http://schemas.microsoft.com/office/2006/metadata/properties"/>
-    <ds:schemaRef ds:uri="http://schemas.microsoft.com/office/infopath/2007/PartnerControls"/>
-    <ds:schemaRef ds:uri="afb72fb5-58d3-46e0-8b83-6204a9ccb897"/>
-    <ds:schemaRef ds:uri="7eeb797a-e46d-47e3-9f8b-1124477eb690"/>
-  </ds:schemaRefs>
-</ds:datastoreItem>
-</file>
-
 <file path=docMetadata/LabelInfo.xml><?xml version="1.0" encoding="utf-8"?>
 <clbl:labelList xmlns:clbl="http://schemas.microsoft.com/office/2020/mipLabelMetadata">
   <clbl:label id="{d58addea-5053-4a80-8499-ba4d944910df}" enabled="0" method="" siteId="{d58addea-5053-4a80-8499-ba4d944910df}" removed="1"/>
